--- a/assets/downloads/simulation-15/Rubric-mountain-biking.docx
+++ b/assets/downloads/simulation-15/Rubric-mountain-biking.docx
@@ -1,13 +1,44 @@
 
 <file path=word/document.xml><?xml version="1.0" encoding="utf-8"?>
-<w:document xmlns:wpc="http://schemas.microsoft.com/office/word/2010/wordprocessingCanvas" xmlns:cx="http://schemas.microsoft.com/office/drawing/2014/chartex" xmlns:cx1="http://schemas.microsoft.com/office/drawing/2015/9/8/chartex" xmlns:cx2="http://schemas.microsoft.com/office/drawing/2015/10/21/chartex" xmlns:cx3="http://schemas.microsoft.com/office/drawing/2016/5/9/chartex" xmlns:cx4="http://schemas.microsoft.com/office/drawing/2016/5/10/chartex" xmlns:cx5="http://schemas.microsoft.com/office/drawing/2016/5/11/chartex" xmlns:cx6="http://schemas.microsoft.com/office/drawing/2016/5/12/chartex" xmlns:cx7="http://schemas.microsoft.com/office/drawing/2016/5/13/chartex" xmlns:cx8="http://schemas.microsoft.com/office/drawing/2016/5/14/chartex" xmlns:mc="http://schemas.openxmlformats.org/markup-compatibility/2006" xmlns:aink="http://schemas.microsoft.com/office/drawing/2016/ink" xmlns:am3d="http://schemas.microsoft.com/office/drawing/2017/model3d" xmlns:o="urn:schemas-microsoft-com:office:office" xmlns:oel="http://schemas.microsoft.com/office/2019/extlst" xmlns:r="http://schemas.openxmlformats.org/officeDocument/2006/relationships" xmlns:m="http://schemas.openxmlformats.org/officeDocument/2006/math" xmlns:v="urn:schemas-microsoft-com:vml" xmlns:wp14="http://schemas.microsoft.com/office/word/2010/wordprocessingDrawing" xmlns:wp="http://schemas.openxmlformats.org/drawingml/2006/wordprocessingDrawing" xmlns:w10="urn:schemas-microsoft-com:office:word" xmlns:w="http://schemas.openxmlformats.org/wordprocessingml/2006/main" xmlns:w14="http://schemas.microsoft.com/office/word/2010/wordml" xmlns:w15="http://schemas.microsoft.com/office/word/2012/wordml" xmlns:w16cex="http://schemas.microsoft.com/office/word/2018/wordml/cex" xmlns:w16cid="http://schemas.microsoft.com/office/word/2016/wordml/cid" xmlns:w16="http://schemas.microsoft.com/office/word/2018/wordml" xmlns:w16du="http://schemas.microsoft.com/office/word/2023/wordml/word16du" xmlns:w16sdtdh="http://schemas.microsoft.com/office/word/2020/wordml/sdtdatahash" xmlns:w16sdtfl="http://schemas.microsoft.com/office/word/2024/wordml/sdtformatlock" xmlns:w16se="http://schemas.microsoft.com/office/word/2015/wordml/symex" xmlns:wpg="http://schemas.microsoft.com/office/word/2010/wordprocessingGroup" xmlns:wpi="http://schemas.microsoft.com/office/word/2010/wordprocessingInk" xmlns:wne="http://schemas.microsoft.com/office/word/2006/wordml" xmlns:wps="http://schemas.microsoft.com/office/word/2010/wordprocessingShape" mc:Ignorable="w14 w15 w16se w16cid w16 w16cex w16sdtdh w16sdtfl w16du wp14">
+<w:document xmlns:wpc="http://schemas.microsoft.com/office/word/2010/wordprocessingCanvas" xmlns:cx="http://schemas.microsoft.com/office/drawing/2014/chartex" xmlns:cx1="http://schemas.microsoft.com/office/drawing/2015/9/8/chartex" xmlns:cx2="http://schemas.microsoft.com/office/drawing/2015/10/21/chartex" xmlns:cx3="http://schemas.microsoft.com/office/drawing/2016/5/9/chartex" xmlns:cx4="http://schemas.microsoft.com/office/drawing/2016/5/10/chartex" xmlns:cx5="http://schemas.microsoft.com/office/drawing/2016/5/11/chartex" xmlns:cx6="http://schemas.microsoft.com/office/drawing/2016/5/12/chartex" xmlns:cx7="http://schemas.microsoft.com/office/drawing/2016/5/13/chartex" xmlns:cx8="http://schemas.microsoft.com/office/drawing/2016/5/14/chartex" xmlns:mc="http://schemas.openxmlformats.org/markup-compatibility/2006" xmlns:aink="http://schemas.microsoft.com/office/drawing/2016/ink" xmlns:am3d="http://schemas.microsoft.com/office/drawing/2017/model3d" xmlns:o="urn:schemas-microsoft-com:office:office" xmlns:oel="http://schemas.microsoft.com/office/2019/extlst" xmlns:r="http://schemas.openxmlformats.org/officeDocument/2006/relationships" xmlns:m="http://schemas.openxmlformats.org/officeDocument/2006/math" xmlns:v="urn:schemas-microsoft-com:vml" xmlns:wp14="http://schemas.microsoft.com/office/word/2010/wordprocessingDrawing" xmlns:wp="http://schemas.openxmlformats.org/drawingml/2006/wordprocessingDrawing" xmlns:w10="urn:schemas-microsoft-com:office:word" xmlns:w="http://schemas.openxmlformats.org/wordprocessingml/2006/main" xmlns:w14="http://schemas.microsoft.com/office/word/2010/wordml" xmlns:w15="http://schemas.microsoft.com/office/word/2012/wordml" xmlns:w16cei="http://schemas.microsoft.com/office/word/2026/wordml/cei" xmlns:w16cex="http://schemas.microsoft.com/office/word/2018/wordml/cex" xmlns:w16cid="http://schemas.microsoft.com/office/word/2016/wordml/cid" xmlns:w16="http://schemas.microsoft.com/office/word/2018/wordml" xmlns:w16du="http://schemas.microsoft.com/office/word/2023/wordml/word16du" xmlns:w16sdtdh="http://schemas.microsoft.com/office/word/2020/wordml/sdtdatahash" xmlns:w16sdtfl="http://schemas.microsoft.com/office/word/2024/wordml/sdtformatlock" xmlns:w16se="http://schemas.microsoft.com/office/word/2015/wordml/symex" xmlns:wpg="http://schemas.microsoft.com/office/word/2010/wordprocessingGroup" xmlns:wpi="http://schemas.microsoft.com/office/word/2010/wordprocessingInk" xmlns:wne="http://schemas.microsoft.com/office/word/2006/wordml" xmlns:wps="http://schemas.microsoft.com/office/word/2010/wordprocessingShape" mc:Ignorable="w14 w15 w16se w16cid w16 w16cex w16sdtdh w16sdtfl w16du wp14">
   <w:body>
     <w:p>
       <w:pPr>
         <w:pStyle w:val="Heading1"/>
+        <w:spacing w:after="0" w:line="480" w:lineRule="auto"/>
+        <w:rPr>
+          <w:rFonts w:ascii="Times New Roman" w:hAnsi="Times New Roman"/>
+          <w:color w:val="000000"/>
+          <w:sz w:val="24"/>
+          <w:szCs w:val="24"/>
+        </w:rPr>
       </w:pPr>
       <w:r>
-        <w:t>Rubric: Mountain Biking</w:t>
+        <w:rPr>
+          <w:rFonts w:ascii="Aptos" w:hAnsi="Aptos" w:eastAsia="Aptos" w:cs="Aptos"/>
+          <w:color w:val="000000"/>
+          <w:sz w:val="40"/>
+          <w:szCs w:val="40"/>
+        </w:rPr>
+        <w:t xml:space="preserve">Rubric: </w:t>
+      </w:r>
+      <w:r>
+        <w:rPr>
+          <w:rFonts w:ascii="Aptos" w:hAnsi="Aptos" w:eastAsia="Aptos" w:cs="Aptos"/>
+          <w:color w:val="000000"/>
+          <w:sz w:val="40"/>
+          <w:szCs w:val="40"/>
+        </w:rPr>
+        <w:t>Mountain Bik</w:t>
+      </w:r>
+      <w:r>
+        <w:rPr>
+          <w:rFonts w:ascii="Aptos" w:hAnsi="Aptos" w:eastAsia="Aptos" w:cs="Aptos"/>
+          <w:color w:val="000000"/>
+          <w:sz w:val="40"/>
+          <w:szCs w:val="40"/>
+        </w:rPr>
+        <w:t>ing</w:t>
       </w:r>
     </w:p>
     <w:tbl>
@@ -17,12 +48,12 @@
         <w:tblLook w:val="04A0" w:firstRow="1" w:lastRow="0" w:firstColumn="1" w:lastColumn="0" w:noHBand="0" w:noVBand="1"/>
       </w:tblPr>
       <w:tblGrid>
-        <w:gridCol w:w="1423"/>
-        <w:gridCol w:w="1730"/>
-        <w:gridCol w:w="1082"/>
-        <w:gridCol w:w="386"/>
-        <w:gridCol w:w="1601"/>
-        <w:gridCol w:w="3138"/>
+        <w:gridCol w:w="1422"/>
+        <w:gridCol w:w="1792"/>
+        <w:gridCol w:w="1084"/>
+        <w:gridCol w:w="400"/>
+        <w:gridCol w:w="1620"/>
+        <w:gridCol w:w="3258"/>
       </w:tblGrid>
       <w:tr>
         <w:trPr>
@@ -39,7 +70,7 @@
           </w:tcPr>
           <w:p>
             <w:pPr>
-              <w:spacing w:line="240" w:lineRule="auto"/>
+              <w:spacing w:after="0" w:line="240" w:lineRule="auto"/>
               <w:ind w:left="144" w:hanging="144"/>
               <w:rPr>
                 <w:rFonts w:ascii="Times New Roman" w:hAnsi="Times New Roman"/>
@@ -50,7 +81,7 @@
             </w:pPr>
             <w:r>
               <w:rPr>
-                <w:rFonts w:ascii="Times New Roman" w:hAnsi="Times New Roman"/>
+                <w:rFonts w:ascii="Aptos" w:hAnsi="Aptos" w:eastAsia="Aptos" w:cs="Aptos"/>
                 <w:color w:val="000000"/>
                 <w:sz w:val="24"/>
                 <w:szCs w:val="24"/>
@@ -71,7 +102,7 @@
           </w:tcPr>
           <w:p>
             <w:pPr>
-              <w:spacing w:line="240" w:lineRule="auto"/>
+              <w:spacing w:after="0" w:line="240" w:lineRule="auto"/>
               <w:ind w:left="144" w:hanging="144"/>
               <w:rPr>
                 <w:rFonts w:ascii="Times New Roman" w:hAnsi="Times New Roman"/>
@@ -93,7 +124,7 @@
           </w:tcPr>
           <w:p>
             <w:pPr>
-              <w:spacing w:line="240" w:lineRule="auto"/>
+              <w:spacing w:after="0" w:line="240" w:lineRule="auto"/>
               <w:ind w:left="144" w:hanging="144"/>
               <w:rPr>
                 <w:rFonts w:ascii="Times New Roman" w:hAnsi="Times New Roman"/>
@@ -104,7 +135,7 @@
             </w:pPr>
             <w:r>
               <w:rPr>
-                <w:rFonts w:ascii="Times New Roman" w:hAnsi="Times New Roman"/>
+                <w:rFonts w:ascii="Aptos" w:hAnsi="Aptos" w:eastAsia="Aptos" w:cs="Aptos"/>
                 <w:color w:val="000000"/>
                 <w:sz w:val="24"/>
                 <w:szCs w:val="24"/>
@@ -124,7 +155,7 @@
           </w:tcPr>
           <w:p>
             <w:pPr>
-              <w:spacing w:line="240" w:lineRule="auto"/>
+              <w:spacing w:after="0" w:line="240" w:lineRule="auto"/>
               <w:ind w:left="144" w:hanging="144"/>
               <w:rPr>
                 <w:rFonts w:ascii="Times New Roman" w:hAnsi="Times New Roman"/>
@@ -148,7 +179,7 @@
           </w:tcPr>
           <w:p>
             <w:pPr>
-              <w:spacing w:line="240" w:lineRule="auto"/>
+              <w:spacing w:after="0" w:line="240" w:lineRule="auto"/>
               <w:ind w:left="144" w:hanging="144"/>
               <w:rPr>
                 <w:rFonts w:ascii="Times New Roman" w:hAnsi="Times New Roman"/>
@@ -161,7 +192,7 @@
             </w:pPr>
             <w:r>
               <w:rPr>
-                <w:rFonts w:ascii="Times New Roman" w:hAnsi="Times New Roman"/>
+                <w:rFonts w:ascii="Aptos" w:hAnsi="Aptos" w:eastAsia="Aptos" w:cs="Aptos"/>
                 <w:b/>
                 <w:bCs/>
                 <w:color w:val="FFFFFF" w:themeColor="background1"/>
@@ -179,7 +210,7 @@
           </w:tcPr>
           <w:p>
             <w:pPr>
-              <w:spacing w:line="240" w:lineRule="auto"/>
+              <w:spacing w:after="0" w:line="240" w:lineRule="auto"/>
               <w:ind w:left="144" w:hanging="144"/>
               <w:rPr>
                 <w:rFonts w:ascii="Times New Roman" w:hAnsi="Times New Roman"/>
@@ -192,7 +223,7 @@
             </w:pPr>
             <w:r>
               <w:rPr>
-                <w:rFonts w:ascii="Times New Roman" w:hAnsi="Times New Roman"/>
+                <w:rFonts w:ascii="Aptos" w:hAnsi="Aptos" w:eastAsia="Aptos" w:cs="Aptos"/>
                 <w:b/>
                 <w:bCs/>
                 <w:color w:val="FFFFFF" w:themeColor="background1"/>
@@ -211,7 +242,7 @@
           </w:tcPr>
           <w:p>
             <w:pPr>
-              <w:spacing w:line="240" w:lineRule="auto"/>
+              <w:spacing w:after="0" w:line="240" w:lineRule="auto"/>
               <w:ind w:left="144" w:hanging="144"/>
               <w:rPr>
                 <w:rFonts w:ascii="Times New Roman" w:hAnsi="Times New Roman"/>
@@ -224,7 +255,7 @@
             </w:pPr>
             <w:r>
               <w:rPr>
-                <w:rFonts w:ascii="Times New Roman" w:hAnsi="Times New Roman"/>
+                <w:rFonts w:ascii="Aptos" w:hAnsi="Aptos" w:eastAsia="Aptos" w:cs="Aptos"/>
                 <w:b/>
                 <w:bCs/>
                 <w:color w:val="FFFFFF" w:themeColor="background1"/>
@@ -248,7 +279,7 @@
           </w:tcPr>
           <w:p>
             <w:pPr>
-              <w:spacing w:line="240" w:lineRule="auto"/>
+              <w:spacing w:after="0" w:line="240" w:lineRule="auto"/>
               <w:ind w:left="144" w:hanging="144"/>
               <w:rPr>
                 <w:rFonts w:ascii="Times New Roman" w:hAnsi="Times New Roman"/>
@@ -259,16 +290,17 @@
             </w:pPr>
             <w:r>
               <w:rPr>
-                <w:rFonts w:ascii="Times New Roman" w:hAnsi="Times New Roman"/>
+                <w:rFonts w:ascii="Aptos" w:hAnsi="Aptos" w:eastAsia="Aptos" w:cs="Aptos"/>
                 <w:color w:val="000000"/>
                 <w:sz w:val="24"/>
                 <w:szCs w:val="24"/>
               </w:rPr>
+              <w:lastRenderedPageBreak/>
               <w:t xml:space="preserve">Assess or manages all other aspects of XABCDE as part or primary assessment to determine extent of </w:t>
             </w:r>
             <w:r>
               <w:rPr>
-                <w:rFonts w:ascii="Times New Roman" w:hAnsi="Times New Roman"/>
+                <w:rFonts w:ascii="Aptos" w:hAnsi="Aptos" w:eastAsia="Aptos" w:cs="Aptos"/>
                 <w:color w:val="000000"/>
                 <w:sz w:val="24"/>
                 <w:szCs w:val="24"/>
@@ -277,7 +309,7 @@
             </w:r>
             <w:r>
               <w:rPr>
-                <w:rFonts w:ascii="Times New Roman" w:hAnsi="Times New Roman"/>
+                <w:rFonts w:ascii="Aptos" w:hAnsi="Aptos" w:eastAsia="Aptos" w:cs="Aptos"/>
                 <w:color w:val="000000"/>
                 <w:sz w:val="24"/>
                 <w:szCs w:val="24"/>
@@ -286,7 +318,7 @@
             </w:r>
             <w:r>
               <w:rPr>
-                <w:rFonts w:ascii="Times New Roman" w:hAnsi="Times New Roman"/>
+                <w:rFonts w:ascii="Aptos" w:hAnsi="Aptos" w:eastAsia="Aptos" w:cs="Aptos"/>
                 <w:color w:val="000000"/>
                 <w:sz w:val="24"/>
                 <w:szCs w:val="24"/>
@@ -295,7 +327,7 @@
             </w:r>
             <w:r>
               <w:rPr>
-                <w:rFonts w:ascii="Times New Roman" w:hAnsi="Times New Roman"/>
+                <w:rFonts w:ascii="Aptos" w:hAnsi="Aptos" w:eastAsia="Aptos" w:cs="Aptos"/>
                 <w:color w:val="000000"/>
                 <w:sz w:val="24"/>
                 <w:szCs w:val="24"/>
@@ -304,7 +336,7 @@
             </w:r>
             <w:r>
               <w:rPr>
-                <w:rFonts w:ascii="Times New Roman" w:hAnsi="Times New Roman"/>
+                <w:rFonts w:ascii="Aptos" w:hAnsi="Aptos" w:eastAsia="Aptos" w:cs="Aptos"/>
                 <w:color w:val="000000"/>
                 <w:sz w:val="24"/>
                 <w:szCs w:val="24"/>
@@ -313,7 +345,7 @@
             </w:r>
             <w:r>
               <w:rPr>
-                <w:rFonts w:ascii="Times New Roman" w:hAnsi="Times New Roman"/>
+                <w:rFonts w:ascii="Aptos" w:hAnsi="Aptos" w:eastAsia="Aptos" w:cs="Aptos"/>
                 <w:color w:val="000000"/>
                 <w:sz w:val="24"/>
                 <w:szCs w:val="24"/>
@@ -322,7 +354,7 @@
             </w:r>
             <w:r>
               <w:rPr>
-                <w:rFonts w:ascii="Times New Roman" w:hAnsi="Times New Roman"/>
+                <w:rFonts w:ascii="Aptos" w:hAnsi="Aptos" w:eastAsia="Aptos" w:cs="Aptos"/>
                 <w:color w:val="000000"/>
                 <w:sz w:val="24"/>
                 <w:szCs w:val="24"/>
@@ -331,7 +363,7 @@
             </w:r>
             <w:r>
               <w:rPr>
-                <w:rFonts w:ascii="Times New Roman" w:hAnsi="Times New Roman"/>
+                <w:rFonts w:ascii="Aptos" w:hAnsi="Aptos" w:eastAsia="Aptos" w:cs="Aptos"/>
                 <w:color w:val="000000"/>
                 <w:sz w:val="24"/>
                 <w:szCs w:val="24"/>
@@ -340,7 +372,7 @@
             </w:r>
             <w:r>
               <w:rPr>
-                <w:rFonts w:ascii="Times New Roman" w:hAnsi="Times New Roman"/>
+                <w:rFonts w:ascii="Aptos" w:hAnsi="Aptos" w:eastAsia="Aptos" w:cs="Aptos"/>
                 <w:color w:val="000000"/>
                 <w:sz w:val="24"/>
                 <w:szCs w:val="24"/>
@@ -349,7 +381,7 @@
             </w:r>
             <w:r>
               <w:rPr>
-                <w:rFonts w:ascii="Times New Roman" w:hAnsi="Times New Roman"/>
+                <w:rFonts w:ascii="Aptos" w:hAnsi="Aptos" w:eastAsia="Aptos" w:cs="Aptos"/>
                 <w:color w:val="000000"/>
                 <w:sz w:val="24"/>
                 <w:szCs w:val="24"/>
@@ -358,7 +390,7 @@
             </w:r>
             <w:r>
               <w:rPr>
-                <w:rFonts w:ascii="Times New Roman" w:hAnsi="Times New Roman"/>
+                <w:rFonts w:ascii="Aptos" w:hAnsi="Aptos" w:eastAsia="Aptos" w:cs="Aptos"/>
                 <w:color w:val="000000"/>
                 <w:sz w:val="24"/>
                 <w:szCs w:val="24"/>
@@ -373,7 +405,7 @@
           </w:tcPr>
           <w:p>
             <w:pPr>
-              <w:spacing w:line="240" w:lineRule="auto"/>
+              <w:spacing w:after="0" w:line="240" w:lineRule="auto"/>
               <w:ind w:left="144" w:hanging="144"/>
               <w:rPr>
                 <w:rFonts w:ascii="Times New Roman" w:hAnsi="Times New Roman"/>
@@ -391,7 +423,7 @@
           </w:tcPr>
           <w:p>
             <w:pPr>
-              <w:spacing w:line="240" w:lineRule="auto"/>
+              <w:spacing w:after="0" w:line="240" w:lineRule="auto"/>
               <w:ind w:left="144" w:hanging="144"/>
               <w:rPr>
                 <w:rFonts w:ascii="Times New Roman" w:hAnsi="Times New Roman"/>
@@ -415,7 +447,7 @@
           </w:tcPr>
           <w:p>
             <w:pPr>
-              <w:spacing w:line="240" w:lineRule="auto"/>
+              <w:spacing w:after="0" w:line="240" w:lineRule="auto"/>
               <w:ind w:left="144" w:hanging="144"/>
               <w:rPr>
                 <w:rFonts w:ascii="Times New Roman" w:hAnsi="Times New Roman"/>
@@ -426,7 +458,7 @@
             </w:pPr>
             <w:r>
               <w:rPr>
-                <w:rFonts w:ascii="Times New Roman" w:hAnsi="Times New Roman"/>
+                <w:rFonts w:ascii="Aptos" w:hAnsi="Aptos" w:eastAsia="Aptos" w:cs="Aptos"/>
                 <w:color w:val="000000"/>
               </w:rPr>
               <w:t>Verbalizes differential diagnosis (can be prompted by proctor) and decision regarding transportation or plan</w:t>
@@ -439,7 +471,7 @@
           </w:tcPr>
           <w:p>
             <w:pPr>
-              <w:spacing w:line="240" w:lineRule="auto"/>
+              <w:spacing w:after="0" w:line="240" w:lineRule="auto"/>
               <w:ind w:left="144" w:hanging="144"/>
               <w:rPr>
                 <w:rFonts w:ascii="Times New Roman" w:hAnsi="Times New Roman"/>
@@ -457,7 +489,7 @@
           </w:tcPr>
           <w:p>
             <w:pPr>
-              <w:spacing w:line="240" w:lineRule="auto"/>
+              <w:spacing w:after="0" w:line="240" w:lineRule="auto"/>
               <w:ind w:left="144" w:hanging="144"/>
               <w:rPr>
                 <w:rFonts w:ascii="Times New Roman" w:hAnsi="Times New Roman"/>
@@ -481,7 +513,7 @@
           </w:tcPr>
           <w:p>
             <w:pPr>
-              <w:spacing w:line="240" w:lineRule="auto"/>
+              <w:spacing w:after="0" w:line="240" w:lineRule="auto"/>
               <w:ind w:left="144" w:hanging="144"/>
               <w:rPr>
                 <w:rFonts w:ascii="Times New Roman" w:hAnsi="Times New Roman"/>
@@ -492,26 +524,10 @@
             </w:pPr>
             <w:r>
               <w:rPr>
-                <w:rFonts w:ascii="Times New Roman" w:hAnsi="Times New Roman"/>
+                <w:rFonts w:ascii="Aptos" w:hAnsi="Aptos" w:eastAsia="Aptos" w:cs="Aptos"/>
                 <w:color w:val="000000"/>
               </w:rPr>
-              <w:t xml:space="preserve">Completes any tertiary portions of XABCDE, other assessments or </w:t>
-            </w:r>
-            <w:proofErr w:type="gramStart"/>
-            <w:r>
-              <w:rPr>
-                <w:rFonts w:ascii="Times New Roman" w:hAnsi="Times New Roman"/>
-                <w:color w:val="000000"/>
-              </w:rPr>
-              <w:t>manages</w:t>
-            </w:r>
-            <w:proofErr w:type="gramEnd"/>
-            <w:r>
-              <w:rPr>
-                <w:rFonts w:ascii="Times New Roman" w:hAnsi="Times New Roman"/>
-                <w:color w:val="000000"/>
-              </w:rPr>
-              <w:t xml:space="preserve"> other conditions, or addresses any other component of patient care</w:t>
+              <w:t>Completes any tertiary portions of XABCDE, other assessments or manages other conditions, or addresses any other component of patient care</w:t>
             </w:r>
           </w:p>
         </w:tc>
@@ -521,7 +537,7 @@
           </w:tcPr>
           <w:p>
             <w:pPr>
-              <w:spacing w:line="240" w:lineRule="auto"/>
+              <w:spacing w:after="0" w:line="240" w:lineRule="auto"/>
               <w:ind w:left="144" w:hanging="144"/>
               <w:rPr>
                 <w:rFonts w:ascii="Times New Roman" w:hAnsi="Times New Roman"/>
@@ -539,7 +555,7 @@
           </w:tcPr>
           <w:p>
             <w:pPr>
-              <w:spacing w:line="240" w:lineRule="auto"/>
+              <w:spacing w:after="0" w:line="240" w:lineRule="auto"/>
               <w:ind w:left="144" w:hanging="144"/>
               <w:rPr>
                 <w:rFonts w:ascii="Times New Roman" w:hAnsi="Times New Roman"/>
@@ -563,7 +579,7 @@
           </w:tcPr>
           <w:p>
             <w:pPr>
-              <w:spacing w:line="240" w:lineRule="auto"/>
+              <w:spacing w:after="0" w:line="240" w:lineRule="auto"/>
               <w:ind w:left="144" w:hanging="144"/>
               <w:rPr>
                 <w:rFonts w:ascii="Times New Roman" w:hAnsi="Times New Roman"/>
@@ -574,46 +590,37 @@
                 <w:szCs w:val="24"/>
               </w:rPr>
             </w:pPr>
-            <w:proofErr w:type="gramStart"/>
             <w:r>
               <w:rPr>
-                <w:rFonts w:ascii="Times New Roman" w:hAnsi="Times New Roman"/>
+                <w:rFonts w:ascii="Aptos" w:hAnsi="Aptos" w:eastAsia="Aptos" w:cs="Aptos"/>
                 <w:color w:val="000000"/>
               </w:rPr>
-              <w:t>Uses</w:t>
-            </w:r>
-            <w:proofErr w:type="gramEnd"/>
-            <w:r>
-              <w:rPr>
-                <w:rFonts w:ascii="Times New Roman" w:hAnsi="Times New Roman"/>
-                <w:color w:val="000000"/>
-              </w:rPr>
-              <w:t xml:space="preserve"> </w:t>
+              <w:t xml:space="preserve">Uses </w:t>
             </w:r>
             <w:r>
               <w:rPr>
-                <w:rFonts w:ascii="Times New Roman" w:hAnsi="Times New Roman"/>
+                <w:rFonts w:ascii="Aptos" w:hAnsi="Aptos" w:eastAsia="Aptos" w:cs="Aptos"/>
                 <w:color w:val="000000"/>
               </w:rPr>
               <w:t>personal protective equipment (</w:t>
             </w:r>
             <w:r>
               <w:rPr>
-                <w:rFonts w:ascii="Times New Roman" w:hAnsi="Times New Roman"/>
+                <w:rFonts w:ascii="Aptos" w:hAnsi="Aptos" w:eastAsia="Aptos" w:cs="Aptos"/>
                 <w:color w:val="000000"/>
               </w:rPr>
               <w:t>PPE</w:t>
             </w:r>
             <w:r>
               <w:rPr>
-                <w:rFonts w:ascii="Times New Roman" w:hAnsi="Times New Roman"/>
+                <w:rFonts w:ascii="Aptos" w:hAnsi="Aptos" w:eastAsia="Aptos" w:cs="Aptos"/>
                 <w:color w:val="000000"/>
               </w:rPr>
               <w:t>)</w:t>
             </w:r>
             <w:r>
               <w:rPr>
-                <w:rFonts w:ascii="Times New Roman" w:hAnsi="Times New Roman"/>
+                <w:rFonts w:ascii="Aptos" w:hAnsi="Aptos" w:eastAsia="Aptos" w:cs="Aptos"/>
                 <w:color w:val="000000"/>
               </w:rPr>
               <w:t xml:space="preserve"> and takes other precautions for self, others, and patient as appropriate and available</w:t>
@@ -626,7 +633,7 @@
           </w:tcPr>
           <w:p>
             <w:pPr>
-              <w:spacing w:line="240" w:lineRule="auto"/>
+              <w:spacing w:after="0" w:line="240" w:lineRule="auto"/>
               <w:ind w:left="144" w:hanging="144"/>
               <w:rPr>
                 <w:rFonts w:ascii="Times New Roman" w:hAnsi="Times New Roman"/>
@@ -644,7 +651,7 @@
           </w:tcPr>
           <w:p>
             <w:pPr>
-              <w:spacing w:line="240" w:lineRule="auto"/>
+              <w:spacing w:after="0" w:line="240" w:lineRule="auto"/>
               <w:ind w:left="144" w:hanging="144"/>
               <w:rPr>
                 <w:rFonts w:ascii="Times New Roman" w:hAnsi="Times New Roman"/>
@@ -668,7 +675,7 @@
           </w:tcPr>
           <w:p>
             <w:pPr>
-              <w:spacing w:line="240" w:lineRule="auto"/>
+              <w:spacing w:after="0" w:line="240" w:lineRule="auto"/>
               <w:ind w:left="144" w:hanging="144"/>
               <w:rPr>
                 <w:rFonts w:ascii="Times New Roman" w:hAnsi="Times New Roman"/>
@@ -679,36 +686,16 @@
             </w:pPr>
             <w:r>
               <w:rPr>
-                <w:rFonts w:ascii="Times New Roman" w:eastAsia="Times New Roman" w:hAnsi="Times New Roman"/>
+                <w:rFonts w:ascii="Aptos" w:eastAsia="Aptos" w:hAnsi="Aptos" w:cs="Aptos"/>
                 <w:color w:val="000000"/>
                 <w:sz w:val="24"/>
                 <w:szCs w:val="24"/>
               </w:rPr>
-              <w:t xml:space="preserve">Professional provision of health care (demonstrates caring and knowledge, efficient and effective, appropriate </w:t>
-            </w:r>
-            <w:proofErr w:type="gramStart"/>
-            <w:r>
-              <w:rPr>
-                <w:rFonts w:ascii="Times New Roman" w:eastAsia="Times New Roman" w:hAnsi="Times New Roman"/>
-                <w:color w:val="000000"/>
-                <w:sz w:val="24"/>
-                <w:szCs w:val="24"/>
-              </w:rPr>
-              <w:t>affect</w:t>
-            </w:r>
-            <w:proofErr w:type="gramEnd"/>
-            <w:r>
-              <w:rPr>
-                <w:rFonts w:ascii="Times New Roman" w:eastAsia="Times New Roman" w:hAnsi="Times New Roman"/>
-                <w:color w:val="000000"/>
-                <w:sz w:val="24"/>
-                <w:szCs w:val="24"/>
-              </w:rPr>
-              <w:t xml:space="preserve">, </w:t>
+              <w:t xml:space="preserve">Professional provision of health care (demonstrates caring and knowledge, efficient and effective, appropriate affect, </w:t>
             </w:r>
             <w:r>
               <w:rPr>
-                <w:rFonts w:ascii="Times New Roman" w:eastAsia="Times New Roman" w:hAnsi="Times New Roman"/>
+                <w:rFonts w:ascii="Aptos" w:eastAsia="Aptos" w:hAnsi="Aptos" w:cs="Aptos"/>
                 <w:color w:val="000000"/>
                 <w:sz w:val="24"/>
                 <w:szCs w:val="24"/>
@@ -717,7 +704,7 @@
             </w:r>
             <w:r>
               <w:rPr>
-                <w:rFonts w:ascii="Times New Roman" w:eastAsia="Times New Roman" w:hAnsi="Times New Roman"/>
+                <w:rFonts w:ascii="Aptos" w:eastAsia="Aptos" w:hAnsi="Aptos" w:cs="Aptos"/>
                 <w:color w:val="000000"/>
                 <w:sz w:val="24"/>
                 <w:szCs w:val="24"/>
@@ -732,7 +719,7 @@
           </w:tcPr>
           <w:p>
             <w:pPr>
-              <w:spacing w:line="240" w:lineRule="auto"/>
+              <w:spacing w:after="0" w:line="240" w:lineRule="auto"/>
               <w:ind w:left="144" w:hanging="144"/>
               <w:rPr>
                 <w:rFonts w:ascii="Times New Roman" w:hAnsi="Times New Roman"/>
@@ -750,7 +737,7 @@
           </w:tcPr>
           <w:p>
             <w:pPr>
-              <w:spacing w:line="240" w:lineRule="auto"/>
+              <w:spacing w:after="0" w:line="240" w:lineRule="auto"/>
               <w:ind w:left="144" w:hanging="144"/>
               <w:rPr>
                 <w:rFonts w:ascii="Times New Roman" w:hAnsi="Times New Roman"/>
@@ -777,7 +764,7 @@
       </w:pPr>
       <w:r>
         <w:rPr>
-          <w:rFonts w:ascii="Times New Roman" w:hAnsi="Times New Roman"/>
+          <w:rFonts w:ascii="Aptos" w:hAnsi="Aptos" w:eastAsia="Aptos" w:cs="Aptos"/>
           <w:color w:val="000000"/>
           <w:sz w:val="20"/>
           <w:szCs w:val="20"/>
@@ -786,7 +773,7 @@
       </w:r>
       <w:r>
         <w:rPr>
-          <w:rFonts w:ascii="Times New Roman" w:hAnsi="Times New Roman"/>
+          <w:rFonts w:ascii="Aptos" w:hAnsi="Aptos" w:eastAsia="Aptos" w:cs="Aptos"/>
           <w:bCs/>
           <w:color w:val="000000"/>
           <w:sz w:val="20"/>
@@ -807,22 +794,9 @@
           <w:szCs w:val="24"/>
         </w:rPr>
       </w:pPr>
-    </w:p>
-    <w:p>
-      <w:pPr>
-        <w:spacing w:after="0" w:line="240" w:lineRule="auto"/>
-        <w:ind w:left="144" w:hanging="144"/>
-        <w:rPr>
-          <w:rFonts w:ascii="Times New Roman" w:hAnsi="Times New Roman"/>
-          <w:bCs/>
-          <w:color w:val="000000"/>
-          <w:sz w:val="24"/>
-          <w:szCs w:val="24"/>
-        </w:rPr>
-      </w:pPr>
       <w:r>
         <w:rPr>
-          <w:rFonts w:ascii="Times New Roman" w:hAnsi="Times New Roman"/>
+          <w:rFonts w:ascii="Aptos" w:hAnsi="Aptos" w:eastAsia="Aptos" w:cs="Aptos"/>
           <w:bCs/>
           <w:color w:val="000000"/>
           <w:sz w:val="24"/>
@@ -831,10 +805,10 @@
         <w:t>Other comments:</w:t>
       </w:r>
     </w:p>
-    <w:p/>
     <w:sectPr>
+      <w:footerReference w:type="default" r:id="rId9"/>
       <w:pgSz w:w="12240" w:h="15840"/>
-      <w:pgMar w:top="1440" w:right="1440" w:bottom="1440" w:left="1440" w:header="720" w:footer="720" w:gutter="0"/>
+      <w:pgMar w:top="1440" w:right="1440" w:bottom="1440" w:left="1440" w:header="706" w:footer="706" w:gutter="0"/>
       <w:cols w:space="720"/>
       <w:docGrid w:linePitch="360"/>
     </w:sectPr>
@@ -842,24 +816,4617 @@
 </w:document>
 </file>
 
+<file path=word/endnotes.xml><?xml version="1.0" encoding="utf-8"?>
+<w:endnotes xmlns:wpc="http://schemas.microsoft.com/office/word/2010/wordprocessingCanvas" xmlns:cx="http://schemas.microsoft.com/office/drawing/2014/chartex" xmlns:cx1="http://schemas.microsoft.com/office/drawing/2015/9/8/chartex" xmlns:cx2="http://schemas.microsoft.com/office/drawing/2015/10/21/chartex" xmlns:cx3="http://schemas.microsoft.com/office/drawing/2016/5/9/chartex" xmlns:cx4="http://schemas.microsoft.com/office/drawing/2016/5/10/chartex" xmlns:cx5="http://schemas.microsoft.com/office/drawing/2016/5/11/chartex" xmlns:cx6="http://schemas.microsoft.com/office/drawing/2016/5/12/chartex" xmlns:cx7="http://schemas.microsoft.com/office/drawing/2016/5/13/chartex" xmlns:cx8="http://schemas.microsoft.com/office/drawing/2016/5/14/chartex" xmlns:mc="http://schemas.openxmlformats.org/markup-compatibility/2006" xmlns:aink="http://schemas.microsoft.com/office/drawing/2016/ink" xmlns:am3d="http://schemas.microsoft.com/office/drawing/2017/model3d" xmlns:o="urn:schemas-microsoft-com:office:office" xmlns:oel="http://schemas.microsoft.com/office/2019/extlst" xmlns:r="http://schemas.openxmlformats.org/officeDocument/2006/relationships" xmlns:m="http://schemas.openxmlformats.org/officeDocument/2006/math" xmlns:v="urn:schemas-microsoft-com:vml" xmlns:wp14="http://schemas.microsoft.com/office/word/2010/wordprocessingDrawing" xmlns:wp="http://schemas.openxmlformats.org/drawingml/2006/wordprocessingDrawing" xmlns:w10="urn:schemas-microsoft-com:office:word" xmlns:w="http://schemas.openxmlformats.org/wordprocessingml/2006/main" xmlns:w14="http://schemas.microsoft.com/office/word/2010/wordml" xmlns:w15="http://schemas.microsoft.com/office/word/2012/wordml" xmlns:w16cei="http://schemas.microsoft.com/office/word/2026/wordml/cei" xmlns:w16cex="http://schemas.microsoft.com/office/word/2018/wordml/cex" xmlns:w16cid="http://schemas.microsoft.com/office/word/2016/wordml/cid" xmlns:w16="http://schemas.microsoft.com/office/word/2018/wordml" xmlns:w16du="http://schemas.microsoft.com/office/word/2023/wordml/word16du" xmlns:w16sdtdh="http://schemas.microsoft.com/office/word/2020/wordml/sdtdatahash" xmlns:w16sdtfl="http://schemas.microsoft.com/office/word/2024/wordml/sdtformatlock" xmlns:w16se="http://schemas.microsoft.com/office/word/2015/wordml/symex" xmlns:wpg="http://schemas.microsoft.com/office/word/2010/wordprocessingGroup" xmlns:wpi="http://schemas.microsoft.com/office/word/2010/wordprocessingInk" xmlns:wne="http://schemas.microsoft.com/office/word/2006/wordml" xmlns:wps="http://schemas.microsoft.com/office/word/2010/wordprocessingShape" mc:Ignorable="w14 w15 w16se w16cid w16 w16cex w16sdtdh w16sdtfl w16du wp14">
+  <w:endnote w:type="separator" w:id="-1">
+    <w:p>
+      <w:pPr>
+        <w:spacing w:after="0" w:line="240" w:lineRule="auto"/>
+      </w:pPr>
+      <w:r>
+        <w:separator/>
+      </w:r>
+    </w:p>
+  </w:endnote>
+  <w:endnote w:type="continuationSeparator" w:id="0">
+    <w:p>
+      <w:pPr>
+        <w:spacing w:after="0" w:line="240" w:lineRule="auto"/>
+      </w:pPr>
+      <w:r>
+        <w:continuationSeparator/>
+      </w:r>
+    </w:p>
+  </w:endnote>
+</w:endnotes>
+</file>
+
+<file path=word/footer1.xml><?xml version="1.0" encoding="utf-8"?>
+<w:ftr xmlns:m="http://schemas.openxmlformats.org/officeDocument/2006/math" xmlns:mc="http://schemas.openxmlformats.org/markup-compatibility/2006" xmlns:mo="http://schemas.microsoft.com/office/mac/office/2008/main" xmlns:mv="urn:schemas-microsoft-com:mac:vml" xmlns:o="urn:schemas-microsoft-com:office:office" xmlns:r="http://schemas.openxmlformats.org/officeDocument/2006/relationships" xmlns:v="urn:schemas-microsoft-com:vml" xmlns:w10="urn:schemas-microsoft-com:office:word" xmlns:w14="http://schemas.microsoft.com/office/word/2010/wordml" xmlns:w="http://schemas.openxmlformats.org/wordprocessingml/2006/main" xmlns:wne="http://schemas.microsoft.com/office/word/2006/wordml" xmlns:wp14="http://schemas.microsoft.com/office/word/2010/wordprocessingDrawing" xmlns:wp="http://schemas.openxmlformats.org/drawingml/2006/wordprocessingDrawing" xmlns:wpc="http://schemas.microsoft.com/office/word/2010/wordprocessingCanvas" xmlns:wpg="http://schemas.microsoft.com/office/word/2010/wordprocessingGroup" xmlns:wpi="http://schemas.microsoft.com/office/word/2010/wordprocessingInk" xmlns:wps="http://schemas.microsoft.com/office/word/2010/wordprocessingShape" mc:Ignorable="w14 wp14">
+  <w:p>
+    <w:pPr>
+      <w:spacing w:line="240" w:lineRule="auto" w:before="0" w:after="0"/>
+      <w:jc w:val="left"/>
+    </w:pPr>
+    <w:r>
+      <w:rPr>
+        <w:rFonts w:ascii="Aptos" w:hAnsi="Aptos" w:eastAsia="Aptos" w:cs="Aptos"/>
+        <w:sz w:val="18"/>
+      </w:rPr>
+      <w:t xml:space="preserve">From J.M. Larson and H.L. Stedge, </w:t>
+    </w:r>
+    <w:r>
+      <w:rPr>
+        <w:rFonts w:ascii="Aptos" w:hAnsi="Aptos" w:eastAsia="Aptos" w:cs="Aptos"/>
+        <w:i/>
+        <w:sz w:val="18"/>
+      </w:rPr>
+      <w:t>Clinical Simulations for the Athletic Trainer Instructor Guide</w:t>
+    </w:r>
+    <w:r>
+      <w:rPr>
+        <w:rFonts w:ascii="Aptos" w:hAnsi="Aptos" w:eastAsia="Aptos" w:cs="Aptos"/>
+        <w:sz w:val="18"/>
+      </w:rPr>
+      <w:t xml:space="preserve"> (Human Kinetics, 2027).</w:t>
+    </w:r>
+  </w:p>
+</w:ftr>
+</file>
+
+<file path=word/footnotes.xml><?xml version="1.0" encoding="utf-8"?>
+<w:footnotes xmlns:wpc="http://schemas.microsoft.com/office/word/2010/wordprocessingCanvas" xmlns:cx="http://schemas.microsoft.com/office/drawing/2014/chartex" xmlns:cx1="http://schemas.microsoft.com/office/drawing/2015/9/8/chartex" xmlns:cx2="http://schemas.microsoft.com/office/drawing/2015/10/21/chartex" xmlns:cx3="http://schemas.microsoft.com/office/drawing/2016/5/9/chartex" xmlns:cx4="http://schemas.microsoft.com/office/drawing/2016/5/10/chartex" xmlns:cx5="http://schemas.microsoft.com/office/drawing/2016/5/11/chartex" xmlns:cx6="http://schemas.microsoft.com/office/drawing/2016/5/12/chartex" xmlns:cx7="http://schemas.microsoft.com/office/drawing/2016/5/13/chartex" xmlns:cx8="http://schemas.microsoft.com/office/drawing/2016/5/14/chartex" xmlns:mc="http://schemas.openxmlformats.org/markup-compatibility/2006" xmlns:aink="http://schemas.microsoft.com/office/drawing/2016/ink" xmlns:am3d="http://schemas.microsoft.com/office/drawing/2017/model3d" xmlns:o="urn:schemas-microsoft-com:office:office" xmlns:oel="http://schemas.microsoft.com/office/2019/extlst" xmlns:r="http://schemas.openxmlformats.org/officeDocument/2006/relationships" xmlns:m="http://schemas.openxmlformats.org/officeDocument/2006/math" xmlns:v="urn:schemas-microsoft-com:vml" xmlns:wp14="http://schemas.microsoft.com/office/word/2010/wordprocessingDrawing" xmlns:wp="http://schemas.openxmlformats.org/drawingml/2006/wordprocessingDrawing" xmlns:w10="urn:schemas-microsoft-com:office:word" xmlns:w="http://schemas.openxmlformats.org/wordprocessingml/2006/main" xmlns:w14="http://schemas.microsoft.com/office/word/2010/wordml" xmlns:w15="http://schemas.microsoft.com/office/word/2012/wordml" xmlns:w16cei="http://schemas.microsoft.com/office/word/2026/wordml/cei" xmlns:w16cex="http://schemas.microsoft.com/office/word/2018/wordml/cex" xmlns:w16cid="http://schemas.microsoft.com/office/word/2016/wordml/cid" xmlns:w16="http://schemas.microsoft.com/office/word/2018/wordml" xmlns:w16du="http://schemas.microsoft.com/office/word/2023/wordml/word16du" xmlns:w16sdtdh="http://schemas.microsoft.com/office/word/2020/wordml/sdtdatahash" xmlns:w16sdtfl="http://schemas.microsoft.com/office/word/2024/wordml/sdtformatlock" xmlns:w16se="http://schemas.microsoft.com/office/word/2015/wordml/symex" xmlns:wpg="http://schemas.microsoft.com/office/word/2010/wordprocessingGroup" xmlns:wpi="http://schemas.microsoft.com/office/word/2010/wordprocessingInk" xmlns:wne="http://schemas.microsoft.com/office/word/2006/wordml" xmlns:wps="http://schemas.microsoft.com/office/word/2010/wordprocessingShape" mc:Ignorable="w14 w15 w16se w16cid w16 w16cex w16sdtdh w16sdtfl w16du wp14">
+  <w:footnote w:type="separator" w:id="-1">
+    <w:p>
+      <w:pPr>
+        <w:spacing w:after="0" w:line="240" w:lineRule="auto"/>
+      </w:pPr>
+      <w:r>
+        <w:separator/>
+      </w:r>
+    </w:p>
+  </w:footnote>
+  <w:footnote w:type="continuationSeparator" w:id="0">
+    <w:p>
+      <w:pPr>
+        <w:spacing w:after="0" w:line="240" w:lineRule="auto"/>
+      </w:pPr>
+      <w:r>
+        <w:continuationSeparator/>
+      </w:r>
+    </w:p>
+  </w:footnote>
+</w:footnotes>
+</file>
+
+<file path=word/numbering.xml><?xml version="1.0" encoding="utf-8"?>
+<w:numbering xmlns:wpc="http://schemas.microsoft.com/office/word/2010/wordprocessingCanvas" xmlns:cx="http://schemas.microsoft.com/office/drawing/2014/chartex" xmlns:cx1="http://schemas.microsoft.com/office/drawing/2015/9/8/chartex" xmlns:cx2="http://schemas.microsoft.com/office/drawing/2015/10/21/chartex" xmlns:cx3="http://schemas.microsoft.com/office/drawing/2016/5/9/chartex" xmlns:cx4="http://schemas.microsoft.com/office/drawing/2016/5/10/chartex" xmlns:cx5="http://schemas.microsoft.com/office/drawing/2016/5/11/chartex" xmlns:cx6="http://schemas.microsoft.com/office/drawing/2016/5/12/chartex" xmlns:cx7="http://schemas.microsoft.com/office/drawing/2016/5/13/chartex" xmlns:cx8="http://schemas.microsoft.com/office/drawing/2016/5/14/chartex" xmlns:mc="http://schemas.openxmlformats.org/markup-compatibility/2006" xmlns:aink="http://schemas.microsoft.com/office/drawing/2016/ink" xmlns:am3d="http://schemas.microsoft.com/office/drawing/2017/model3d" xmlns:o="urn:schemas-microsoft-com:office:office" xmlns:oel="http://schemas.microsoft.com/office/2019/extlst" xmlns:r="http://schemas.openxmlformats.org/officeDocument/2006/relationships" xmlns:m="http://schemas.openxmlformats.org/officeDocument/2006/math" xmlns:v="urn:schemas-microsoft-com:vml" xmlns:wp14="http://schemas.microsoft.com/office/word/2010/wordprocessingDrawing" xmlns:wp="http://schemas.openxmlformats.org/drawingml/2006/wordprocessingDrawing" xmlns:w10="urn:schemas-microsoft-com:office:word" xmlns:w="http://schemas.openxmlformats.org/wordprocessingml/2006/main" xmlns:w14="http://schemas.microsoft.com/office/word/2010/wordml" xmlns:w15="http://schemas.microsoft.com/office/word/2012/wordml" xmlns:w16cei="http://schemas.microsoft.com/office/word/2026/wordml/cei" xmlns:w16cex="http://schemas.microsoft.com/office/word/2018/wordml/cex" xmlns:w16cid="http://schemas.microsoft.com/office/word/2016/wordml/cid" xmlns:w16="http://schemas.microsoft.com/office/word/2018/wordml" xmlns:w16du="http://schemas.microsoft.com/office/word/2023/wordml/word16du" xmlns:w16sdtdh="http://schemas.microsoft.com/office/word/2020/wordml/sdtdatahash" xmlns:w16sdtfl="http://schemas.microsoft.com/office/word/2024/wordml/sdtformatlock" xmlns:w16se="http://schemas.microsoft.com/office/word/2015/wordml/symex" xmlns:wpg="http://schemas.microsoft.com/office/word/2010/wordprocessingGroup" xmlns:wpi="http://schemas.microsoft.com/office/word/2010/wordprocessingInk" xmlns:wne="http://schemas.microsoft.com/office/word/2006/wordml" xmlns:wps="http://schemas.microsoft.com/office/word/2010/wordprocessingShape" mc:Ignorable="w14 w15 w16se w16cid w16 w16cex w16sdtdh w16sdtfl w16du wp14">
+  <w:abstractNum w:abstractNumId="0" w15:restartNumberingAfterBreak="0">
+    <w:nsid w:val="C25A4D08"/>
+    <w:multiLevelType w:val="hybridMultilevel"/>
+    <w:tmpl w:val="FFFFFFFF"/>
+    <w:lvl w:ilvl="0" w:tplc="FFFFFFFF">
+      <w:start w:val="1"/>
+      <w:numFmt w:val="decimal"/>
+      <w:lvlText w:val=""/>
+      <w:lvlJc w:val="left"/>
+    </w:lvl>
+    <w:lvl w:ilvl="1" w:tplc="FFFFFFFF">
+      <w:numFmt w:val="decimal"/>
+      <w:lvlText w:val=""/>
+      <w:lvlJc w:val="left"/>
+    </w:lvl>
+    <w:lvl w:ilvl="2" w:tplc="FFFFFFFF">
+      <w:numFmt w:val="decimal"/>
+      <w:lvlText w:val=""/>
+      <w:lvlJc w:val="left"/>
+    </w:lvl>
+    <w:lvl w:ilvl="3" w:tplc="FFFFFFFF">
+      <w:numFmt w:val="decimal"/>
+      <w:lvlText w:val=""/>
+      <w:lvlJc w:val="left"/>
+    </w:lvl>
+    <w:lvl w:ilvl="4" w:tplc="FFFFFFFF">
+      <w:numFmt w:val="decimal"/>
+      <w:lvlText w:val=""/>
+      <w:lvlJc w:val="left"/>
+    </w:lvl>
+    <w:lvl w:ilvl="5" w:tplc="FFFFFFFF">
+      <w:numFmt w:val="decimal"/>
+      <w:lvlText w:val=""/>
+      <w:lvlJc w:val="left"/>
+    </w:lvl>
+    <w:lvl w:ilvl="6" w:tplc="FFFFFFFF">
+      <w:numFmt w:val="decimal"/>
+      <w:lvlText w:val=""/>
+      <w:lvlJc w:val="left"/>
+    </w:lvl>
+    <w:lvl w:ilvl="7" w:tplc="FFFFFFFF">
+      <w:numFmt w:val="decimal"/>
+      <w:lvlText w:val=""/>
+      <w:lvlJc w:val="left"/>
+    </w:lvl>
+    <w:lvl w:ilvl="8" w:tplc="FFFFFFFF">
+      <w:numFmt w:val="decimal"/>
+      <w:lvlText w:val=""/>
+      <w:lvlJc w:val="left"/>
+    </w:lvl>
+  </w:abstractNum>
+  <w:abstractNum w:abstractNumId="1" w15:restartNumberingAfterBreak="0">
+    <w:nsid w:val="0033C9CA"/>
+    <w:multiLevelType w:val="hybridMultilevel"/>
+    <w:tmpl w:val="F708B6BA"/>
+    <w:lvl w:ilvl="0" w:tplc="6C9E76F4">
+      <w:start w:val="1"/>
+      <w:numFmt w:val="bullet"/>
+      <w:lvlText w:val=""/>
+      <w:lvlJc w:val="left"/>
+      <w:pPr>
+        <w:ind w:left="720" w:hanging="360"/>
+      </w:pPr>
+      <w:rPr>
+        <w:rFonts w:ascii="Symbol" w:hAnsi="Symbol" w:hint="default"/>
+      </w:rPr>
+    </w:lvl>
+    <w:lvl w:ilvl="1" w:tplc="0D82978C">
+      <w:start w:val="1"/>
+      <w:numFmt w:val="bullet"/>
+      <w:lvlText w:val="o"/>
+      <w:lvlJc w:val="left"/>
+      <w:pPr>
+        <w:ind w:left="1440" w:hanging="360"/>
+      </w:pPr>
+      <w:rPr>
+        <w:rFonts w:ascii="Courier New" w:hAnsi="Courier New" w:hint="default"/>
+      </w:rPr>
+    </w:lvl>
+    <w:lvl w:ilvl="2" w:tplc="6BBA564C">
+      <w:start w:val="1"/>
+      <w:numFmt w:val="bullet"/>
+      <w:lvlText w:val=""/>
+      <w:lvlJc w:val="left"/>
+      <w:pPr>
+        <w:ind w:left="2160" w:hanging="360"/>
+      </w:pPr>
+      <w:rPr>
+        <w:rFonts w:ascii="Wingdings" w:hAnsi="Wingdings" w:hint="default"/>
+      </w:rPr>
+    </w:lvl>
+    <w:lvl w:ilvl="3" w:tplc="312AA980">
+      <w:start w:val="1"/>
+      <w:numFmt w:val="bullet"/>
+      <w:lvlText w:val=""/>
+      <w:lvlJc w:val="left"/>
+      <w:pPr>
+        <w:ind w:left="2880" w:hanging="360"/>
+      </w:pPr>
+      <w:rPr>
+        <w:rFonts w:ascii="Symbol" w:hAnsi="Symbol" w:hint="default"/>
+      </w:rPr>
+    </w:lvl>
+    <w:lvl w:ilvl="4" w:tplc="FCB4251E">
+      <w:start w:val="1"/>
+      <w:numFmt w:val="bullet"/>
+      <w:lvlText w:val="o"/>
+      <w:lvlJc w:val="left"/>
+      <w:pPr>
+        <w:ind w:left="3600" w:hanging="360"/>
+      </w:pPr>
+      <w:rPr>
+        <w:rFonts w:ascii="Courier New" w:hAnsi="Courier New" w:hint="default"/>
+      </w:rPr>
+    </w:lvl>
+    <w:lvl w:ilvl="5" w:tplc="72D242D0">
+      <w:start w:val="1"/>
+      <w:numFmt w:val="bullet"/>
+      <w:lvlText w:val=""/>
+      <w:lvlJc w:val="left"/>
+      <w:pPr>
+        <w:ind w:left="4320" w:hanging="360"/>
+      </w:pPr>
+      <w:rPr>
+        <w:rFonts w:ascii="Wingdings" w:hAnsi="Wingdings" w:hint="default"/>
+      </w:rPr>
+    </w:lvl>
+    <w:lvl w:ilvl="6" w:tplc="B774748C">
+      <w:start w:val="1"/>
+      <w:numFmt w:val="bullet"/>
+      <w:lvlText w:val=""/>
+      <w:lvlJc w:val="left"/>
+      <w:pPr>
+        <w:ind w:left="5040" w:hanging="360"/>
+      </w:pPr>
+      <w:rPr>
+        <w:rFonts w:ascii="Symbol" w:hAnsi="Symbol" w:hint="default"/>
+      </w:rPr>
+    </w:lvl>
+    <w:lvl w:ilvl="7" w:tplc="8B0A6E3E">
+      <w:start w:val="1"/>
+      <w:numFmt w:val="bullet"/>
+      <w:lvlText w:val="o"/>
+      <w:lvlJc w:val="left"/>
+      <w:pPr>
+        <w:ind w:left="5760" w:hanging="360"/>
+      </w:pPr>
+      <w:rPr>
+        <w:rFonts w:ascii="Courier New" w:hAnsi="Courier New" w:hint="default"/>
+      </w:rPr>
+    </w:lvl>
+    <w:lvl w:ilvl="8" w:tplc="AE966746">
+      <w:start w:val="1"/>
+      <w:numFmt w:val="bullet"/>
+      <w:lvlText w:val=""/>
+      <w:lvlJc w:val="left"/>
+      <w:pPr>
+        <w:ind w:left="6480" w:hanging="360"/>
+      </w:pPr>
+      <w:rPr>
+        <w:rFonts w:ascii="Wingdings" w:hAnsi="Wingdings" w:hint="default"/>
+      </w:rPr>
+    </w:lvl>
+  </w:abstractNum>
+  <w:abstractNum w:abstractNumId="2" w15:restartNumberingAfterBreak="0">
+    <w:nsid w:val="02617028"/>
+    <w:multiLevelType w:val="hybridMultilevel"/>
+    <w:tmpl w:val="DE6C724E"/>
+    <w:lvl w:ilvl="0" w:tplc="04090001">
+      <w:start w:val="1"/>
+      <w:numFmt w:val="bullet"/>
+      <w:lvlText w:val=""/>
+      <w:lvlJc w:val="left"/>
+      <w:pPr>
+        <w:ind w:left="720" w:hanging="360"/>
+      </w:pPr>
+      <w:rPr>
+        <w:rFonts w:ascii="Symbol" w:hAnsi="Symbol" w:hint="default"/>
+      </w:rPr>
+    </w:lvl>
+    <w:lvl w:ilvl="1" w:tplc="04090003" w:tentative="1">
+      <w:start w:val="1"/>
+      <w:numFmt w:val="bullet"/>
+      <w:lvlText w:val="o"/>
+      <w:lvlJc w:val="left"/>
+      <w:pPr>
+        <w:ind w:left="1440" w:hanging="360"/>
+      </w:pPr>
+      <w:rPr>
+        <w:rFonts w:ascii="Courier New" w:hAnsi="Courier New" w:cs="Courier New" w:hint="default"/>
+      </w:rPr>
+    </w:lvl>
+    <w:lvl w:ilvl="2" w:tplc="04090005" w:tentative="1">
+      <w:start w:val="1"/>
+      <w:numFmt w:val="bullet"/>
+      <w:lvlText w:val=""/>
+      <w:lvlJc w:val="left"/>
+      <w:pPr>
+        <w:ind w:left="2160" w:hanging="360"/>
+      </w:pPr>
+      <w:rPr>
+        <w:rFonts w:ascii="Wingdings" w:hAnsi="Wingdings" w:hint="default"/>
+      </w:rPr>
+    </w:lvl>
+    <w:lvl w:ilvl="3" w:tplc="04090001" w:tentative="1">
+      <w:start w:val="1"/>
+      <w:numFmt w:val="bullet"/>
+      <w:lvlText w:val=""/>
+      <w:lvlJc w:val="left"/>
+      <w:pPr>
+        <w:ind w:left="2880" w:hanging="360"/>
+      </w:pPr>
+      <w:rPr>
+        <w:rFonts w:ascii="Symbol" w:hAnsi="Symbol" w:hint="default"/>
+      </w:rPr>
+    </w:lvl>
+    <w:lvl w:ilvl="4" w:tplc="04090003" w:tentative="1">
+      <w:start w:val="1"/>
+      <w:numFmt w:val="bullet"/>
+      <w:lvlText w:val="o"/>
+      <w:lvlJc w:val="left"/>
+      <w:pPr>
+        <w:ind w:left="3600" w:hanging="360"/>
+      </w:pPr>
+      <w:rPr>
+        <w:rFonts w:ascii="Courier New" w:hAnsi="Courier New" w:cs="Courier New" w:hint="default"/>
+      </w:rPr>
+    </w:lvl>
+    <w:lvl w:ilvl="5" w:tplc="04090005" w:tentative="1">
+      <w:start w:val="1"/>
+      <w:numFmt w:val="bullet"/>
+      <w:lvlText w:val=""/>
+      <w:lvlJc w:val="left"/>
+      <w:pPr>
+        <w:ind w:left="4320" w:hanging="360"/>
+      </w:pPr>
+      <w:rPr>
+        <w:rFonts w:ascii="Wingdings" w:hAnsi="Wingdings" w:hint="default"/>
+      </w:rPr>
+    </w:lvl>
+    <w:lvl w:ilvl="6" w:tplc="04090001" w:tentative="1">
+      <w:start w:val="1"/>
+      <w:numFmt w:val="bullet"/>
+      <w:lvlText w:val=""/>
+      <w:lvlJc w:val="left"/>
+      <w:pPr>
+        <w:ind w:left="5040" w:hanging="360"/>
+      </w:pPr>
+      <w:rPr>
+        <w:rFonts w:ascii="Symbol" w:hAnsi="Symbol" w:hint="default"/>
+      </w:rPr>
+    </w:lvl>
+    <w:lvl w:ilvl="7" w:tplc="04090003" w:tentative="1">
+      <w:start w:val="1"/>
+      <w:numFmt w:val="bullet"/>
+      <w:lvlText w:val="o"/>
+      <w:lvlJc w:val="left"/>
+      <w:pPr>
+        <w:ind w:left="5760" w:hanging="360"/>
+      </w:pPr>
+      <w:rPr>
+        <w:rFonts w:ascii="Courier New" w:hAnsi="Courier New" w:cs="Courier New" w:hint="default"/>
+      </w:rPr>
+    </w:lvl>
+    <w:lvl w:ilvl="8" w:tplc="04090005" w:tentative="1">
+      <w:start w:val="1"/>
+      <w:numFmt w:val="bullet"/>
+      <w:lvlText w:val=""/>
+      <w:lvlJc w:val="left"/>
+      <w:pPr>
+        <w:ind w:left="6480" w:hanging="360"/>
+      </w:pPr>
+      <w:rPr>
+        <w:rFonts w:ascii="Wingdings" w:hAnsi="Wingdings" w:hint="default"/>
+      </w:rPr>
+    </w:lvl>
+  </w:abstractNum>
+  <w:abstractNum w:abstractNumId="3" w15:restartNumberingAfterBreak="0">
+    <w:nsid w:val="031B45A6"/>
+    <w:multiLevelType w:val="hybridMultilevel"/>
+    <w:tmpl w:val="2AFC8512"/>
+    <w:lvl w:ilvl="0" w:tplc="04090001">
+      <w:start w:val="1"/>
+      <w:numFmt w:val="bullet"/>
+      <w:lvlText w:val=""/>
+      <w:lvlJc w:val="left"/>
+      <w:pPr>
+        <w:ind w:left="720" w:hanging="360"/>
+      </w:pPr>
+      <w:rPr>
+        <w:rFonts w:ascii="Symbol" w:hAnsi="Symbol" w:hint="default"/>
+      </w:rPr>
+    </w:lvl>
+    <w:lvl w:ilvl="1" w:tplc="FFFFFFFF" w:tentative="1">
+      <w:start w:val="1"/>
+      <w:numFmt w:val="bullet"/>
+      <w:lvlText w:val="o"/>
+      <w:lvlJc w:val="left"/>
+      <w:pPr>
+        <w:ind w:left="1440" w:hanging="360"/>
+      </w:pPr>
+      <w:rPr>
+        <w:rFonts w:ascii="Courier New" w:hAnsi="Courier New" w:cs="Courier New" w:hint="default"/>
+      </w:rPr>
+    </w:lvl>
+    <w:lvl w:ilvl="2" w:tplc="FFFFFFFF" w:tentative="1">
+      <w:start w:val="1"/>
+      <w:numFmt w:val="bullet"/>
+      <w:lvlText w:val=""/>
+      <w:lvlJc w:val="left"/>
+      <w:pPr>
+        <w:ind w:left="2160" w:hanging="360"/>
+      </w:pPr>
+      <w:rPr>
+        <w:rFonts w:ascii="Wingdings" w:hAnsi="Wingdings" w:hint="default"/>
+      </w:rPr>
+    </w:lvl>
+    <w:lvl w:ilvl="3" w:tplc="FFFFFFFF" w:tentative="1">
+      <w:start w:val="1"/>
+      <w:numFmt w:val="bullet"/>
+      <w:lvlText w:val=""/>
+      <w:lvlJc w:val="left"/>
+      <w:pPr>
+        <w:ind w:left="2880" w:hanging="360"/>
+      </w:pPr>
+      <w:rPr>
+        <w:rFonts w:ascii="Symbol" w:hAnsi="Symbol" w:hint="default"/>
+      </w:rPr>
+    </w:lvl>
+    <w:lvl w:ilvl="4" w:tplc="FFFFFFFF" w:tentative="1">
+      <w:start w:val="1"/>
+      <w:numFmt w:val="bullet"/>
+      <w:lvlText w:val="o"/>
+      <w:lvlJc w:val="left"/>
+      <w:pPr>
+        <w:ind w:left="3600" w:hanging="360"/>
+      </w:pPr>
+      <w:rPr>
+        <w:rFonts w:ascii="Courier New" w:hAnsi="Courier New" w:cs="Courier New" w:hint="default"/>
+      </w:rPr>
+    </w:lvl>
+    <w:lvl w:ilvl="5" w:tplc="FFFFFFFF" w:tentative="1">
+      <w:start w:val="1"/>
+      <w:numFmt w:val="bullet"/>
+      <w:lvlText w:val=""/>
+      <w:lvlJc w:val="left"/>
+      <w:pPr>
+        <w:ind w:left="4320" w:hanging="360"/>
+      </w:pPr>
+      <w:rPr>
+        <w:rFonts w:ascii="Wingdings" w:hAnsi="Wingdings" w:hint="default"/>
+      </w:rPr>
+    </w:lvl>
+    <w:lvl w:ilvl="6" w:tplc="FFFFFFFF" w:tentative="1">
+      <w:start w:val="1"/>
+      <w:numFmt w:val="bullet"/>
+      <w:lvlText w:val=""/>
+      <w:lvlJc w:val="left"/>
+      <w:pPr>
+        <w:ind w:left="5040" w:hanging="360"/>
+      </w:pPr>
+      <w:rPr>
+        <w:rFonts w:ascii="Symbol" w:hAnsi="Symbol" w:hint="default"/>
+      </w:rPr>
+    </w:lvl>
+    <w:lvl w:ilvl="7" w:tplc="FFFFFFFF" w:tentative="1">
+      <w:start w:val="1"/>
+      <w:numFmt w:val="bullet"/>
+      <w:lvlText w:val="o"/>
+      <w:lvlJc w:val="left"/>
+      <w:pPr>
+        <w:ind w:left="5760" w:hanging="360"/>
+      </w:pPr>
+      <w:rPr>
+        <w:rFonts w:ascii="Courier New" w:hAnsi="Courier New" w:cs="Courier New" w:hint="default"/>
+      </w:rPr>
+    </w:lvl>
+    <w:lvl w:ilvl="8" w:tplc="FFFFFFFF" w:tentative="1">
+      <w:start w:val="1"/>
+      <w:numFmt w:val="bullet"/>
+      <w:lvlText w:val=""/>
+      <w:lvlJc w:val="left"/>
+      <w:pPr>
+        <w:ind w:left="6480" w:hanging="360"/>
+      </w:pPr>
+      <w:rPr>
+        <w:rFonts w:ascii="Wingdings" w:hAnsi="Wingdings" w:hint="default"/>
+      </w:rPr>
+    </w:lvl>
+  </w:abstractNum>
+  <w:abstractNum w:abstractNumId="4" w15:restartNumberingAfterBreak="0">
+    <w:nsid w:val="03E5268D"/>
+    <w:multiLevelType w:val="multilevel"/>
+    <w:tmpl w:val="0E123480"/>
+    <w:lvl w:ilvl="0">
+      <w:start w:val="1"/>
+      <w:numFmt w:val="bullet"/>
+      <w:lvlText w:val=""/>
+      <w:lvlJc w:val="left"/>
+      <w:pPr>
+        <w:tabs>
+          <w:tab w:val="num" w:pos="720"/>
+        </w:tabs>
+        <w:ind w:left="720" w:hanging="360"/>
+      </w:pPr>
+      <w:rPr>
+        <w:rFonts w:ascii="Symbol" w:hAnsi="Symbol" w:hint="default"/>
+        <w:sz w:val="20"/>
+      </w:rPr>
+    </w:lvl>
+    <w:lvl w:ilvl="1">
+      <w:start w:val="1"/>
+      <w:numFmt w:val="bullet"/>
+      <w:lvlText w:val="o"/>
+      <w:lvlJc w:val="left"/>
+      <w:pPr>
+        <w:tabs>
+          <w:tab w:val="num" w:pos="1440"/>
+        </w:tabs>
+        <w:ind w:left="1440" w:hanging="360"/>
+      </w:pPr>
+      <w:rPr>
+        <w:rFonts w:ascii="Courier New" w:hAnsi="Courier New" w:hint="default"/>
+        <w:sz w:val="20"/>
+      </w:rPr>
+    </w:lvl>
+    <w:lvl w:ilvl="2">
+      <w:start w:val="1"/>
+      <w:numFmt w:val="lowerLetter"/>
+      <w:lvlText w:val="%3."/>
+      <w:lvlJc w:val="left"/>
+      <w:pPr>
+        <w:ind w:left="2160" w:hanging="360"/>
+      </w:pPr>
+      <w:rPr>
+        <w:rFonts w:hint="default"/>
+      </w:rPr>
+    </w:lvl>
+    <w:lvl w:ilvl="3" w:tentative="1">
+      <w:start w:val="1"/>
+      <w:numFmt w:val="bullet"/>
+      <w:lvlText w:val=""/>
+      <w:lvlJc w:val="left"/>
+      <w:pPr>
+        <w:tabs>
+          <w:tab w:val="num" w:pos="2880"/>
+        </w:tabs>
+        <w:ind w:left="2880" w:hanging="360"/>
+      </w:pPr>
+      <w:rPr>
+        <w:rFonts w:ascii="Wingdings" w:hAnsi="Wingdings" w:hint="default"/>
+        <w:sz w:val="20"/>
+      </w:rPr>
+    </w:lvl>
+    <w:lvl w:ilvl="4" w:tentative="1">
+      <w:start w:val="1"/>
+      <w:numFmt w:val="bullet"/>
+      <w:lvlText w:val=""/>
+      <w:lvlJc w:val="left"/>
+      <w:pPr>
+        <w:tabs>
+          <w:tab w:val="num" w:pos="3600"/>
+        </w:tabs>
+        <w:ind w:left="3600" w:hanging="360"/>
+      </w:pPr>
+      <w:rPr>
+        <w:rFonts w:ascii="Wingdings" w:hAnsi="Wingdings" w:hint="default"/>
+        <w:sz w:val="20"/>
+      </w:rPr>
+    </w:lvl>
+    <w:lvl w:ilvl="5" w:tentative="1">
+      <w:start w:val="1"/>
+      <w:numFmt w:val="bullet"/>
+      <w:lvlText w:val=""/>
+      <w:lvlJc w:val="left"/>
+      <w:pPr>
+        <w:tabs>
+          <w:tab w:val="num" w:pos="4320"/>
+        </w:tabs>
+        <w:ind w:left="4320" w:hanging="360"/>
+      </w:pPr>
+      <w:rPr>
+        <w:rFonts w:ascii="Wingdings" w:hAnsi="Wingdings" w:hint="default"/>
+        <w:sz w:val="20"/>
+      </w:rPr>
+    </w:lvl>
+    <w:lvl w:ilvl="6" w:tentative="1">
+      <w:start w:val="1"/>
+      <w:numFmt w:val="bullet"/>
+      <w:lvlText w:val=""/>
+      <w:lvlJc w:val="left"/>
+      <w:pPr>
+        <w:tabs>
+          <w:tab w:val="num" w:pos="5040"/>
+        </w:tabs>
+        <w:ind w:left="5040" w:hanging="360"/>
+      </w:pPr>
+      <w:rPr>
+        <w:rFonts w:ascii="Wingdings" w:hAnsi="Wingdings" w:hint="default"/>
+        <w:sz w:val="20"/>
+      </w:rPr>
+    </w:lvl>
+    <w:lvl w:ilvl="7" w:tentative="1">
+      <w:start w:val="1"/>
+      <w:numFmt w:val="bullet"/>
+      <w:lvlText w:val=""/>
+      <w:lvlJc w:val="left"/>
+      <w:pPr>
+        <w:tabs>
+          <w:tab w:val="num" w:pos="5760"/>
+        </w:tabs>
+        <w:ind w:left="5760" w:hanging="360"/>
+      </w:pPr>
+      <w:rPr>
+        <w:rFonts w:ascii="Wingdings" w:hAnsi="Wingdings" w:hint="default"/>
+        <w:sz w:val="20"/>
+      </w:rPr>
+    </w:lvl>
+    <w:lvl w:ilvl="8" w:tentative="1">
+      <w:start w:val="1"/>
+      <w:numFmt w:val="bullet"/>
+      <w:lvlText w:val=""/>
+      <w:lvlJc w:val="left"/>
+      <w:pPr>
+        <w:tabs>
+          <w:tab w:val="num" w:pos="6480"/>
+        </w:tabs>
+        <w:ind w:left="6480" w:hanging="360"/>
+      </w:pPr>
+      <w:rPr>
+        <w:rFonts w:ascii="Wingdings" w:hAnsi="Wingdings" w:hint="default"/>
+        <w:sz w:val="20"/>
+      </w:rPr>
+    </w:lvl>
+  </w:abstractNum>
+  <w:abstractNum w:abstractNumId="5" w15:restartNumberingAfterBreak="0">
+    <w:nsid w:val="0408A76E"/>
+    <w:multiLevelType w:val="hybridMultilevel"/>
+    <w:tmpl w:val="E93ADEF4"/>
+    <w:lvl w:ilvl="0" w:tplc="E178724E">
+      <w:start w:val="1"/>
+      <w:numFmt w:val="bullet"/>
+      <w:lvlText w:val=""/>
+      <w:lvlJc w:val="left"/>
+      <w:pPr>
+        <w:ind w:left="720" w:hanging="360"/>
+      </w:pPr>
+      <w:rPr>
+        <w:rFonts w:ascii="Symbol" w:hAnsi="Symbol" w:hint="default"/>
+      </w:rPr>
+    </w:lvl>
+    <w:lvl w:ilvl="1" w:tplc="A17C7BC2">
+      <w:start w:val="1"/>
+      <w:numFmt w:val="bullet"/>
+      <w:lvlText w:val="o"/>
+      <w:lvlJc w:val="left"/>
+      <w:pPr>
+        <w:ind w:left="1440" w:hanging="360"/>
+      </w:pPr>
+      <w:rPr>
+        <w:rFonts w:ascii="Courier New" w:hAnsi="Courier New" w:hint="default"/>
+      </w:rPr>
+    </w:lvl>
+    <w:lvl w:ilvl="2" w:tplc="68D670E2">
+      <w:start w:val="1"/>
+      <w:numFmt w:val="bullet"/>
+      <w:lvlText w:val=""/>
+      <w:lvlJc w:val="left"/>
+      <w:pPr>
+        <w:ind w:left="2160" w:hanging="360"/>
+      </w:pPr>
+      <w:rPr>
+        <w:rFonts w:ascii="Wingdings" w:hAnsi="Wingdings" w:hint="default"/>
+      </w:rPr>
+    </w:lvl>
+    <w:lvl w:ilvl="3" w:tplc="0B3AFD5C">
+      <w:start w:val="1"/>
+      <w:numFmt w:val="bullet"/>
+      <w:lvlText w:val=""/>
+      <w:lvlJc w:val="left"/>
+      <w:pPr>
+        <w:ind w:left="2880" w:hanging="360"/>
+      </w:pPr>
+      <w:rPr>
+        <w:rFonts w:ascii="Symbol" w:hAnsi="Symbol" w:hint="default"/>
+      </w:rPr>
+    </w:lvl>
+    <w:lvl w:ilvl="4" w:tplc="3A7041F6">
+      <w:start w:val="1"/>
+      <w:numFmt w:val="bullet"/>
+      <w:lvlText w:val="o"/>
+      <w:lvlJc w:val="left"/>
+      <w:pPr>
+        <w:ind w:left="3600" w:hanging="360"/>
+      </w:pPr>
+      <w:rPr>
+        <w:rFonts w:ascii="Courier New" w:hAnsi="Courier New" w:hint="default"/>
+      </w:rPr>
+    </w:lvl>
+    <w:lvl w:ilvl="5" w:tplc="0C3A60A4">
+      <w:start w:val="1"/>
+      <w:numFmt w:val="bullet"/>
+      <w:lvlText w:val=""/>
+      <w:lvlJc w:val="left"/>
+      <w:pPr>
+        <w:ind w:left="4320" w:hanging="360"/>
+      </w:pPr>
+      <w:rPr>
+        <w:rFonts w:ascii="Wingdings" w:hAnsi="Wingdings" w:hint="default"/>
+      </w:rPr>
+    </w:lvl>
+    <w:lvl w:ilvl="6" w:tplc="F7260F84">
+      <w:start w:val="1"/>
+      <w:numFmt w:val="bullet"/>
+      <w:lvlText w:val=""/>
+      <w:lvlJc w:val="left"/>
+      <w:pPr>
+        <w:ind w:left="5040" w:hanging="360"/>
+      </w:pPr>
+      <w:rPr>
+        <w:rFonts w:ascii="Symbol" w:hAnsi="Symbol" w:hint="default"/>
+      </w:rPr>
+    </w:lvl>
+    <w:lvl w:ilvl="7" w:tplc="B058AE7A">
+      <w:start w:val="1"/>
+      <w:numFmt w:val="bullet"/>
+      <w:lvlText w:val="o"/>
+      <w:lvlJc w:val="left"/>
+      <w:pPr>
+        <w:ind w:left="5760" w:hanging="360"/>
+      </w:pPr>
+      <w:rPr>
+        <w:rFonts w:ascii="Courier New" w:hAnsi="Courier New" w:hint="default"/>
+      </w:rPr>
+    </w:lvl>
+    <w:lvl w:ilvl="8" w:tplc="2E18A290">
+      <w:start w:val="1"/>
+      <w:numFmt w:val="bullet"/>
+      <w:lvlText w:val=""/>
+      <w:lvlJc w:val="left"/>
+      <w:pPr>
+        <w:ind w:left="6480" w:hanging="360"/>
+      </w:pPr>
+      <w:rPr>
+        <w:rFonts w:ascii="Wingdings" w:hAnsi="Wingdings" w:hint="default"/>
+      </w:rPr>
+    </w:lvl>
+  </w:abstractNum>
+  <w:abstractNum w:abstractNumId="6" w15:restartNumberingAfterBreak="0">
+    <w:nsid w:val="04C0701F"/>
+    <w:multiLevelType w:val="hybridMultilevel"/>
+    <w:tmpl w:val="6C7AFC0C"/>
+    <w:lvl w:ilvl="0" w:tplc="04090001">
+      <w:start w:val="1"/>
+      <w:numFmt w:val="bullet"/>
+      <w:lvlText w:val=""/>
+      <w:lvlJc w:val="left"/>
+      <w:pPr>
+        <w:ind w:left="720" w:hanging="360"/>
+      </w:pPr>
+      <w:rPr>
+        <w:rFonts w:ascii="Symbol" w:hAnsi="Symbol" w:hint="default"/>
+      </w:rPr>
+    </w:lvl>
+    <w:lvl w:ilvl="1" w:tplc="04090003" w:tentative="1">
+      <w:start w:val="1"/>
+      <w:numFmt w:val="bullet"/>
+      <w:lvlText w:val="o"/>
+      <w:lvlJc w:val="left"/>
+      <w:pPr>
+        <w:ind w:left="1440" w:hanging="360"/>
+      </w:pPr>
+      <w:rPr>
+        <w:rFonts w:ascii="Courier New" w:hAnsi="Courier New" w:cs="Courier New" w:hint="default"/>
+      </w:rPr>
+    </w:lvl>
+    <w:lvl w:ilvl="2" w:tplc="04090005" w:tentative="1">
+      <w:start w:val="1"/>
+      <w:numFmt w:val="bullet"/>
+      <w:lvlText w:val=""/>
+      <w:lvlJc w:val="left"/>
+      <w:pPr>
+        <w:ind w:left="2160" w:hanging="360"/>
+      </w:pPr>
+      <w:rPr>
+        <w:rFonts w:ascii="Wingdings" w:hAnsi="Wingdings" w:hint="default"/>
+      </w:rPr>
+    </w:lvl>
+    <w:lvl w:ilvl="3" w:tplc="04090001" w:tentative="1">
+      <w:start w:val="1"/>
+      <w:numFmt w:val="bullet"/>
+      <w:lvlText w:val=""/>
+      <w:lvlJc w:val="left"/>
+      <w:pPr>
+        <w:ind w:left="2880" w:hanging="360"/>
+      </w:pPr>
+      <w:rPr>
+        <w:rFonts w:ascii="Symbol" w:hAnsi="Symbol" w:hint="default"/>
+      </w:rPr>
+    </w:lvl>
+    <w:lvl w:ilvl="4" w:tplc="04090003" w:tentative="1">
+      <w:start w:val="1"/>
+      <w:numFmt w:val="bullet"/>
+      <w:lvlText w:val="o"/>
+      <w:lvlJc w:val="left"/>
+      <w:pPr>
+        <w:ind w:left="3600" w:hanging="360"/>
+      </w:pPr>
+      <w:rPr>
+        <w:rFonts w:ascii="Courier New" w:hAnsi="Courier New" w:cs="Courier New" w:hint="default"/>
+      </w:rPr>
+    </w:lvl>
+    <w:lvl w:ilvl="5" w:tplc="04090005" w:tentative="1">
+      <w:start w:val="1"/>
+      <w:numFmt w:val="bullet"/>
+      <w:lvlText w:val=""/>
+      <w:lvlJc w:val="left"/>
+      <w:pPr>
+        <w:ind w:left="4320" w:hanging="360"/>
+      </w:pPr>
+      <w:rPr>
+        <w:rFonts w:ascii="Wingdings" w:hAnsi="Wingdings" w:hint="default"/>
+      </w:rPr>
+    </w:lvl>
+    <w:lvl w:ilvl="6" w:tplc="04090001" w:tentative="1">
+      <w:start w:val="1"/>
+      <w:numFmt w:val="bullet"/>
+      <w:lvlText w:val=""/>
+      <w:lvlJc w:val="left"/>
+      <w:pPr>
+        <w:ind w:left="5040" w:hanging="360"/>
+      </w:pPr>
+      <w:rPr>
+        <w:rFonts w:ascii="Symbol" w:hAnsi="Symbol" w:hint="default"/>
+      </w:rPr>
+    </w:lvl>
+    <w:lvl w:ilvl="7" w:tplc="04090003" w:tentative="1">
+      <w:start w:val="1"/>
+      <w:numFmt w:val="bullet"/>
+      <w:lvlText w:val="o"/>
+      <w:lvlJc w:val="left"/>
+      <w:pPr>
+        <w:ind w:left="5760" w:hanging="360"/>
+      </w:pPr>
+      <w:rPr>
+        <w:rFonts w:ascii="Courier New" w:hAnsi="Courier New" w:cs="Courier New" w:hint="default"/>
+      </w:rPr>
+    </w:lvl>
+    <w:lvl w:ilvl="8" w:tplc="04090005" w:tentative="1">
+      <w:start w:val="1"/>
+      <w:numFmt w:val="bullet"/>
+      <w:lvlText w:val=""/>
+      <w:lvlJc w:val="left"/>
+      <w:pPr>
+        <w:ind w:left="6480" w:hanging="360"/>
+      </w:pPr>
+      <w:rPr>
+        <w:rFonts w:ascii="Wingdings" w:hAnsi="Wingdings" w:hint="default"/>
+      </w:rPr>
+    </w:lvl>
+  </w:abstractNum>
+  <w:abstractNum w:abstractNumId="7" w15:restartNumberingAfterBreak="0">
+    <w:nsid w:val="070D2A2C"/>
+    <w:multiLevelType w:val="hybridMultilevel"/>
+    <w:tmpl w:val="9580FD76"/>
+    <w:lvl w:ilvl="0" w:tplc="0409000F">
+      <w:start w:val="1"/>
+      <w:numFmt w:val="decimal"/>
+      <w:lvlText w:val="%1."/>
+      <w:lvlJc w:val="left"/>
+      <w:pPr>
+        <w:ind w:left="720" w:hanging="360"/>
+      </w:pPr>
+    </w:lvl>
+    <w:lvl w:ilvl="1" w:tplc="FFFFFFFF" w:tentative="1">
+      <w:start w:val="1"/>
+      <w:numFmt w:val="lowerLetter"/>
+      <w:lvlText w:val="%2."/>
+      <w:lvlJc w:val="left"/>
+      <w:pPr>
+        <w:ind w:left="1440" w:hanging="360"/>
+      </w:pPr>
+    </w:lvl>
+    <w:lvl w:ilvl="2" w:tplc="FFFFFFFF" w:tentative="1">
+      <w:start w:val="1"/>
+      <w:numFmt w:val="lowerRoman"/>
+      <w:lvlText w:val="%3."/>
+      <w:lvlJc w:val="right"/>
+      <w:pPr>
+        <w:ind w:left="2160" w:hanging="180"/>
+      </w:pPr>
+    </w:lvl>
+    <w:lvl w:ilvl="3" w:tplc="FFFFFFFF" w:tentative="1">
+      <w:start w:val="1"/>
+      <w:numFmt w:val="decimal"/>
+      <w:lvlText w:val="%4."/>
+      <w:lvlJc w:val="left"/>
+      <w:pPr>
+        <w:ind w:left="2880" w:hanging="360"/>
+      </w:pPr>
+    </w:lvl>
+    <w:lvl w:ilvl="4" w:tplc="FFFFFFFF" w:tentative="1">
+      <w:start w:val="1"/>
+      <w:numFmt w:val="lowerLetter"/>
+      <w:lvlText w:val="%5."/>
+      <w:lvlJc w:val="left"/>
+      <w:pPr>
+        <w:ind w:left="3600" w:hanging="360"/>
+      </w:pPr>
+    </w:lvl>
+    <w:lvl w:ilvl="5" w:tplc="FFFFFFFF" w:tentative="1">
+      <w:start w:val="1"/>
+      <w:numFmt w:val="lowerRoman"/>
+      <w:lvlText w:val="%6."/>
+      <w:lvlJc w:val="right"/>
+      <w:pPr>
+        <w:ind w:left="4320" w:hanging="180"/>
+      </w:pPr>
+    </w:lvl>
+    <w:lvl w:ilvl="6" w:tplc="FFFFFFFF" w:tentative="1">
+      <w:start w:val="1"/>
+      <w:numFmt w:val="decimal"/>
+      <w:lvlText w:val="%7."/>
+      <w:lvlJc w:val="left"/>
+      <w:pPr>
+        <w:ind w:left="5040" w:hanging="360"/>
+      </w:pPr>
+    </w:lvl>
+    <w:lvl w:ilvl="7" w:tplc="FFFFFFFF" w:tentative="1">
+      <w:start w:val="1"/>
+      <w:numFmt w:val="lowerLetter"/>
+      <w:lvlText w:val="%8."/>
+      <w:lvlJc w:val="left"/>
+      <w:pPr>
+        <w:ind w:left="5760" w:hanging="360"/>
+      </w:pPr>
+    </w:lvl>
+    <w:lvl w:ilvl="8" w:tplc="FFFFFFFF" w:tentative="1">
+      <w:start w:val="1"/>
+      <w:numFmt w:val="lowerRoman"/>
+      <w:lvlText w:val="%9."/>
+      <w:lvlJc w:val="right"/>
+      <w:pPr>
+        <w:ind w:left="6480" w:hanging="180"/>
+      </w:pPr>
+    </w:lvl>
+  </w:abstractNum>
+  <w:abstractNum w:abstractNumId="8" w15:restartNumberingAfterBreak="0">
+    <w:nsid w:val="09A50B59"/>
+    <w:multiLevelType w:val="hybridMultilevel"/>
+    <w:tmpl w:val="E0E8C394"/>
+    <w:lvl w:ilvl="0" w:tplc="7762584E">
+      <w:start w:val="1"/>
+      <w:numFmt w:val="bullet"/>
+      <w:lvlText w:val=""/>
+      <w:lvlJc w:val="left"/>
+      <w:pPr>
+        <w:ind w:left="720" w:hanging="360"/>
+      </w:pPr>
+      <w:rPr>
+        <w:rFonts w:ascii="Symbol" w:hAnsi="Symbol" w:hint="default"/>
+      </w:rPr>
+    </w:lvl>
+    <w:lvl w:ilvl="1" w:tplc="42588CB2">
+      <w:start w:val="1"/>
+      <w:numFmt w:val="bullet"/>
+      <w:lvlText w:val="o"/>
+      <w:lvlJc w:val="left"/>
+      <w:pPr>
+        <w:ind w:left="1440" w:hanging="360"/>
+      </w:pPr>
+      <w:rPr>
+        <w:rFonts w:ascii="Courier New" w:hAnsi="Courier New" w:hint="default"/>
+      </w:rPr>
+    </w:lvl>
+    <w:lvl w:ilvl="2" w:tplc="FE800444">
+      <w:start w:val="1"/>
+      <w:numFmt w:val="bullet"/>
+      <w:lvlText w:val=""/>
+      <w:lvlJc w:val="left"/>
+      <w:pPr>
+        <w:ind w:left="2160" w:hanging="360"/>
+      </w:pPr>
+      <w:rPr>
+        <w:rFonts w:ascii="Wingdings" w:hAnsi="Wingdings" w:hint="default"/>
+      </w:rPr>
+    </w:lvl>
+    <w:lvl w:ilvl="3" w:tplc="21D8AF9A">
+      <w:start w:val="1"/>
+      <w:numFmt w:val="bullet"/>
+      <w:lvlText w:val=""/>
+      <w:lvlJc w:val="left"/>
+      <w:pPr>
+        <w:ind w:left="2880" w:hanging="360"/>
+      </w:pPr>
+      <w:rPr>
+        <w:rFonts w:ascii="Symbol" w:hAnsi="Symbol" w:hint="default"/>
+      </w:rPr>
+    </w:lvl>
+    <w:lvl w:ilvl="4" w:tplc="3A04F584">
+      <w:start w:val="1"/>
+      <w:numFmt w:val="bullet"/>
+      <w:lvlText w:val="o"/>
+      <w:lvlJc w:val="left"/>
+      <w:pPr>
+        <w:ind w:left="3600" w:hanging="360"/>
+      </w:pPr>
+      <w:rPr>
+        <w:rFonts w:ascii="Courier New" w:hAnsi="Courier New" w:hint="default"/>
+      </w:rPr>
+    </w:lvl>
+    <w:lvl w:ilvl="5" w:tplc="943AD85C">
+      <w:start w:val="1"/>
+      <w:numFmt w:val="bullet"/>
+      <w:lvlText w:val=""/>
+      <w:lvlJc w:val="left"/>
+      <w:pPr>
+        <w:ind w:left="4320" w:hanging="360"/>
+      </w:pPr>
+      <w:rPr>
+        <w:rFonts w:ascii="Wingdings" w:hAnsi="Wingdings" w:hint="default"/>
+      </w:rPr>
+    </w:lvl>
+    <w:lvl w:ilvl="6" w:tplc="DC88DE4E">
+      <w:start w:val="1"/>
+      <w:numFmt w:val="bullet"/>
+      <w:lvlText w:val=""/>
+      <w:lvlJc w:val="left"/>
+      <w:pPr>
+        <w:ind w:left="5040" w:hanging="360"/>
+      </w:pPr>
+      <w:rPr>
+        <w:rFonts w:ascii="Symbol" w:hAnsi="Symbol" w:hint="default"/>
+      </w:rPr>
+    </w:lvl>
+    <w:lvl w:ilvl="7" w:tplc="16AAE652">
+      <w:start w:val="1"/>
+      <w:numFmt w:val="bullet"/>
+      <w:lvlText w:val="o"/>
+      <w:lvlJc w:val="left"/>
+      <w:pPr>
+        <w:ind w:left="5760" w:hanging="360"/>
+      </w:pPr>
+      <w:rPr>
+        <w:rFonts w:ascii="Courier New" w:hAnsi="Courier New" w:hint="default"/>
+      </w:rPr>
+    </w:lvl>
+    <w:lvl w:ilvl="8" w:tplc="856615AE">
+      <w:start w:val="1"/>
+      <w:numFmt w:val="bullet"/>
+      <w:lvlText w:val=""/>
+      <w:lvlJc w:val="left"/>
+      <w:pPr>
+        <w:ind w:left="6480" w:hanging="360"/>
+      </w:pPr>
+      <w:rPr>
+        <w:rFonts w:ascii="Wingdings" w:hAnsi="Wingdings" w:hint="default"/>
+      </w:rPr>
+    </w:lvl>
+  </w:abstractNum>
+  <w:abstractNum w:abstractNumId="9" w15:restartNumberingAfterBreak="0">
+    <w:nsid w:val="102B61F9"/>
+    <w:multiLevelType w:val="hybridMultilevel"/>
+    <w:tmpl w:val="FAF0728E"/>
+    <w:lvl w:ilvl="0" w:tplc="0409000F">
+      <w:start w:val="1"/>
+      <w:numFmt w:val="decimal"/>
+      <w:lvlText w:val="%1."/>
+      <w:lvlJc w:val="left"/>
+      <w:pPr>
+        <w:ind w:left="720" w:hanging="360"/>
+      </w:pPr>
+      <w:rPr>
+        <w:rFonts w:hint="default"/>
+      </w:rPr>
+    </w:lvl>
+    <w:lvl w:ilvl="1" w:tplc="FFFFFFFF" w:tentative="1">
+      <w:start w:val="1"/>
+      <w:numFmt w:val="lowerLetter"/>
+      <w:lvlText w:val="%2."/>
+      <w:lvlJc w:val="left"/>
+      <w:pPr>
+        <w:ind w:left="1440" w:hanging="360"/>
+      </w:pPr>
+    </w:lvl>
+    <w:lvl w:ilvl="2" w:tplc="FFFFFFFF" w:tentative="1">
+      <w:start w:val="1"/>
+      <w:numFmt w:val="lowerRoman"/>
+      <w:lvlText w:val="%3."/>
+      <w:lvlJc w:val="right"/>
+      <w:pPr>
+        <w:ind w:left="2160" w:hanging="180"/>
+      </w:pPr>
+    </w:lvl>
+    <w:lvl w:ilvl="3" w:tplc="FFFFFFFF" w:tentative="1">
+      <w:start w:val="1"/>
+      <w:numFmt w:val="decimal"/>
+      <w:lvlText w:val="%4."/>
+      <w:lvlJc w:val="left"/>
+      <w:pPr>
+        <w:ind w:left="2880" w:hanging="360"/>
+      </w:pPr>
+    </w:lvl>
+    <w:lvl w:ilvl="4" w:tplc="FFFFFFFF" w:tentative="1">
+      <w:start w:val="1"/>
+      <w:numFmt w:val="lowerLetter"/>
+      <w:lvlText w:val="%5."/>
+      <w:lvlJc w:val="left"/>
+      <w:pPr>
+        <w:ind w:left="3600" w:hanging="360"/>
+      </w:pPr>
+    </w:lvl>
+    <w:lvl w:ilvl="5" w:tplc="FFFFFFFF" w:tentative="1">
+      <w:start w:val="1"/>
+      <w:numFmt w:val="lowerRoman"/>
+      <w:lvlText w:val="%6."/>
+      <w:lvlJc w:val="right"/>
+      <w:pPr>
+        <w:ind w:left="4320" w:hanging="180"/>
+      </w:pPr>
+    </w:lvl>
+    <w:lvl w:ilvl="6" w:tplc="FFFFFFFF" w:tentative="1">
+      <w:start w:val="1"/>
+      <w:numFmt w:val="decimal"/>
+      <w:lvlText w:val="%7."/>
+      <w:lvlJc w:val="left"/>
+      <w:pPr>
+        <w:ind w:left="5040" w:hanging="360"/>
+      </w:pPr>
+    </w:lvl>
+    <w:lvl w:ilvl="7" w:tplc="FFFFFFFF" w:tentative="1">
+      <w:start w:val="1"/>
+      <w:numFmt w:val="lowerLetter"/>
+      <w:lvlText w:val="%8."/>
+      <w:lvlJc w:val="left"/>
+      <w:pPr>
+        <w:ind w:left="5760" w:hanging="360"/>
+      </w:pPr>
+    </w:lvl>
+    <w:lvl w:ilvl="8" w:tplc="FFFFFFFF" w:tentative="1">
+      <w:start w:val="1"/>
+      <w:numFmt w:val="lowerRoman"/>
+      <w:lvlText w:val="%9."/>
+      <w:lvlJc w:val="right"/>
+      <w:pPr>
+        <w:ind w:left="6480" w:hanging="180"/>
+      </w:pPr>
+    </w:lvl>
+  </w:abstractNum>
+  <w:abstractNum w:abstractNumId="10" w15:restartNumberingAfterBreak="0">
+    <w:nsid w:val="11411197"/>
+    <w:multiLevelType w:val="hybridMultilevel"/>
+    <w:tmpl w:val="FCDE87AC"/>
+    <w:lvl w:ilvl="0" w:tplc="0409000F">
+      <w:start w:val="1"/>
+      <w:numFmt w:val="decimal"/>
+      <w:lvlText w:val="%1."/>
+      <w:lvlJc w:val="left"/>
+      <w:pPr>
+        <w:ind w:left="720" w:hanging="360"/>
+      </w:pPr>
+    </w:lvl>
+    <w:lvl w:ilvl="1" w:tplc="04090019" w:tentative="1">
+      <w:start w:val="1"/>
+      <w:numFmt w:val="lowerLetter"/>
+      <w:lvlText w:val="%2."/>
+      <w:lvlJc w:val="left"/>
+      <w:pPr>
+        <w:ind w:left="1440" w:hanging="360"/>
+      </w:pPr>
+    </w:lvl>
+    <w:lvl w:ilvl="2" w:tplc="0409001B" w:tentative="1">
+      <w:start w:val="1"/>
+      <w:numFmt w:val="lowerRoman"/>
+      <w:lvlText w:val="%3."/>
+      <w:lvlJc w:val="right"/>
+      <w:pPr>
+        <w:ind w:left="2160" w:hanging="180"/>
+      </w:pPr>
+    </w:lvl>
+    <w:lvl w:ilvl="3" w:tplc="0409000F" w:tentative="1">
+      <w:start w:val="1"/>
+      <w:numFmt w:val="decimal"/>
+      <w:lvlText w:val="%4."/>
+      <w:lvlJc w:val="left"/>
+      <w:pPr>
+        <w:ind w:left="2880" w:hanging="360"/>
+      </w:pPr>
+    </w:lvl>
+    <w:lvl w:ilvl="4" w:tplc="04090019" w:tentative="1">
+      <w:start w:val="1"/>
+      <w:numFmt w:val="lowerLetter"/>
+      <w:lvlText w:val="%5."/>
+      <w:lvlJc w:val="left"/>
+      <w:pPr>
+        <w:ind w:left="3600" w:hanging="360"/>
+      </w:pPr>
+    </w:lvl>
+    <w:lvl w:ilvl="5" w:tplc="0409001B" w:tentative="1">
+      <w:start w:val="1"/>
+      <w:numFmt w:val="lowerRoman"/>
+      <w:lvlText w:val="%6."/>
+      <w:lvlJc w:val="right"/>
+      <w:pPr>
+        <w:ind w:left="4320" w:hanging="180"/>
+      </w:pPr>
+    </w:lvl>
+    <w:lvl w:ilvl="6" w:tplc="0409000F" w:tentative="1">
+      <w:start w:val="1"/>
+      <w:numFmt w:val="decimal"/>
+      <w:lvlText w:val="%7."/>
+      <w:lvlJc w:val="left"/>
+      <w:pPr>
+        <w:ind w:left="5040" w:hanging="360"/>
+      </w:pPr>
+    </w:lvl>
+    <w:lvl w:ilvl="7" w:tplc="04090019" w:tentative="1">
+      <w:start w:val="1"/>
+      <w:numFmt w:val="lowerLetter"/>
+      <w:lvlText w:val="%8."/>
+      <w:lvlJc w:val="left"/>
+      <w:pPr>
+        <w:ind w:left="5760" w:hanging="360"/>
+      </w:pPr>
+    </w:lvl>
+    <w:lvl w:ilvl="8" w:tplc="0409001B" w:tentative="1">
+      <w:start w:val="1"/>
+      <w:numFmt w:val="lowerRoman"/>
+      <w:lvlText w:val="%9."/>
+      <w:lvlJc w:val="right"/>
+      <w:pPr>
+        <w:ind w:left="6480" w:hanging="180"/>
+      </w:pPr>
+    </w:lvl>
+  </w:abstractNum>
+  <w:abstractNum w:abstractNumId="11" w15:restartNumberingAfterBreak="0">
+    <w:nsid w:val="133C1A60"/>
+    <w:multiLevelType w:val="hybridMultilevel"/>
+    <w:tmpl w:val="1C960D7E"/>
+    <w:lvl w:ilvl="0" w:tplc="04090001">
+      <w:start w:val="1"/>
+      <w:numFmt w:val="bullet"/>
+      <w:lvlText w:val=""/>
+      <w:lvlJc w:val="left"/>
+      <w:pPr>
+        <w:ind w:left="720" w:hanging="360"/>
+      </w:pPr>
+      <w:rPr>
+        <w:rFonts w:ascii="Symbol" w:hAnsi="Symbol" w:hint="default"/>
+      </w:rPr>
+    </w:lvl>
+    <w:lvl w:ilvl="1" w:tplc="04090003" w:tentative="1">
+      <w:start w:val="1"/>
+      <w:numFmt w:val="bullet"/>
+      <w:lvlText w:val="o"/>
+      <w:lvlJc w:val="left"/>
+      <w:pPr>
+        <w:ind w:left="1440" w:hanging="360"/>
+      </w:pPr>
+      <w:rPr>
+        <w:rFonts w:ascii="Courier New" w:hAnsi="Courier New" w:cs="Courier New" w:hint="default"/>
+      </w:rPr>
+    </w:lvl>
+    <w:lvl w:ilvl="2" w:tplc="04090005" w:tentative="1">
+      <w:start w:val="1"/>
+      <w:numFmt w:val="bullet"/>
+      <w:lvlText w:val=""/>
+      <w:lvlJc w:val="left"/>
+      <w:pPr>
+        <w:ind w:left="2160" w:hanging="360"/>
+      </w:pPr>
+      <w:rPr>
+        <w:rFonts w:ascii="Wingdings" w:hAnsi="Wingdings" w:hint="default"/>
+      </w:rPr>
+    </w:lvl>
+    <w:lvl w:ilvl="3" w:tplc="04090001" w:tentative="1">
+      <w:start w:val="1"/>
+      <w:numFmt w:val="bullet"/>
+      <w:lvlText w:val=""/>
+      <w:lvlJc w:val="left"/>
+      <w:pPr>
+        <w:ind w:left="2880" w:hanging="360"/>
+      </w:pPr>
+      <w:rPr>
+        <w:rFonts w:ascii="Symbol" w:hAnsi="Symbol" w:hint="default"/>
+      </w:rPr>
+    </w:lvl>
+    <w:lvl w:ilvl="4" w:tplc="04090003" w:tentative="1">
+      <w:start w:val="1"/>
+      <w:numFmt w:val="bullet"/>
+      <w:lvlText w:val="o"/>
+      <w:lvlJc w:val="left"/>
+      <w:pPr>
+        <w:ind w:left="3600" w:hanging="360"/>
+      </w:pPr>
+      <w:rPr>
+        <w:rFonts w:ascii="Courier New" w:hAnsi="Courier New" w:cs="Courier New" w:hint="default"/>
+      </w:rPr>
+    </w:lvl>
+    <w:lvl w:ilvl="5" w:tplc="04090005" w:tentative="1">
+      <w:start w:val="1"/>
+      <w:numFmt w:val="bullet"/>
+      <w:lvlText w:val=""/>
+      <w:lvlJc w:val="left"/>
+      <w:pPr>
+        <w:ind w:left="4320" w:hanging="360"/>
+      </w:pPr>
+      <w:rPr>
+        <w:rFonts w:ascii="Wingdings" w:hAnsi="Wingdings" w:hint="default"/>
+      </w:rPr>
+    </w:lvl>
+    <w:lvl w:ilvl="6" w:tplc="04090001" w:tentative="1">
+      <w:start w:val="1"/>
+      <w:numFmt w:val="bullet"/>
+      <w:lvlText w:val=""/>
+      <w:lvlJc w:val="left"/>
+      <w:pPr>
+        <w:ind w:left="5040" w:hanging="360"/>
+      </w:pPr>
+      <w:rPr>
+        <w:rFonts w:ascii="Symbol" w:hAnsi="Symbol" w:hint="default"/>
+      </w:rPr>
+    </w:lvl>
+    <w:lvl w:ilvl="7" w:tplc="04090003" w:tentative="1">
+      <w:start w:val="1"/>
+      <w:numFmt w:val="bullet"/>
+      <w:lvlText w:val="o"/>
+      <w:lvlJc w:val="left"/>
+      <w:pPr>
+        <w:ind w:left="5760" w:hanging="360"/>
+      </w:pPr>
+      <w:rPr>
+        <w:rFonts w:ascii="Courier New" w:hAnsi="Courier New" w:cs="Courier New" w:hint="default"/>
+      </w:rPr>
+    </w:lvl>
+    <w:lvl w:ilvl="8" w:tplc="04090005" w:tentative="1">
+      <w:start w:val="1"/>
+      <w:numFmt w:val="bullet"/>
+      <w:lvlText w:val=""/>
+      <w:lvlJc w:val="left"/>
+      <w:pPr>
+        <w:ind w:left="6480" w:hanging="360"/>
+      </w:pPr>
+      <w:rPr>
+        <w:rFonts w:ascii="Wingdings" w:hAnsi="Wingdings" w:hint="default"/>
+      </w:rPr>
+    </w:lvl>
+  </w:abstractNum>
+  <w:abstractNum w:abstractNumId="12" w15:restartNumberingAfterBreak="0">
+    <w:nsid w:val="139C7AD5"/>
+    <w:multiLevelType w:val="hybridMultilevel"/>
+    <w:tmpl w:val="22FCA64C"/>
+    <w:lvl w:ilvl="0" w:tplc="04090003">
+      <w:start w:val="1"/>
+      <w:numFmt w:val="bullet"/>
+      <w:lvlText w:val="o"/>
+      <w:lvlJc w:val="left"/>
+      <w:pPr>
+        <w:ind w:left="1080" w:hanging="360"/>
+      </w:pPr>
+      <w:rPr>
+        <w:rFonts w:ascii="Courier New" w:hAnsi="Courier New" w:cs="Courier New" w:hint="default"/>
+      </w:rPr>
+    </w:lvl>
+    <w:lvl w:ilvl="1" w:tplc="04090003" w:tentative="1">
+      <w:start w:val="1"/>
+      <w:numFmt w:val="bullet"/>
+      <w:lvlText w:val="o"/>
+      <w:lvlJc w:val="left"/>
+      <w:pPr>
+        <w:ind w:left="1800" w:hanging="360"/>
+      </w:pPr>
+      <w:rPr>
+        <w:rFonts w:ascii="Courier New" w:hAnsi="Courier New" w:cs="Courier New" w:hint="default"/>
+      </w:rPr>
+    </w:lvl>
+    <w:lvl w:ilvl="2" w:tplc="04090005" w:tentative="1">
+      <w:start w:val="1"/>
+      <w:numFmt w:val="bullet"/>
+      <w:lvlText w:val=""/>
+      <w:lvlJc w:val="left"/>
+      <w:pPr>
+        <w:ind w:left="2520" w:hanging="360"/>
+      </w:pPr>
+      <w:rPr>
+        <w:rFonts w:ascii="Wingdings" w:hAnsi="Wingdings" w:hint="default"/>
+      </w:rPr>
+    </w:lvl>
+    <w:lvl w:ilvl="3" w:tplc="04090001" w:tentative="1">
+      <w:start w:val="1"/>
+      <w:numFmt w:val="bullet"/>
+      <w:lvlText w:val=""/>
+      <w:lvlJc w:val="left"/>
+      <w:pPr>
+        <w:ind w:left="3240" w:hanging="360"/>
+      </w:pPr>
+      <w:rPr>
+        <w:rFonts w:ascii="Symbol" w:hAnsi="Symbol" w:hint="default"/>
+      </w:rPr>
+    </w:lvl>
+    <w:lvl w:ilvl="4" w:tplc="04090003" w:tentative="1">
+      <w:start w:val="1"/>
+      <w:numFmt w:val="bullet"/>
+      <w:lvlText w:val="o"/>
+      <w:lvlJc w:val="left"/>
+      <w:pPr>
+        <w:ind w:left="3960" w:hanging="360"/>
+      </w:pPr>
+      <w:rPr>
+        <w:rFonts w:ascii="Courier New" w:hAnsi="Courier New" w:cs="Courier New" w:hint="default"/>
+      </w:rPr>
+    </w:lvl>
+    <w:lvl w:ilvl="5" w:tplc="04090005" w:tentative="1">
+      <w:start w:val="1"/>
+      <w:numFmt w:val="bullet"/>
+      <w:lvlText w:val=""/>
+      <w:lvlJc w:val="left"/>
+      <w:pPr>
+        <w:ind w:left="4680" w:hanging="360"/>
+      </w:pPr>
+      <w:rPr>
+        <w:rFonts w:ascii="Wingdings" w:hAnsi="Wingdings" w:hint="default"/>
+      </w:rPr>
+    </w:lvl>
+    <w:lvl w:ilvl="6" w:tplc="04090001" w:tentative="1">
+      <w:start w:val="1"/>
+      <w:numFmt w:val="bullet"/>
+      <w:lvlText w:val=""/>
+      <w:lvlJc w:val="left"/>
+      <w:pPr>
+        <w:ind w:left="5400" w:hanging="360"/>
+      </w:pPr>
+      <w:rPr>
+        <w:rFonts w:ascii="Symbol" w:hAnsi="Symbol" w:hint="default"/>
+      </w:rPr>
+    </w:lvl>
+    <w:lvl w:ilvl="7" w:tplc="04090003" w:tentative="1">
+      <w:start w:val="1"/>
+      <w:numFmt w:val="bullet"/>
+      <w:lvlText w:val="o"/>
+      <w:lvlJc w:val="left"/>
+      <w:pPr>
+        <w:ind w:left="6120" w:hanging="360"/>
+      </w:pPr>
+      <w:rPr>
+        <w:rFonts w:ascii="Courier New" w:hAnsi="Courier New" w:cs="Courier New" w:hint="default"/>
+      </w:rPr>
+    </w:lvl>
+    <w:lvl w:ilvl="8" w:tplc="04090005" w:tentative="1">
+      <w:start w:val="1"/>
+      <w:numFmt w:val="bullet"/>
+      <w:lvlText w:val=""/>
+      <w:lvlJc w:val="left"/>
+      <w:pPr>
+        <w:ind w:left="6840" w:hanging="360"/>
+      </w:pPr>
+      <w:rPr>
+        <w:rFonts w:ascii="Wingdings" w:hAnsi="Wingdings" w:hint="default"/>
+      </w:rPr>
+    </w:lvl>
+  </w:abstractNum>
+  <w:abstractNum w:abstractNumId="13" w15:restartNumberingAfterBreak="0">
+    <w:nsid w:val="20BF6D5A"/>
+    <w:multiLevelType w:val="hybridMultilevel"/>
+    <w:tmpl w:val="D8469C06"/>
+    <w:lvl w:ilvl="0" w:tplc="0409000F">
+      <w:start w:val="1"/>
+      <w:numFmt w:val="decimal"/>
+      <w:lvlText w:val="%1."/>
+      <w:lvlJc w:val="left"/>
+      <w:pPr>
+        <w:ind w:left="720" w:hanging="360"/>
+      </w:pPr>
+    </w:lvl>
+    <w:lvl w:ilvl="1" w:tplc="04090019" w:tentative="1">
+      <w:start w:val="1"/>
+      <w:numFmt w:val="lowerLetter"/>
+      <w:lvlText w:val="%2."/>
+      <w:lvlJc w:val="left"/>
+      <w:pPr>
+        <w:ind w:left="1440" w:hanging="360"/>
+      </w:pPr>
+    </w:lvl>
+    <w:lvl w:ilvl="2" w:tplc="0409001B" w:tentative="1">
+      <w:start w:val="1"/>
+      <w:numFmt w:val="lowerRoman"/>
+      <w:lvlText w:val="%3."/>
+      <w:lvlJc w:val="right"/>
+      <w:pPr>
+        <w:ind w:left="2160" w:hanging="180"/>
+      </w:pPr>
+    </w:lvl>
+    <w:lvl w:ilvl="3" w:tplc="0409000F" w:tentative="1">
+      <w:start w:val="1"/>
+      <w:numFmt w:val="decimal"/>
+      <w:lvlText w:val="%4."/>
+      <w:lvlJc w:val="left"/>
+      <w:pPr>
+        <w:ind w:left="2880" w:hanging="360"/>
+      </w:pPr>
+    </w:lvl>
+    <w:lvl w:ilvl="4" w:tplc="04090019" w:tentative="1">
+      <w:start w:val="1"/>
+      <w:numFmt w:val="lowerLetter"/>
+      <w:lvlText w:val="%5."/>
+      <w:lvlJc w:val="left"/>
+      <w:pPr>
+        <w:ind w:left="3600" w:hanging="360"/>
+      </w:pPr>
+    </w:lvl>
+    <w:lvl w:ilvl="5" w:tplc="0409001B" w:tentative="1">
+      <w:start w:val="1"/>
+      <w:numFmt w:val="lowerRoman"/>
+      <w:lvlText w:val="%6."/>
+      <w:lvlJc w:val="right"/>
+      <w:pPr>
+        <w:ind w:left="4320" w:hanging="180"/>
+      </w:pPr>
+    </w:lvl>
+    <w:lvl w:ilvl="6" w:tplc="0409000F" w:tentative="1">
+      <w:start w:val="1"/>
+      <w:numFmt w:val="decimal"/>
+      <w:lvlText w:val="%7."/>
+      <w:lvlJc w:val="left"/>
+      <w:pPr>
+        <w:ind w:left="5040" w:hanging="360"/>
+      </w:pPr>
+    </w:lvl>
+    <w:lvl w:ilvl="7" w:tplc="04090019" w:tentative="1">
+      <w:start w:val="1"/>
+      <w:numFmt w:val="lowerLetter"/>
+      <w:lvlText w:val="%8."/>
+      <w:lvlJc w:val="left"/>
+      <w:pPr>
+        <w:ind w:left="5760" w:hanging="360"/>
+      </w:pPr>
+    </w:lvl>
+    <w:lvl w:ilvl="8" w:tplc="0409001B" w:tentative="1">
+      <w:start w:val="1"/>
+      <w:numFmt w:val="lowerRoman"/>
+      <w:lvlText w:val="%9."/>
+      <w:lvlJc w:val="right"/>
+      <w:pPr>
+        <w:ind w:left="6480" w:hanging="180"/>
+      </w:pPr>
+    </w:lvl>
+  </w:abstractNum>
+  <w:abstractNum w:abstractNumId="14" w15:restartNumberingAfterBreak="0">
+    <w:nsid w:val="250A359A"/>
+    <w:multiLevelType w:val="hybridMultilevel"/>
+    <w:tmpl w:val="1E68BF8A"/>
+    <w:lvl w:ilvl="0" w:tplc="04090001">
+      <w:start w:val="1"/>
+      <w:numFmt w:val="bullet"/>
+      <w:lvlText w:val=""/>
+      <w:lvlJc w:val="left"/>
+      <w:pPr>
+        <w:ind w:left="720" w:hanging="360"/>
+      </w:pPr>
+      <w:rPr>
+        <w:rFonts w:ascii="Symbol" w:hAnsi="Symbol" w:hint="default"/>
+      </w:rPr>
+    </w:lvl>
+    <w:lvl w:ilvl="1" w:tplc="04090003" w:tentative="1">
+      <w:start w:val="1"/>
+      <w:numFmt w:val="bullet"/>
+      <w:lvlText w:val="o"/>
+      <w:lvlJc w:val="left"/>
+      <w:pPr>
+        <w:ind w:left="1440" w:hanging="360"/>
+      </w:pPr>
+      <w:rPr>
+        <w:rFonts w:ascii="Courier New" w:hAnsi="Courier New" w:cs="Courier New" w:hint="default"/>
+      </w:rPr>
+    </w:lvl>
+    <w:lvl w:ilvl="2" w:tplc="04090005" w:tentative="1">
+      <w:start w:val="1"/>
+      <w:numFmt w:val="bullet"/>
+      <w:lvlText w:val=""/>
+      <w:lvlJc w:val="left"/>
+      <w:pPr>
+        <w:ind w:left="2160" w:hanging="360"/>
+      </w:pPr>
+      <w:rPr>
+        <w:rFonts w:ascii="Wingdings" w:hAnsi="Wingdings" w:hint="default"/>
+      </w:rPr>
+    </w:lvl>
+    <w:lvl w:ilvl="3" w:tplc="04090001" w:tentative="1">
+      <w:start w:val="1"/>
+      <w:numFmt w:val="bullet"/>
+      <w:lvlText w:val=""/>
+      <w:lvlJc w:val="left"/>
+      <w:pPr>
+        <w:ind w:left="2880" w:hanging="360"/>
+      </w:pPr>
+      <w:rPr>
+        <w:rFonts w:ascii="Symbol" w:hAnsi="Symbol" w:hint="default"/>
+      </w:rPr>
+    </w:lvl>
+    <w:lvl w:ilvl="4" w:tplc="04090003" w:tentative="1">
+      <w:start w:val="1"/>
+      <w:numFmt w:val="bullet"/>
+      <w:lvlText w:val="o"/>
+      <w:lvlJc w:val="left"/>
+      <w:pPr>
+        <w:ind w:left="3600" w:hanging="360"/>
+      </w:pPr>
+      <w:rPr>
+        <w:rFonts w:ascii="Courier New" w:hAnsi="Courier New" w:cs="Courier New" w:hint="default"/>
+      </w:rPr>
+    </w:lvl>
+    <w:lvl w:ilvl="5" w:tplc="04090005" w:tentative="1">
+      <w:start w:val="1"/>
+      <w:numFmt w:val="bullet"/>
+      <w:lvlText w:val=""/>
+      <w:lvlJc w:val="left"/>
+      <w:pPr>
+        <w:ind w:left="4320" w:hanging="360"/>
+      </w:pPr>
+      <w:rPr>
+        <w:rFonts w:ascii="Wingdings" w:hAnsi="Wingdings" w:hint="default"/>
+      </w:rPr>
+    </w:lvl>
+    <w:lvl w:ilvl="6" w:tplc="04090001" w:tentative="1">
+      <w:start w:val="1"/>
+      <w:numFmt w:val="bullet"/>
+      <w:lvlText w:val=""/>
+      <w:lvlJc w:val="left"/>
+      <w:pPr>
+        <w:ind w:left="5040" w:hanging="360"/>
+      </w:pPr>
+      <w:rPr>
+        <w:rFonts w:ascii="Symbol" w:hAnsi="Symbol" w:hint="default"/>
+      </w:rPr>
+    </w:lvl>
+    <w:lvl w:ilvl="7" w:tplc="04090003" w:tentative="1">
+      <w:start w:val="1"/>
+      <w:numFmt w:val="bullet"/>
+      <w:lvlText w:val="o"/>
+      <w:lvlJc w:val="left"/>
+      <w:pPr>
+        <w:ind w:left="5760" w:hanging="360"/>
+      </w:pPr>
+      <w:rPr>
+        <w:rFonts w:ascii="Courier New" w:hAnsi="Courier New" w:cs="Courier New" w:hint="default"/>
+      </w:rPr>
+    </w:lvl>
+    <w:lvl w:ilvl="8" w:tplc="04090005" w:tentative="1">
+      <w:start w:val="1"/>
+      <w:numFmt w:val="bullet"/>
+      <w:lvlText w:val=""/>
+      <w:lvlJc w:val="left"/>
+      <w:pPr>
+        <w:ind w:left="6480" w:hanging="360"/>
+      </w:pPr>
+      <w:rPr>
+        <w:rFonts w:ascii="Wingdings" w:hAnsi="Wingdings" w:hint="default"/>
+      </w:rPr>
+    </w:lvl>
+  </w:abstractNum>
+  <w:abstractNum w:abstractNumId="15" w15:restartNumberingAfterBreak="0">
+    <w:nsid w:val="2D682021"/>
+    <w:multiLevelType w:val="hybridMultilevel"/>
+    <w:tmpl w:val="06C4025C"/>
+    <w:lvl w:ilvl="0" w:tplc="04090003">
+      <w:start w:val="1"/>
+      <w:numFmt w:val="bullet"/>
+      <w:lvlText w:val="o"/>
+      <w:lvlJc w:val="left"/>
+      <w:pPr>
+        <w:ind w:left="1080" w:hanging="360"/>
+      </w:pPr>
+      <w:rPr>
+        <w:rFonts w:ascii="Courier New" w:hAnsi="Courier New" w:cs="Courier New" w:hint="default"/>
+      </w:rPr>
+    </w:lvl>
+    <w:lvl w:ilvl="1" w:tplc="04090003" w:tentative="1">
+      <w:start w:val="1"/>
+      <w:numFmt w:val="bullet"/>
+      <w:lvlText w:val="o"/>
+      <w:lvlJc w:val="left"/>
+      <w:pPr>
+        <w:ind w:left="1800" w:hanging="360"/>
+      </w:pPr>
+      <w:rPr>
+        <w:rFonts w:ascii="Courier New" w:hAnsi="Courier New" w:cs="Courier New" w:hint="default"/>
+      </w:rPr>
+    </w:lvl>
+    <w:lvl w:ilvl="2" w:tplc="04090005" w:tentative="1">
+      <w:start w:val="1"/>
+      <w:numFmt w:val="bullet"/>
+      <w:lvlText w:val=""/>
+      <w:lvlJc w:val="left"/>
+      <w:pPr>
+        <w:ind w:left="2520" w:hanging="360"/>
+      </w:pPr>
+      <w:rPr>
+        <w:rFonts w:ascii="Wingdings" w:hAnsi="Wingdings" w:hint="default"/>
+      </w:rPr>
+    </w:lvl>
+    <w:lvl w:ilvl="3" w:tplc="04090001" w:tentative="1">
+      <w:start w:val="1"/>
+      <w:numFmt w:val="bullet"/>
+      <w:lvlText w:val=""/>
+      <w:lvlJc w:val="left"/>
+      <w:pPr>
+        <w:ind w:left="3240" w:hanging="360"/>
+      </w:pPr>
+      <w:rPr>
+        <w:rFonts w:ascii="Symbol" w:hAnsi="Symbol" w:hint="default"/>
+      </w:rPr>
+    </w:lvl>
+    <w:lvl w:ilvl="4" w:tplc="04090003" w:tentative="1">
+      <w:start w:val="1"/>
+      <w:numFmt w:val="bullet"/>
+      <w:lvlText w:val="o"/>
+      <w:lvlJc w:val="left"/>
+      <w:pPr>
+        <w:ind w:left="3960" w:hanging="360"/>
+      </w:pPr>
+      <w:rPr>
+        <w:rFonts w:ascii="Courier New" w:hAnsi="Courier New" w:cs="Courier New" w:hint="default"/>
+      </w:rPr>
+    </w:lvl>
+    <w:lvl w:ilvl="5" w:tplc="04090005" w:tentative="1">
+      <w:start w:val="1"/>
+      <w:numFmt w:val="bullet"/>
+      <w:lvlText w:val=""/>
+      <w:lvlJc w:val="left"/>
+      <w:pPr>
+        <w:ind w:left="4680" w:hanging="360"/>
+      </w:pPr>
+      <w:rPr>
+        <w:rFonts w:ascii="Wingdings" w:hAnsi="Wingdings" w:hint="default"/>
+      </w:rPr>
+    </w:lvl>
+    <w:lvl w:ilvl="6" w:tplc="04090001" w:tentative="1">
+      <w:start w:val="1"/>
+      <w:numFmt w:val="bullet"/>
+      <w:lvlText w:val=""/>
+      <w:lvlJc w:val="left"/>
+      <w:pPr>
+        <w:ind w:left="5400" w:hanging="360"/>
+      </w:pPr>
+      <w:rPr>
+        <w:rFonts w:ascii="Symbol" w:hAnsi="Symbol" w:hint="default"/>
+      </w:rPr>
+    </w:lvl>
+    <w:lvl w:ilvl="7" w:tplc="04090003" w:tentative="1">
+      <w:start w:val="1"/>
+      <w:numFmt w:val="bullet"/>
+      <w:lvlText w:val="o"/>
+      <w:lvlJc w:val="left"/>
+      <w:pPr>
+        <w:ind w:left="6120" w:hanging="360"/>
+      </w:pPr>
+      <w:rPr>
+        <w:rFonts w:ascii="Courier New" w:hAnsi="Courier New" w:cs="Courier New" w:hint="default"/>
+      </w:rPr>
+    </w:lvl>
+    <w:lvl w:ilvl="8" w:tplc="04090005" w:tentative="1">
+      <w:start w:val="1"/>
+      <w:numFmt w:val="bullet"/>
+      <w:lvlText w:val=""/>
+      <w:lvlJc w:val="left"/>
+      <w:pPr>
+        <w:ind w:left="6840" w:hanging="360"/>
+      </w:pPr>
+      <w:rPr>
+        <w:rFonts w:ascii="Wingdings" w:hAnsi="Wingdings" w:hint="default"/>
+      </w:rPr>
+    </w:lvl>
+  </w:abstractNum>
+  <w:abstractNum w:abstractNumId="16" w15:restartNumberingAfterBreak="0">
+    <w:nsid w:val="2FBD28EF"/>
+    <w:multiLevelType w:val="hybridMultilevel"/>
+    <w:tmpl w:val="0CB6DE8C"/>
+    <w:lvl w:ilvl="0" w:tplc="04090003">
+      <w:start w:val="1"/>
+      <w:numFmt w:val="bullet"/>
+      <w:lvlText w:val="o"/>
+      <w:lvlJc w:val="left"/>
+      <w:pPr>
+        <w:ind w:left="720" w:hanging="360"/>
+      </w:pPr>
+      <w:rPr>
+        <w:rFonts w:ascii="Courier New" w:hAnsi="Courier New" w:cs="Courier New" w:hint="default"/>
+      </w:rPr>
+    </w:lvl>
+    <w:lvl w:ilvl="1" w:tplc="04090003" w:tentative="1">
+      <w:start w:val="1"/>
+      <w:numFmt w:val="bullet"/>
+      <w:lvlText w:val="o"/>
+      <w:lvlJc w:val="left"/>
+      <w:pPr>
+        <w:ind w:left="1440" w:hanging="360"/>
+      </w:pPr>
+      <w:rPr>
+        <w:rFonts w:ascii="Courier New" w:hAnsi="Courier New" w:cs="Courier New" w:hint="default"/>
+      </w:rPr>
+    </w:lvl>
+    <w:lvl w:ilvl="2" w:tplc="04090005" w:tentative="1">
+      <w:start w:val="1"/>
+      <w:numFmt w:val="bullet"/>
+      <w:lvlText w:val=""/>
+      <w:lvlJc w:val="left"/>
+      <w:pPr>
+        <w:ind w:left="2160" w:hanging="360"/>
+      </w:pPr>
+      <w:rPr>
+        <w:rFonts w:ascii="Wingdings" w:hAnsi="Wingdings" w:hint="default"/>
+      </w:rPr>
+    </w:lvl>
+    <w:lvl w:ilvl="3" w:tplc="04090001" w:tentative="1">
+      <w:start w:val="1"/>
+      <w:numFmt w:val="bullet"/>
+      <w:lvlText w:val=""/>
+      <w:lvlJc w:val="left"/>
+      <w:pPr>
+        <w:ind w:left="2880" w:hanging="360"/>
+      </w:pPr>
+      <w:rPr>
+        <w:rFonts w:ascii="Symbol" w:hAnsi="Symbol" w:hint="default"/>
+      </w:rPr>
+    </w:lvl>
+    <w:lvl w:ilvl="4" w:tplc="04090003" w:tentative="1">
+      <w:start w:val="1"/>
+      <w:numFmt w:val="bullet"/>
+      <w:lvlText w:val="o"/>
+      <w:lvlJc w:val="left"/>
+      <w:pPr>
+        <w:ind w:left="3600" w:hanging="360"/>
+      </w:pPr>
+      <w:rPr>
+        <w:rFonts w:ascii="Courier New" w:hAnsi="Courier New" w:cs="Courier New" w:hint="default"/>
+      </w:rPr>
+    </w:lvl>
+    <w:lvl w:ilvl="5" w:tplc="04090005" w:tentative="1">
+      <w:start w:val="1"/>
+      <w:numFmt w:val="bullet"/>
+      <w:lvlText w:val=""/>
+      <w:lvlJc w:val="left"/>
+      <w:pPr>
+        <w:ind w:left="4320" w:hanging="360"/>
+      </w:pPr>
+      <w:rPr>
+        <w:rFonts w:ascii="Wingdings" w:hAnsi="Wingdings" w:hint="default"/>
+      </w:rPr>
+    </w:lvl>
+    <w:lvl w:ilvl="6" w:tplc="04090001" w:tentative="1">
+      <w:start w:val="1"/>
+      <w:numFmt w:val="bullet"/>
+      <w:lvlText w:val=""/>
+      <w:lvlJc w:val="left"/>
+      <w:pPr>
+        <w:ind w:left="5040" w:hanging="360"/>
+      </w:pPr>
+      <w:rPr>
+        <w:rFonts w:ascii="Symbol" w:hAnsi="Symbol" w:hint="default"/>
+      </w:rPr>
+    </w:lvl>
+    <w:lvl w:ilvl="7" w:tplc="04090003" w:tentative="1">
+      <w:start w:val="1"/>
+      <w:numFmt w:val="bullet"/>
+      <w:lvlText w:val="o"/>
+      <w:lvlJc w:val="left"/>
+      <w:pPr>
+        <w:ind w:left="5760" w:hanging="360"/>
+      </w:pPr>
+      <w:rPr>
+        <w:rFonts w:ascii="Courier New" w:hAnsi="Courier New" w:cs="Courier New" w:hint="default"/>
+      </w:rPr>
+    </w:lvl>
+    <w:lvl w:ilvl="8" w:tplc="04090005" w:tentative="1">
+      <w:start w:val="1"/>
+      <w:numFmt w:val="bullet"/>
+      <w:lvlText w:val=""/>
+      <w:lvlJc w:val="left"/>
+      <w:pPr>
+        <w:ind w:left="6480" w:hanging="360"/>
+      </w:pPr>
+      <w:rPr>
+        <w:rFonts w:ascii="Wingdings" w:hAnsi="Wingdings" w:hint="default"/>
+      </w:rPr>
+    </w:lvl>
+  </w:abstractNum>
+  <w:abstractNum w:abstractNumId="17" w15:restartNumberingAfterBreak="0">
+    <w:nsid w:val="37753FC4"/>
+    <w:multiLevelType w:val="hybridMultilevel"/>
+    <w:tmpl w:val="AA32CFA0"/>
+    <w:lvl w:ilvl="0" w:tplc="04090001">
+      <w:start w:val="1"/>
+      <w:numFmt w:val="bullet"/>
+      <w:lvlText w:val=""/>
+      <w:lvlJc w:val="left"/>
+      <w:pPr>
+        <w:ind w:left="720" w:hanging="360"/>
+      </w:pPr>
+      <w:rPr>
+        <w:rFonts w:ascii="Symbol" w:hAnsi="Symbol" w:hint="default"/>
+      </w:rPr>
+    </w:lvl>
+    <w:lvl w:ilvl="1" w:tplc="04090003">
+      <w:start w:val="1"/>
+      <w:numFmt w:val="bullet"/>
+      <w:lvlText w:val="o"/>
+      <w:lvlJc w:val="left"/>
+      <w:pPr>
+        <w:ind w:left="1440" w:hanging="360"/>
+      </w:pPr>
+      <w:rPr>
+        <w:rFonts w:ascii="Courier New" w:hAnsi="Courier New" w:cs="Courier New" w:hint="default"/>
+      </w:rPr>
+    </w:lvl>
+    <w:lvl w:ilvl="2" w:tplc="04090005" w:tentative="1">
+      <w:start w:val="1"/>
+      <w:numFmt w:val="bullet"/>
+      <w:lvlText w:val=""/>
+      <w:lvlJc w:val="left"/>
+      <w:pPr>
+        <w:ind w:left="2160" w:hanging="360"/>
+      </w:pPr>
+      <w:rPr>
+        <w:rFonts w:ascii="Wingdings" w:hAnsi="Wingdings" w:hint="default"/>
+      </w:rPr>
+    </w:lvl>
+    <w:lvl w:ilvl="3" w:tplc="04090001" w:tentative="1">
+      <w:start w:val="1"/>
+      <w:numFmt w:val="bullet"/>
+      <w:lvlText w:val=""/>
+      <w:lvlJc w:val="left"/>
+      <w:pPr>
+        <w:ind w:left="2880" w:hanging="360"/>
+      </w:pPr>
+      <w:rPr>
+        <w:rFonts w:ascii="Symbol" w:hAnsi="Symbol" w:hint="default"/>
+      </w:rPr>
+    </w:lvl>
+    <w:lvl w:ilvl="4" w:tplc="04090003" w:tentative="1">
+      <w:start w:val="1"/>
+      <w:numFmt w:val="bullet"/>
+      <w:lvlText w:val="o"/>
+      <w:lvlJc w:val="left"/>
+      <w:pPr>
+        <w:ind w:left="3600" w:hanging="360"/>
+      </w:pPr>
+      <w:rPr>
+        <w:rFonts w:ascii="Courier New" w:hAnsi="Courier New" w:cs="Courier New" w:hint="default"/>
+      </w:rPr>
+    </w:lvl>
+    <w:lvl w:ilvl="5" w:tplc="04090005" w:tentative="1">
+      <w:start w:val="1"/>
+      <w:numFmt w:val="bullet"/>
+      <w:lvlText w:val=""/>
+      <w:lvlJc w:val="left"/>
+      <w:pPr>
+        <w:ind w:left="4320" w:hanging="360"/>
+      </w:pPr>
+      <w:rPr>
+        <w:rFonts w:ascii="Wingdings" w:hAnsi="Wingdings" w:hint="default"/>
+      </w:rPr>
+    </w:lvl>
+    <w:lvl w:ilvl="6" w:tplc="04090001" w:tentative="1">
+      <w:start w:val="1"/>
+      <w:numFmt w:val="bullet"/>
+      <w:lvlText w:val=""/>
+      <w:lvlJc w:val="left"/>
+      <w:pPr>
+        <w:ind w:left="5040" w:hanging="360"/>
+      </w:pPr>
+      <w:rPr>
+        <w:rFonts w:ascii="Symbol" w:hAnsi="Symbol" w:hint="default"/>
+      </w:rPr>
+    </w:lvl>
+    <w:lvl w:ilvl="7" w:tplc="04090003" w:tentative="1">
+      <w:start w:val="1"/>
+      <w:numFmt w:val="bullet"/>
+      <w:lvlText w:val="o"/>
+      <w:lvlJc w:val="left"/>
+      <w:pPr>
+        <w:ind w:left="5760" w:hanging="360"/>
+      </w:pPr>
+      <w:rPr>
+        <w:rFonts w:ascii="Courier New" w:hAnsi="Courier New" w:cs="Courier New" w:hint="default"/>
+      </w:rPr>
+    </w:lvl>
+    <w:lvl w:ilvl="8" w:tplc="04090005" w:tentative="1">
+      <w:start w:val="1"/>
+      <w:numFmt w:val="bullet"/>
+      <w:lvlText w:val=""/>
+      <w:lvlJc w:val="left"/>
+      <w:pPr>
+        <w:ind w:left="6480" w:hanging="360"/>
+      </w:pPr>
+      <w:rPr>
+        <w:rFonts w:ascii="Wingdings" w:hAnsi="Wingdings" w:hint="default"/>
+      </w:rPr>
+    </w:lvl>
+  </w:abstractNum>
+  <w:abstractNum w:abstractNumId="18" w15:restartNumberingAfterBreak="0">
+    <w:nsid w:val="3A48234D"/>
+    <w:multiLevelType w:val="multilevel"/>
+    <w:tmpl w:val="D5A826D6"/>
+    <w:lvl w:ilvl="0">
+      <w:start w:val="1"/>
+      <w:numFmt w:val="bullet"/>
+      <w:lvlText w:val=""/>
+      <w:lvlJc w:val="left"/>
+      <w:pPr>
+        <w:tabs>
+          <w:tab w:val="num" w:pos="720"/>
+        </w:tabs>
+        <w:ind w:left="720" w:hanging="360"/>
+      </w:pPr>
+      <w:rPr>
+        <w:rFonts w:ascii="Symbol" w:hAnsi="Symbol" w:hint="default"/>
+        <w:sz w:val="20"/>
+      </w:rPr>
+    </w:lvl>
+    <w:lvl w:ilvl="1">
+      <w:start w:val="1"/>
+      <w:numFmt w:val="bullet"/>
+      <w:lvlText w:val="o"/>
+      <w:lvlJc w:val="left"/>
+      <w:pPr>
+        <w:tabs>
+          <w:tab w:val="num" w:pos="1440"/>
+        </w:tabs>
+        <w:ind w:left="1440" w:hanging="360"/>
+      </w:pPr>
+      <w:rPr>
+        <w:rFonts w:ascii="Courier New" w:hAnsi="Courier New" w:hint="default"/>
+        <w:sz w:val="20"/>
+      </w:rPr>
+    </w:lvl>
+    <w:lvl w:ilvl="2" w:tentative="1">
+      <w:start w:val="1"/>
+      <w:numFmt w:val="bullet"/>
+      <w:lvlText w:val=""/>
+      <w:lvlJc w:val="left"/>
+      <w:pPr>
+        <w:tabs>
+          <w:tab w:val="num" w:pos="2160"/>
+        </w:tabs>
+        <w:ind w:left="2160" w:hanging="360"/>
+      </w:pPr>
+      <w:rPr>
+        <w:rFonts w:ascii="Wingdings" w:hAnsi="Wingdings" w:hint="default"/>
+        <w:sz w:val="20"/>
+      </w:rPr>
+    </w:lvl>
+    <w:lvl w:ilvl="3" w:tentative="1">
+      <w:start w:val="1"/>
+      <w:numFmt w:val="bullet"/>
+      <w:lvlText w:val=""/>
+      <w:lvlJc w:val="left"/>
+      <w:pPr>
+        <w:tabs>
+          <w:tab w:val="num" w:pos="2880"/>
+        </w:tabs>
+        <w:ind w:left="2880" w:hanging="360"/>
+      </w:pPr>
+      <w:rPr>
+        <w:rFonts w:ascii="Wingdings" w:hAnsi="Wingdings" w:hint="default"/>
+        <w:sz w:val="20"/>
+      </w:rPr>
+    </w:lvl>
+    <w:lvl w:ilvl="4" w:tentative="1">
+      <w:start w:val="1"/>
+      <w:numFmt w:val="bullet"/>
+      <w:lvlText w:val=""/>
+      <w:lvlJc w:val="left"/>
+      <w:pPr>
+        <w:tabs>
+          <w:tab w:val="num" w:pos="3600"/>
+        </w:tabs>
+        <w:ind w:left="3600" w:hanging="360"/>
+      </w:pPr>
+      <w:rPr>
+        <w:rFonts w:ascii="Wingdings" w:hAnsi="Wingdings" w:hint="default"/>
+        <w:sz w:val="20"/>
+      </w:rPr>
+    </w:lvl>
+    <w:lvl w:ilvl="5" w:tentative="1">
+      <w:start w:val="1"/>
+      <w:numFmt w:val="bullet"/>
+      <w:lvlText w:val=""/>
+      <w:lvlJc w:val="left"/>
+      <w:pPr>
+        <w:tabs>
+          <w:tab w:val="num" w:pos="4320"/>
+        </w:tabs>
+        <w:ind w:left="4320" w:hanging="360"/>
+      </w:pPr>
+      <w:rPr>
+        <w:rFonts w:ascii="Wingdings" w:hAnsi="Wingdings" w:hint="default"/>
+        <w:sz w:val="20"/>
+      </w:rPr>
+    </w:lvl>
+    <w:lvl w:ilvl="6" w:tentative="1">
+      <w:start w:val="1"/>
+      <w:numFmt w:val="bullet"/>
+      <w:lvlText w:val=""/>
+      <w:lvlJc w:val="left"/>
+      <w:pPr>
+        <w:tabs>
+          <w:tab w:val="num" w:pos="5040"/>
+        </w:tabs>
+        <w:ind w:left="5040" w:hanging="360"/>
+      </w:pPr>
+      <w:rPr>
+        <w:rFonts w:ascii="Wingdings" w:hAnsi="Wingdings" w:hint="default"/>
+        <w:sz w:val="20"/>
+      </w:rPr>
+    </w:lvl>
+    <w:lvl w:ilvl="7" w:tentative="1">
+      <w:start w:val="1"/>
+      <w:numFmt w:val="bullet"/>
+      <w:lvlText w:val=""/>
+      <w:lvlJc w:val="left"/>
+      <w:pPr>
+        <w:tabs>
+          <w:tab w:val="num" w:pos="5760"/>
+        </w:tabs>
+        <w:ind w:left="5760" w:hanging="360"/>
+      </w:pPr>
+      <w:rPr>
+        <w:rFonts w:ascii="Wingdings" w:hAnsi="Wingdings" w:hint="default"/>
+        <w:sz w:val="20"/>
+      </w:rPr>
+    </w:lvl>
+    <w:lvl w:ilvl="8" w:tentative="1">
+      <w:start w:val="1"/>
+      <w:numFmt w:val="bullet"/>
+      <w:lvlText w:val=""/>
+      <w:lvlJc w:val="left"/>
+      <w:pPr>
+        <w:tabs>
+          <w:tab w:val="num" w:pos="6480"/>
+        </w:tabs>
+        <w:ind w:left="6480" w:hanging="360"/>
+      </w:pPr>
+      <w:rPr>
+        <w:rFonts w:ascii="Wingdings" w:hAnsi="Wingdings" w:hint="default"/>
+        <w:sz w:val="20"/>
+      </w:rPr>
+    </w:lvl>
+  </w:abstractNum>
+  <w:abstractNum w:abstractNumId="19" w15:restartNumberingAfterBreak="0">
+    <w:nsid w:val="3CB650C3"/>
+    <w:multiLevelType w:val="hybridMultilevel"/>
+    <w:tmpl w:val="2E863334"/>
+    <w:lvl w:ilvl="0" w:tplc="04090003">
+      <w:start w:val="1"/>
+      <w:numFmt w:val="bullet"/>
+      <w:lvlText w:val="o"/>
+      <w:lvlJc w:val="left"/>
+      <w:pPr>
+        <w:ind w:left="3960" w:hanging="360"/>
+      </w:pPr>
+      <w:rPr>
+        <w:rFonts w:ascii="Courier New" w:hAnsi="Courier New" w:cs="Courier New" w:hint="default"/>
+      </w:rPr>
+    </w:lvl>
+    <w:lvl w:ilvl="1" w:tplc="04090003" w:tentative="1">
+      <w:start w:val="1"/>
+      <w:numFmt w:val="bullet"/>
+      <w:lvlText w:val="o"/>
+      <w:lvlJc w:val="left"/>
+      <w:pPr>
+        <w:ind w:left="4680" w:hanging="360"/>
+      </w:pPr>
+      <w:rPr>
+        <w:rFonts w:ascii="Courier New" w:hAnsi="Courier New" w:cs="Courier New" w:hint="default"/>
+      </w:rPr>
+    </w:lvl>
+    <w:lvl w:ilvl="2" w:tplc="04090005" w:tentative="1">
+      <w:start w:val="1"/>
+      <w:numFmt w:val="bullet"/>
+      <w:lvlText w:val=""/>
+      <w:lvlJc w:val="left"/>
+      <w:pPr>
+        <w:ind w:left="5400" w:hanging="360"/>
+      </w:pPr>
+      <w:rPr>
+        <w:rFonts w:ascii="Wingdings" w:hAnsi="Wingdings" w:hint="default"/>
+      </w:rPr>
+    </w:lvl>
+    <w:lvl w:ilvl="3" w:tplc="04090001" w:tentative="1">
+      <w:start w:val="1"/>
+      <w:numFmt w:val="bullet"/>
+      <w:lvlText w:val=""/>
+      <w:lvlJc w:val="left"/>
+      <w:pPr>
+        <w:ind w:left="6120" w:hanging="360"/>
+      </w:pPr>
+      <w:rPr>
+        <w:rFonts w:ascii="Symbol" w:hAnsi="Symbol" w:hint="default"/>
+      </w:rPr>
+    </w:lvl>
+    <w:lvl w:ilvl="4" w:tplc="04090003" w:tentative="1">
+      <w:start w:val="1"/>
+      <w:numFmt w:val="bullet"/>
+      <w:lvlText w:val="o"/>
+      <w:lvlJc w:val="left"/>
+      <w:pPr>
+        <w:ind w:left="6840" w:hanging="360"/>
+      </w:pPr>
+      <w:rPr>
+        <w:rFonts w:ascii="Courier New" w:hAnsi="Courier New" w:cs="Courier New" w:hint="default"/>
+      </w:rPr>
+    </w:lvl>
+    <w:lvl w:ilvl="5" w:tplc="04090005" w:tentative="1">
+      <w:start w:val="1"/>
+      <w:numFmt w:val="bullet"/>
+      <w:lvlText w:val=""/>
+      <w:lvlJc w:val="left"/>
+      <w:pPr>
+        <w:ind w:left="7560" w:hanging="360"/>
+      </w:pPr>
+      <w:rPr>
+        <w:rFonts w:ascii="Wingdings" w:hAnsi="Wingdings" w:hint="default"/>
+      </w:rPr>
+    </w:lvl>
+    <w:lvl w:ilvl="6" w:tplc="04090001" w:tentative="1">
+      <w:start w:val="1"/>
+      <w:numFmt w:val="bullet"/>
+      <w:lvlText w:val=""/>
+      <w:lvlJc w:val="left"/>
+      <w:pPr>
+        <w:ind w:left="8280" w:hanging="360"/>
+      </w:pPr>
+      <w:rPr>
+        <w:rFonts w:ascii="Symbol" w:hAnsi="Symbol" w:hint="default"/>
+      </w:rPr>
+    </w:lvl>
+    <w:lvl w:ilvl="7" w:tplc="04090003" w:tentative="1">
+      <w:start w:val="1"/>
+      <w:numFmt w:val="bullet"/>
+      <w:lvlText w:val="o"/>
+      <w:lvlJc w:val="left"/>
+      <w:pPr>
+        <w:ind w:left="9000" w:hanging="360"/>
+      </w:pPr>
+      <w:rPr>
+        <w:rFonts w:ascii="Courier New" w:hAnsi="Courier New" w:cs="Courier New" w:hint="default"/>
+      </w:rPr>
+    </w:lvl>
+    <w:lvl w:ilvl="8" w:tplc="04090005" w:tentative="1">
+      <w:start w:val="1"/>
+      <w:numFmt w:val="bullet"/>
+      <w:lvlText w:val=""/>
+      <w:lvlJc w:val="left"/>
+      <w:pPr>
+        <w:ind w:left="9720" w:hanging="360"/>
+      </w:pPr>
+      <w:rPr>
+        <w:rFonts w:ascii="Wingdings" w:hAnsi="Wingdings" w:hint="default"/>
+      </w:rPr>
+    </w:lvl>
+  </w:abstractNum>
+  <w:abstractNum w:abstractNumId="20" w15:restartNumberingAfterBreak="0">
+    <w:nsid w:val="3D2A3E78"/>
+    <w:multiLevelType w:val="hybridMultilevel"/>
+    <w:tmpl w:val="79CE608E"/>
+    <w:lvl w:ilvl="0" w:tplc="04090011">
+      <w:start w:val="1"/>
+      <w:numFmt w:val="decimal"/>
+      <w:lvlText w:val="%1)"/>
+      <w:lvlJc w:val="left"/>
+      <w:pPr>
+        <w:ind w:left="720" w:hanging="360"/>
+      </w:pPr>
+      <w:rPr>
+        <w:rFonts w:hint="default"/>
+      </w:rPr>
+    </w:lvl>
+    <w:lvl w:ilvl="1" w:tplc="04090019" w:tentative="1">
+      <w:start w:val="1"/>
+      <w:numFmt w:val="lowerLetter"/>
+      <w:lvlText w:val="%2."/>
+      <w:lvlJc w:val="left"/>
+      <w:pPr>
+        <w:ind w:left="1440" w:hanging="360"/>
+      </w:pPr>
+    </w:lvl>
+    <w:lvl w:ilvl="2" w:tplc="0409001B" w:tentative="1">
+      <w:start w:val="1"/>
+      <w:numFmt w:val="lowerRoman"/>
+      <w:lvlText w:val="%3."/>
+      <w:lvlJc w:val="right"/>
+      <w:pPr>
+        <w:ind w:left="2160" w:hanging="180"/>
+      </w:pPr>
+    </w:lvl>
+    <w:lvl w:ilvl="3" w:tplc="0409000F" w:tentative="1">
+      <w:start w:val="1"/>
+      <w:numFmt w:val="decimal"/>
+      <w:lvlText w:val="%4."/>
+      <w:lvlJc w:val="left"/>
+      <w:pPr>
+        <w:ind w:left="2880" w:hanging="360"/>
+      </w:pPr>
+    </w:lvl>
+    <w:lvl w:ilvl="4" w:tplc="04090019" w:tentative="1">
+      <w:start w:val="1"/>
+      <w:numFmt w:val="lowerLetter"/>
+      <w:lvlText w:val="%5."/>
+      <w:lvlJc w:val="left"/>
+      <w:pPr>
+        <w:ind w:left="3600" w:hanging="360"/>
+      </w:pPr>
+    </w:lvl>
+    <w:lvl w:ilvl="5" w:tplc="0409001B" w:tentative="1">
+      <w:start w:val="1"/>
+      <w:numFmt w:val="lowerRoman"/>
+      <w:lvlText w:val="%6."/>
+      <w:lvlJc w:val="right"/>
+      <w:pPr>
+        <w:ind w:left="4320" w:hanging="180"/>
+      </w:pPr>
+    </w:lvl>
+    <w:lvl w:ilvl="6" w:tplc="0409000F" w:tentative="1">
+      <w:start w:val="1"/>
+      <w:numFmt w:val="decimal"/>
+      <w:lvlText w:val="%7."/>
+      <w:lvlJc w:val="left"/>
+      <w:pPr>
+        <w:ind w:left="5040" w:hanging="360"/>
+      </w:pPr>
+    </w:lvl>
+    <w:lvl w:ilvl="7" w:tplc="04090019" w:tentative="1">
+      <w:start w:val="1"/>
+      <w:numFmt w:val="lowerLetter"/>
+      <w:lvlText w:val="%8."/>
+      <w:lvlJc w:val="left"/>
+      <w:pPr>
+        <w:ind w:left="5760" w:hanging="360"/>
+      </w:pPr>
+    </w:lvl>
+    <w:lvl w:ilvl="8" w:tplc="0409001B" w:tentative="1">
+      <w:start w:val="1"/>
+      <w:numFmt w:val="lowerRoman"/>
+      <w:lvlText w:val="%9."/>
+      <w:lvlJc w:val="right"/>
+      <w:pPr>
+        <w:ind w:left="6480" w:hanging="180"/>
+      </w:pPr>
+    </w:lvl>
+  </w:abstractNum>
+  <w:abstractNum w:abstractNumId="21" w15:restartNumberingAfterBreak="0">
+    <w:nsid w:val="3E323226"/>
+    <w:multiLevelType w:val="hybridMultilevel"/>
+    <w:tmpl w:val="D1A438E6"/>
+    <w:lvl w:ilvl="0" w:tplc="0409000F">
+      <w:start w:val="1"/>
+      <w:numFmt w:val="decimal"/>
+      <w:lvlText w:val="%1."/>
+      <w:lvlJc w:val="left"/>
+      <w:pPr>
+        <w:ind w:left="720" w:hanging="360"/>
+      </w:pPr>
+      <w:rPr>
+        <w:rFonts w:hint="default"/>
+      </w:rPr>
+    </w:lvl>
+    <w:lvl w:ilvl="1" w:tplc="04090019" w:tentative="1">
+      <w:start w:val="1"/>
+      <w:numFmt w:val="lowerLetter"/>
+      <w:lvlText w:val="%2."/>
+      <w:lvlJc w:val="left"/>
+      <w:pPr>
+        <w:ind w:left="1440" w:hanging="360"/>
+      </w:pPr>
+    </w:lvl>
+    <w:lvl w:ilvl="2" w:tplc="0409001B" w:tentative="1">
+      <w:start w:val="1"/>
+      <w:numFmt w:val="lowerRoman"/>
+      <w:lvlText w:val="%3."/>
+      <w:lvlJc w:val="right"/>
+      <w:pPr>
+        <w:ind w:left="2160" w:hanging="180"/>
+      </w:pPr>
+    </w:lvl>
+    <w:lvl w:ilvl="3" w:tplc="0409000F" w:tentative="1">
+      <w:start w:val="1"/>
+      <w:numFmt w:val="decimal"/>
+      <w:lvlText w:val="%4."/>
+      <w:lvlJc w:val="left"/>
+      <w:pPr>
+        <w:ind w:left="2880" w:hanging="360"/>
+      </w:pPr>
+    </w:lvl>
+    <w:lvl w:ilvl="4" w:tplc="04090019" w:tentative="1">
+      <w:start w:val="1"/>
+      <w:numFmt w:val="lowerLetter"/>
+      <w:lvlText w:val="%5."/>
+      <w:lvlJc w:val="left"/>
+      <w:pPr>
+        <w:ind w:left="3600" w:hanging="360"/>
+      </w:pPr>
+    </w:lvl>
+    <w:lvl w:ilvl="5" w:tplc="0409001B" w:tentative="1">
+      <w:start w:val="1"/>
+      <w:numFmt w:val="lowerRoman"/>
+      <w:lvlText w:val="%6."/>
+      <w:lvlJc w:val="right"/>
+      <w:pPr>
+        <w:ind w:left="4320" w:hanging="180"/>
+      </w:pPr>
+    </w:lvl>
+    <w:lvl w:ilvl="6" w:tplc="0409000F" w:tentative="1">
+      <w:start w:val="1"/>
+      <w:numFmt w:val="decimal"/>
+      <w:lvlText w:val="%7."/>
+      <w:lvlJc w:val="left"/>
+      <w:pPr>
+        <w:ind w:left="5040" w:hanging="360"/>
+      </w:pPr>
+    </w:lvl>
+    <w:lvl w:ilvl="7" w:tplc="04090019" w:tentative="1">
+      <w:start w:val="1"/>
+      <w:numFmt w:val="lowerLetter"/>
+      <w:lvlText w:val="%8."/>
+      <w:lvlJc w:val="left"/>
+      <w:pPr>
+        <w:ind w:left="5760" w:hanging="360"/>
+      </w:pPr>
+    </w:lvl>
+    <w:lvl w:ilvl="8" w:tplc="0409001B" w:tentative="1">
+      <w:start w:val="1"/>
+      <w:numFmt w:val="lowerRoman"/>
+      <w:lvlText w:val="%9."/>
+      <w:lvlJc w:val="right"/>
+      <w:pPr>
+        <w:ind w:left="6480" w:hanging="180"/>
+      </w:pPr>
+    </w:lvl>
+  </w:abstractNum>
+  <w:abstractNum w:abstractNumId="22" w15:restartNumberingAfterBreak="0">
+    <w:nsid w:val="3F39204F"/>
+    <w:multiLevelType w:val="hybridMultilevel"/>
+    <w:tmpl w:val="516AD7F0"/>
+    <w:lvl w:ilvl="0" w:tplc="04090001">
+      <w:start w:val="1"/>
+      <w:numFmt w:val="bullet"/>
+      <w:lvlText w:val=""/>
+      <w:lvlJc w:val="left"/>
+      <w:pPr>
+        <w:ind w:left="360" w:hanging="360"/>
+      </w:pPr>
+      <w:rPr>
+        <w:rFonts w:ascii="Symbol" w:hAnsi="Symbol" w:hint="default"/>
+      </w:rPr>
+    </w:lvl>
+    <w:lvl w:ilvl="1" w:tplc="FFFFFFFF" w:tentative="1">
+      <w:start w:val="1"/>
+      <w:numFmt w:val="bullet"/>
+      <w:lvlText w:val="o"/>
+      <w:lvlJc w:val="left"/>
+      <w:pPr>
+        <w:ind w:left="1080" w:hanging="360"/>
+      </w:pPr>
+      <w:rPr>
+        <w:rFonts w:ascii="Courier New" w:hAnsi="Courier New" w:cs="Courier New" w:hint="default"/>
+      </w:rPr>
+    </w:lvl>
+    <w:lvl w:ilvl="2" w:tplc="FFFFFFFF" w:tentative="1">
+      <w:start w:val="1"/>
+      <w:numFmt w:val="bullet"/>
+      <w:lvlText w:val=""/>
+      <w:lvlJc w:val="left"/>
+      <w:pPr>
+        <w:ind w:left="1800" w:hanging="360"/>
+      </w:pPr>
+      <w:rPr>
+        <w:rFonts w:ascii="Wingdings" w:hAnsi="Wingdings" w:hint="default"/>
+      </w:rPr>
+    </w:lvl>
+    <w:lvl w:ilvl="3" w:tplc="FFFFFFFF" w:tentative="1">
+      <w:start w:val="1"/>
+      <w:numFmt w:val="bullet"/>
+      <w:lvlText w:val=""/>
+      <w:lvlJc w:val="left"/>
+      <w:pPr>
+        <w:ind w:left="2520" w:hanging="360"/>
+      </w:pPr>
+      <w:rPr>
+        <w:rFonts w:ascii="Symbol" w:hAnsi="Symbol" w:hint="default"/>
+      </w:rPr>
+    </w:lvl>
+    <w:lvl w:ilvl="4" w:tplc="FFFFFFFF" w:tentative="1">
+      <w:start w:val="1"/>
+      <w:numFmt w:val="bullet"/>
+      <w:lvlText w:val="o"/>
+      <w:lvlJc w:val="left"/>
+      <w:pPr>
+        <w:ind w:left="3240" w:hanging="360"/>
+      </w:pPr>
+      <w:rPr>
+        <w:rFonts w:ascii="Courier New" w:hAnsi="Courier New" w:cs="Courier New" w:hint="default"/>
+      </w:rPr>
+    </w:lvl>
+    <w:lvl w:ilvl="5" w:tplc="FFFFFFFF" w:tentative="1">
+      <w:start w:val="1"/>
+      <w:numFmt w:val="bullet"/>
+      <w:lvlText w:val=""/>
+      <w:lvlJc w:val="left"/>
+      <w:pPr>
+        <w:ind w:left="3960" w:hanging="360"/>
+      </w:pPr>
+      <w:rPr>
+        <w:rFonts w:ascii="Wingdings" w:hAnsi="Wingdings" w:hint="default"/>
+      </w:rPr>
+    </w:lvl>
+    <w:lvl w:ilvl="6" w:tplc="FFFFFFFF" w:tentative="1">
+      <w:start w:val="1"/>
+      <w:numFmt w:val="bullet"/>
+      <w:lvlText w:val=""/>
+      <w:lvlJc w:val="left"/>
+      <w:pPr>
+        <w:ind w:left="4680" w:hanging="360"/>
+      </w:pPr>
+      <w:rPr>
+        <w:rFonts w:ascii="Symbol" w:hAnsi="Symbol" w:hint="default"/>
+      </w:rPr>
+    </w:lvl>
+    <w:lvl w:ilvl="7" w:tplc="FFFFFFFF" w:tentative="1">
+      <w:start w:val="1"/>
+      <w:numFmt w:val="bullet"/>
+      <w:lvlText w:val="o"/>
+      <w:lvlJc w:val="left"/>
+      <w:pPr>
+        <w:ind w:left="5400" w:hanging="360"/>
+      </w:pPr>
+      <w:rPr>
+        <w:rFonts w:ascii="Courier New" w:hAnsi="Courier New" w:cs="Courier New" w:hint="default"/>
+      </w:rPr>
+    </w:lvl>
+    <w:lvl w:ilvl="8" w:tplc="FFFFFFFF" w:tentative="1">
+      <w:start w:val="1"/>
+      <w:numFmt w:val="bullet"/>
+      <w:lvlText w:val=""/>
+      <w:lvlJc w:val="left"/>
+      <w:pPr>
+        <w:ind w:left="6120" w:hanging="360"/>
+      </w:pPr>
+      <w:rPr>
+        <w:rFonts w:ascii="Wingdings" w:hAnsi="Wingdings" w:hint="default"/>
+      </w:rPr>
+    </w:lvl>
+  </w:abstractNum>
+  <w:abstractNum w:abstractNumId="23" w15:restartNumberingAfterBreak="0">
+    <w:nsid w:val="41325C5F"/>
+    <w:multiLevelType w:val="hybridMultilevel"/>
+    <w:tmpl w:val="FFFFFFFF"/>
+    <w:lvl w:ilvl="0" w:tplc="FFFFFFFF">
+      <w:start w:val="1"/>
+      <w:numFmt w:val="decimal"/>
+      <w:lvlText w:val="%1."/>
+      <w:lvlJc w:val="left"/>
+    </w:lvl>
+    <w:lvl w:ilvl="1" w:tplc="FFFFFFFF">
+      <w:numFmt w:val="decimal"/>
+      <w:lvlText w:val=""/>
+      <w:lvlJc w:val="left"/>
+    </w:lvl>
+    <w:lvl w:ilvl="2" w:tplc="FFFFFFFF">
+      <w:numFmt w:val="decimal"/>
+      <w:lvlText w:val=""/>
+      <w:lvlJc w:val="left"/>
+    </w:lvl>
+    <w:lvl w:ilvl="3" w:tplc="FFFFFFFF">
+      <w:numFmt w:val="decimal"/>
+      <w:lvlText w:val=""/>
+      <w:lvlJc w:val="left"/>
+    </w:lvl>
+    <w:lvl w:ilvl="4" w:tplc="FFFFFFFF">
+      <w:numFmt w:val="decimal"/>
+      <w:lvlText w:val=""/>
+      <w:lvlJc w:val="left"/>
+    </w:lvl>
+    <w:lvl w:ilvl="5" w:tplc="FFFFFFFF">
+      <w:numFmt w:val="decimal"/>
+      <w:lvlText w:val=""/>
+      <w:lvlJc w:val="left"/>
+    </w:lvl>
+    <w:lvl w:ilvl="6" w:tplc="FFFFFFFF">
+      <w:numFmt w:val="decimal"/>
+      <w:lvlText w:val=""/>
+      <w:lvlJc w:val="left"/>
+    </w:lvl>
+    <w:lvl w:ilvl="7" w:tplc="FFFFFFFF">
+      <w:numFmt w:val="decimal"/>
+      <w:lvlText w:val=""/>
+      <w:lvlJc w:val="left"/>
+    </w:lvl>
+    <w:lvl w:ilvl="8" w:tplc="FFFFFFFF">
+      <w:numFmt w:val="decimal"/>
+      <w:lvlText w:val=""/>
+      <w:lvlJc w:val="left"/>
+    </w:lvl>
+  </w:abstractNum>
+  <w:abstractNum w:abstractNumId="24" w15:restartNumberingAfterBreak="0">
+    <w:nsid w:val="42D77474"/>
+    <w:multiLevelType w:val="hybridMultilevel"/>
+    <w:tmpl w:val="F5CC3AD2"/>
+    <w:lvl w:ilvl="0" w:tplc="04090001">
+      <w:start w:val="1"/>
+      <w:numFmt w:val="bullet"/>
+      <w:lvlText w:val=""/>
+      <w:lvlJc w:val="left"/>
+      <w:pPr>
+        <w:ind w:left="720" w:hanging="360"/>
+      </w:pPr>
+      <w:rPr>
+        <w:rFonts w:ascii="Symbol" w:hAnsi="Symbol" w:hint="default"/>
+      </w:rPr>
+    </w:lvl>
+    <w:lvl w:ilvl="1" w:tplc="04090003" w:tentative="1">
+      <w:start w:val="1"/>
+      <w:numFmt w:val="bullet"/>
+      <w:lvlText w:val="o"/>
+      <w:lvlJc w:val="left"/>
+      <w:pPr>
+        <w:ind w:left="1440" w:hanging="360"/>
+      </w:pPr>
+      <w:rPr>
+        <w:rFonts w:ascii="Courier New" w:hAnsi="Courier New" w:cs="Courier New" w:hint="default"/>
+      </w:rPr>
+    </w:lvl>
+    <w:lvl w:ilvl="2" w:tplc="04090005" w:tentative="1">
+      <w:start w:val="1"/>
+      <w:numFmt w:val="bullet"/>
+      <w:lvlText w:val=""/>
+      <w:lvlJc w:val="left"/>
+      <w:pPr>
+        <w:ind w:left="2160" w:hanging="360"/>
+      </w:pPr>
+      <w:rPr>
+        <w:rFonts w:ascii="Wingdings" w:hAnsi="Wingdings" w:hint="default"/>
+      </w:rPr>
+    </w:lvl>
+    <w:lvl w:ilvl="3" w:tplc="04090001" w:tentative="1">
+      <w:start w:val="1"/>
+      <w:numFmt w:val="bullet"/>
+      <w:lvlText w:val=""/>
+      <w:lvlJc w:val="left"/>
+      <w:pPr>
+        <w:ind w:left="2880" w:hanging="360"/>
+      </w:pPr>
+      <w:rPr>
+        <w:rFonts w:ascii="Symbol" w:hAnsi="Symbol" w:hint="default"/>
+      </w:rPr>
+    </w:lvl>
+    <w:lvl w:ilvl="4" w:tplc="04090003" w:tentative="1">
+      <w:start w:val="1"/>
+      <w:numFmt w:val="bullet"/>
+      <w:lvlText w:val="o"/>
+      <w:lvlJc w:val="left"/>
+      <w:pPr>
+        <w:ind w:left="3600" w:hanging="360"/>
+      </w:pPr>
+      <w:rPr>
+        <w:rFonts w:ascii="Courier New" w:hAnsi="Courier New" w:cs="Courier New" w:hint="default"/>
+      </w:rPr>
+    </w:lvl>
+    <w:lvl w:ilvl="5" w:tplc="04090005" w:tentative="1">
+      <w:start w:val="1"/>
+      <w:numFmt w:val="bullet"/>
+      <w:lvlText w:val=""/>
+      <w:lvlJc w:val="left"/>
+      <w:pPr>
+        <w:ind w:left="4320" w:hanging="360"/>
+      </w:pPr>
+      <w:rPr>
+        <w:rFonts w:ascii="Wingdings" w:hAnsi="Wingdings" w:hint="default"/>
+      </w:rPr>
+    </w:lvl>
+    <w:lvl w:ilvl="6" w:tplc="04090001" w:tentative="1">
+      <w:start w:val="1"/>
+      <w:numFmt w:val="bullet"/>
+      <w:lvlText w:val=""/>
+      <w:lvlJc w:val="left"/>
+      <w:pPr>
+        <w:ind w:left="5040" w:hanging="360"/>
+      </w:pPr>
+      <w:rPr>
+        <w:rFonts w:ascii="Symbol" w:hAnsi="Symbol" w:hint="default"/>
+      </w:rPr>
+    </w:lvl>
+    <w:lvl w:ilvl="7" w:tplc="04090003" w:tentative="1">
+      <w:start w:val="1"/>
+      <w:numFmt w:val="bullet"/>
+      <w:lvlText w:val="o"/>
+      <w:lvlJc w:val="left"/>
+      <w:pPr>
+        <w:ind w:left="5760" w:hanging="360"/>
+      </w:pPr>
+      <w:rPr>
+        <w:rFonts w:ascii="Courier New" w:hAnsi="Courier New" w:cs="Courier New" w:hint="default"/>
+      </w:rPr>
+    </w:lvl>
+    <w:lvl w:ilvl="8" w:tplc="04090005" w:tentative="1">
+      <w:start w:val="1"/>
+      <w:numFmt w:val="bullet"/>
+      <w:lvlText w:val=""/>
+      <w:lvlJc w:val="left"/>
+      <w:pPr>
+        <w:ind w:left="6480" w:hanging="360"/>
+      </w:pPr>
+      <w:rPr>
+        <w:rFonts w:ascii="Wingdings" w:hAnsi="Wingdings" w:hint="default"/>
+      </w:rPr>
+    </w:lvl>
+  </w:abstractNum>
+  <w:abstractNum w:abstractNumId="25" w15:restartNumberingAfterBreak="0">
+    <w:nsid w:val="4A957471"/>
+    <w:multiLevelType w:val="hybridMultilevel"/>
+    <w:tmpl w:val="D2081E9A"/>
+    <w:lvl w:ilvl="0" w:tplc="FFFFFFFF">
+      <w:start w:val="1"/>
+      <w:numFmt w:val="decimal"/>
+      <w:lvlText w:val="%1."/>
+      <w:lvlJc w:val="left"/>
+      <w:pPr>
+        <w:ind w:left="720" w:hanging="360"/>
+      </w:pPr>
+      <w:rPr>
+        <w:b w:val="0"/>
+        <w:bCs w:val="0"/>
+      </w:rPr>
+    </w:lvl>
+    <w:lvl w:ilvl="1" w:tplc="04090019" w:tentative="1">
+      <w:start w:val="1"/>
+      <w:numFmt w:val="lowerLetter"/>
+      <w:lvlText w:val="%2."/>
+      <w:lvlJc w:val="left"/>
+      <w:pPr>
+        <w:ind w:left="1440" w:hanging="360"/>
+      </w:pPr>
+    </w:lvl>
+    <w:lvl w:ilvl="2" w:tplc="0409001B" w:tentative="1">
+      <w:start w:val="1"/>
+      <w:numFmt w:val="lowerRoman"/>
+      <w:lvlText w:val="%3."/>
+      <w:lvlJc w:val="right"/>
+      <w:pPr>
+        <w:ind w:left="2160" w:hanging="180"/>
+      </w:pPr>
+    </w:lvl>
+    <w:lvl w:ilvl="3" w:tplc="0409000F" w:tentative="1">
+      <w:start w:val="1"/>
+      <w:numFmt w:val="decimal"/>
+      <w:lvlText w:val="%4."/>
+      <w:lvlJc w:val="left"/>
+      <w:pPr>
+        <w:ind w:left="2880" w:hanging="360"/>
+      </w:pPr>
+    </w:lvl>
+    <w:lvl w:ilvl="4" w:tplc="04090019" w:tentative="1">
+      <w:start w:val="1"/>
+      <w:numFmt w:val="lowerLetter"/>
+      <w:lvlText w:val="%5."/>
+      <w:lvlJc w:val="left"/>
+      <w:pPr>
+        <w:ind w:left="3600" w:hanging="360"/>
+      </w:pPr>
+    </w:lvl>
+    <w:lvl w:ilvl="5" w:tplc="0409001B" w:tentative="1">
+      <w:start w:val="1"/>
+      <w:numFmt w:val="lowerRoman"/>
+      <w:lvlText w:val="%6."/>
+      <w:lvlJc w:val="right"/>
+      <w:pPr>
+        <w:ind w:left="4320" w:hanging="180"/>
+      </w:pPr>
+    </w:lvl>
+    <w:lvl w:ilvl="6" w:tplc="0409000F" w:tentative="1">
+      <w:start w:val="1"/>
+      <w:numFmt w:val="decimal"/>
+      <w:lvlText w:val="%7."/>
+      <w:lvlJc w:val="left"/>
+      <w:pPr>
+        <w:ind w:left="5040" w:hanging="360"/>
+      </w:pPr>
+    </w:lvl>
+    <w:lvl w:ilvl="7" w:tplc="04090019" w:tentative="1">
+      <w:start w:val="1"/>
+      <w:numFmt w:val="lowerLetter"/>
+      <w:lvlText w:val="%8."/>
+      <w:lvlJc w:val="left"/>
+      <w:pPr>
+        <w:ind w:left="5760" w:hanging="360"/>
+      </w:pPr>
+    </w:lvl>
+    <w:lvl w:ilvl="8" w:tplc="0409001B" w:tentative="1">
+      <w:start w:val="1"/>
+      <w:numFmt w:val="lowerRoman"/>
+      <w:lvlText w:val="%9."/>
+      <w:lvlJc w:val="right"/>
+      <w:pPr>
+        <w:ind w:left="6480" w:hanging="180"/>
+      </w:pPr>
+    </w:lvl>
+  </w:abstractNum>
+  <w:abstractNum w:abstractNumId="26" w15:restartNumberingAfterBreak="0">
+    <w:nsid w:val="4AA4DFF9"/>
+    <w:multiLevelType w:val="hybridMultilevel"/>
+    <w:tmpl w:val="749E325E"/>
+    <w:lvl w:ilvl="0" w:tplc="87D0DA78">
+      <w:start w:val="1"/>
+      <w:numFmt w:val="bullet"/>
+      <w:lvlText w:val=""/>
+      <w:lvlJc w:val="left"/>
+      <w:pPr>
+        <w:ind w:left="720" w:hanging="360"/>
+      </w:pPr>
+      <w:rPr>
+        <w:rFonts w:ascii="Symbol" w:hAnsi="Symbol" w:hint="default"/>
+      </w:rPr>
+    </w:lvl>
+    <w:lvl w:ilvl="1" w:tplc="D53E639A">
+      <w:start w:val="1"/>
+      <w:numFmt w:val="bullet"/>
+      <w:lvlText w:val="o"/>
+      <w:lvlJc w:val="left"/>
+      <w:pPr>
+        <w:ind w:left="1440" w:hanging="360"/>
+      </w:pPr>
+      <w:rPr>
+        <w:rFonts w:ascii="Courier New" w:hAnsi="Courier New" w:hint="default"/>
+      </w:rPr>
+    </w:lvl>
+    <w:lvl w:ilvl="2" w:tplc="9CF2924A">
+      <w:start w:val="1"/>
+      <w:numFmt w:val="bullet"/>
+      <w:lvlText w:val=""/>
+      <w:lvlJc w:val="left"/>
+      <w:pPr>
+        <w:ind w:left="2160" w:hanging="360"/>
+      </w:pPr>
+      <w:rPr>
+        <w:rFonts w:ascii="Wingdings" w:hAnsi="Wingdings" w:hint="default"/>
+      </w:rPr>
+    </w:lvl>
+    <w:lvl w:ilvl="3" w:tplc="B0AE8804">
+      <w:start w:val="1"/>
+      <w:numFmt w:val="bullet"/>
+      <w:lvlText w:val=""/>
+      <w:lvlJc w:val="left"/>
+      <w:pPr>
+        <w:ind w:left="2880" w:hanging="360"/>
+      </w:pPr>
+      <w:rPr>
+        <w:rFonts w:ascii="Symbol" w:hAnsi="Symbol" w:hint="default"/>
+      </w:rPr>
+    </w:lvl>
+    <w:lvl w:ilvl="4" w:tplc="9C701776">
+      <w:start w:val="1"/>
+      <w:numFmt w:val="bullet"/>
+      <w:lvlText w:val="o"/>
+      <w:lvlJc w:val="left"/>
+      <w:pPr>
+        <w:ind w:left="3600" w:hanging="360"/>
+      </w:pPr>
+      <w:rPr>
+        <w:rFonts w:ascii="Courier New" w:hAnsi="Courier New" w:hint="default"/>
+      </w:rPr>
+    </w:lvl>
+    <w:lvl w:ilvl="5" w:tplc="7AB4DD4A">
+      <w:start w:val="1"/>
+      <w:numFmt w:val="bullet"/>
+      <w:lvlText w:val=""/>
+      <w:lvlJc w:val="left"/>
+      <w:pPr>
+        <w:ind w:left="4320" w:hanging="360"/>
+      </w:pPr>
+      <w:rPr>
+        <w:rFonts w:ascii="Wingdings" w:hAnsi="Wingdings" w:hint="default"/>
+      </w:rPr>
+    </w:lvl>
+    <w:lvl w:ilvl="6" w:tplc="13CCDC4A">
+      <w:start w:val="1"/>
+      <w:numFmt w:val="bullet"/>
+      <w:lvlText w:val=""/>
+      <w:lvlJc w:val="left"/>
+      <w:pPr>
+        <w:ind w:left="5040" w:hanging="360"/>
+      </w:pPr>
+      <w:rPr>
+        <w:rFonts w:ascii="Symbol" w:hAnsi="Symbol" w:hint="default"/>
+      </w:rPr>
+    </w:lvl>
+    <w:lvl w:ilvl="7" w:tplc="892A84F8">
+      <w:start w:val="1"/>
+      <w:numFmt w:val="bullet"/>
+      <w:lvlText w:val="o"/>
+      <w:lvlJc w:val="left"/>
+      <w:pPr>
+        <w:ind w:left="5760" w:hanging="360"/>
+      </w:pPr>
+      <w:rPr>
+        <w:rFonts w:ascii="Courier New" w:hAnsi="Courier New" w:hint="default"/>
+      </w:rPr>
+    </w:lvl>
+    <w:lvl w:ilvl="8" w:tplc="9C4441FE">
+      <w:start w:val="1"/>
+      <w:numFmt w:val="bullet"/>
+      <w:lvlText w:val=""/>
+      <w:lvlJc w:val="left"/>
+      <w:pPr>
+        <w:ind w:left="6480" w:hanging="360"/>
+      </w:pPr>
+      <w:rPr>
+        <w:rFonts w:ascii="Wingdings" w:hAnsi="Wingdings" w:hint="default"/>
+      </w:rPr>
+    </w:lvl>
+  </w:abstractNum>
+  <w:abstractNum w:abstractNumId="27" w15:restartNumberingAfterBreak="0">
+    <w:nsid w:val="4E295103"/>
+    <w:multiLevelType w:val="hybridMultilevel"/>
+    <w:tmpl w:val="4B904658"/>
+    <w:lvl w:ilvl="0" w:tplc="0409000F">
+      <w:start w:val="1"/>
+      <w:numFmt w:val="decimal"/>
+      <w:lvlText w:val="%1."/>
+      <w:lvlJc w:val="left"/>
+      <w:pPr>
+        <w:ind w:left="720" w:hanging="360"/>
+      </w:pPr>
+    </w:lvl>
+    <w:lvl w:ilvl="1" w:tplc="04090019" w:tentative="1">
+      <w:start w:val="1"/>
+      <w:numFmt w:val="lowerLetter"/>
+      <w:lvlText w:val="%2."/>
+      <w:lvlJc w:val="left"/>
+      <w:pPr>
+        <w:ind w:left="1440" w:hanging="360"/>
+      </w:pPr>
+    </w:lvl>
+    <w:lvl w:ilvl="2" w:tplc="0409001B" w:tentative="1">
+      <w:start w:val="1"/>
+      <w:numFmt w:val="lowerRoman"/>
+      <w:lvlText w:val="%3."/>
+      <w:lvlJc w:val="right"/>
+      <w:pPr>
+        <w:ind w:left="2160" w:hanging="180"/>
+      </w:pPr>
+    </w:lvl>
+    <w:lvl w:ilvl="3" w:tplc="0409000F" w:tentative="1">
+      <w:start w:val="1"/>
+      <w:numFmt w:val="decimal"/>
+      <w:lvlText w:val="%4."/>
+      <w:lvlJc w:val="left"/>
+      <w:pPr>
+        <w:ind w:left="2880" w:hanging="360"/>
+      </w:pPr>
+    </w:lvl>
+    <w:lvl w:ilvl="4" w:tplc="04090019" w:tentative="1">
+      <w:start w:val="1"/>
+      <w:numFmt w:val="lowerLetter"/>
+      <w:lvlText w:val="%5."/>
+      <w:lvlJc w:val="left"/>
+      <w:pPr>
+        <w:ind w:left="3600" w:hanging="360"/>
+      </w:pPr>
+    </w:lvl>
+    <w:lvl w:ilvl="5" w:tplc="0409001B" w:tentative="1">
+      <w:start w:val="1"/>
+      <w:numFmt w:val="lowerRoman"/>
+      <w:lvlText w:val="%6."/>
+      <w:lvlJc w:val="right"/>
+      <w:pPr>
+        <w:ind w:left="4320" w:hanging="180"/>
+      </w:pPr>
+    </w:lvl>
+    <w:lvl w:ilvl="6" w:tplc="0409000F" w:tentative="1">
+      <w:start w:val="1"/>
+      <w:numFmt w:val="decimal"/>
+      <w:lvlText w:val="%7."/>
+      <w:lvlJc w:val="left"/>
+      <w:pPr>
+        <w:ind w:left="5040" w:hanging="360"/>
+      </w:pPr>
+    </w:lvl>
+    <w:lvl w:ilvl="7" w:tplc="04090019" w:tentative="1">
+      <w:start w:val="1"/>
+      <w:numFmt w:val="lowerLetter"/>
+      <w:lvlText w:val="%8."/>
+      <w:lvlJc w:val="left"/>
+      <w:pPr>
+        <w:ind w:left="5760" w:hanging="360"/>
+      </w:pPr>
+    </w:lvl>
+    <w:lvl w:ilvl="8" w:tplc="0409001B" w:tentative="1">
+      <w:start w:val="1"/>
+      <w:numFmt w:val="lowerRoman"/>
+      <w:lvlText w:val="%9."/>
+      <w:lvlJc w:val="right"/>
+      <w:pPr>
+        <w:ind w:left="6480" w:hanging="180"/>
+      </w:pPr>
+    </w:lvl>
+  </w:abstractNum>
+  <w:abstractNum w:abstractNumId="28" w15:restartNumberingAfterBreak="0">
+    <w:nsid w:val="4FA657A9"/>
+    <w:multiLevelType w:val="hybridMultilevel"/>
+    <w:tmpl w:val="806636C4"/>
+    <w:lvl w:ilvl="0" w:tplc="FFFFFFFF">
+      <w:start w:val="1"/>
+      <w:numFmt w:val="decimal"/>
+      <w:lvlText w:val="%1."/>
+      <w:lvlJc w:val="left"/>
+      <w:pPr>
+        <w:ind w:left="720" w:hanging="360"/>
+      </w:pPr>
+      <w:rPr>
+        <w:b w:val="0"/>
+        <w:bCs w:val="0"/>
+      </w:rPr>
+    </w:lvl>
+    <w:lvl w:ilvl="1" w:tplc="04090019" w:tentative="1">
+      <w:start w:val="1"/>
+      <w:numFmt w:val="lowerLetter"/>
+      <w:lvlText w:val="%2."/>
+      <w:lvlJc w:val="left"/>
+      <w:pPr>
+        <w:ind w:left="1440" w:hanging="360"/>
+      </w:pPr>
+    </w:lvl>
+    <w:lvl w:ilvl="2" w:tplc="0409001B" w:tentative="1">
+      <w:start w:val="1"/>
+      <w:numFmt w:val="lowerRoman"/>
+      <w:lvlText w:val="%3."/>
+      <w:lvlJc w:val="right"/>
+      <w:pPr>
+        <w:ind w:left="2160" w:hanging="180"/>
+      </w:pPr>
+    </w:lvl>
+    <w:lvl w:ilvl="3" w:tplc="0409000F" w:tentative="1">
+      <w:start w:val="1"/>
+      <w:numFmt w:val="decimal"/>
+      <w:lvlText w:val="%4."/>
+      <w:lvlJc w:val="left"/>
+      <w:pPr>
+        <w:ind w:left="2880" w:hanging="360"/>
+      </w:pPr>
+    </w:lvl>
+    <w:lvl w:ilvl="4" w:tplc="04090019" w:tentative="1">
+      <w:start w:val="1"/>
+      <w:numFmt w:val="lowerLetter"/>
+      <w:lvlText w:val="%5."/>
+      <w:lvlJc w:val="left"/>
+      <w:pPr>
+        <w:ind w:left="3600" w:hanging="360"/>
+      </w:pPr>
+    </w:lvl>
+    <w:lvl w:ilvl="5" w:tplc="0409001B" w:tentative="1">
+      <w:start w:val="1"/>
+      <w:numFmt w:val="lowerRoman"/>
+      <w:lvlText w:val="%6."/>
+      <w:lvlJc w:val="right"/>
+      <w:pPr>
+        <w:ind w:left="4320" w:hanging="180"/>
+      </w:pPr>
+    </w:lvl>
+    <w:lvl w:ilvl="6" w:tplc="0409000F" w:tentative="1">
+      <w:start w:val="1"/>
+      <w:numFmt w:val="decimal"/>
+      <w:lvlText w:val="%7."/>
+      <w:lvlJc w:val="left"/>
+      <w:pPr>
+        <w:ind w:left="5040" w:hanging="360"/>
+      </w:pPr>
+    </w:lvl>
+    <w:lvl w:ilvl="7" w:tplc="04090019" w:tentative="1">
+      <w:start w:val="1"/>
+      <w:numFmt w:val="lowerLetter"/>
+      <w:lvlText w:val="%8."/>
+      <w:lvlJc w:val="left"/>
+      <w:pPr>
+        <w:ind w:left="5760" w:hanging="360"/>
+      </w:pPr>
+    </w:lvl>
+    <w:lvl w:ilvl="8" w:tplc="0409001B" w:tentative="1">
+      <w:start w:val="1"/>
+      <w:numFmt w:val="lowerRoman"/>
+      <w:lvlText w:val="%9."/>
+      <w:lvlJc w:val="right"/>
+      <w:pPr>
+        <w:ind w:left="6480" w:hanging="180"/>
+      </w:pPr>
+    </w:lvl>
+  </w:abstractNum>
+  <w:abstractNum w:abstractNumId="29" w15:restartNumberingAfterBreak="0">
+    <w:nsid w:val="51394BD1"/>
+    <w:multiLevelType w:val="hybridMultilevel"/>
+    <w:tmpl w:val="86C83BE6"/>
+    <w:lvl w:ilvl="0" w:tplc="0409001B">
+      <w:start w:val="1"/>
+      <w:numFmt w:val="lowerRoman"/>
+      <w:lvlText w:val="%1."/>
+      <w:lvlJc w:val="right"/>
+      <w:pPr>
+        <w:ind w:left="720" w:hanging="360"/>
+      </w:pPr>
+    </w:lvl>
+    <w:lvl w:ilvl="1" w:tplc="04090019" w:tentative="1">
+      <w:start w:val="1"/>
+      <w:numFmt w:val="lowerLetter"/>
+      <w:lvlText w:val="%2."/>
+      <w:lvlJc w:val="left"/>
+      <w:pPr>
+        <w:ind w:left="1440" w:hanging="360"/>
+      </w:pPr>
+    </w:lvl>
+    <w:lvl w:ilvl="2" w:tplc="0409001B" w:tentative="1">
+      <w:start w:val="1"/>
+      <w:numFmt w:val="lowerRoman"/>
+      <w:lvlText w:val="%3."/>
+      <w:lvlJc w:val="right"/>
+      <w:pPr>
+        <w:ind w:left="2160" w:hanging="180"/>
+      </w:pPr>
+    </w:lvl>
+    <w:lvl w:ilvl="3" w:tplc="0409000F" w:tentative="1">
+      <w:start w:val="1"/>
+      <w:numFmt w:val="decimal"/>
+      <w:lvlText w:val="%4."/>
+      <w:lvlJc w:val="left"/>
+      <w:pPr>
+        <w:ind w:left="2880" w:hanging="360"/>
+      </w:pPr>
+    </w:lvl>
+    <w:lvl w:ilvl="4" w:tplc="04090019" w:tentative="1">
+      <w:start w:val="1"/>
+      <w:numFmt w:val="lowerLetter"/>
+      <w:lvlText w:val="%5."/>
+      <w:lvlJc w:val="left"/>
+      <w:pPr>
+        <w:ind w:left="3600" w:hanging="360"/>
+      </w:pPr>
+    </w:lvl>
+    <w:lvl w:ilvl="5" w:tplc="0409001B" w:tentative="1">
+      <w:start w:val="1"/>
+      <w:numFmt w:val="lowerRoman"/>
+      <w:lvlText w:val="%6."/>
+      <w:lvlJc w:val="right"/>
+      <w:pPr>
+        <w:ind w:left="4320" w:hanging="180"/>
+      </w:pPr>
+    </w:lvl>
+    <w:lvl w:ilvl="6" w:tplc="0409000F" w:tentative="1">
+      <w:start w:val="1"/>
+      <w:numFmt w:val="decimal"/>
+      <w:lvlText w:val="%7."/>
+      <w:lvlJc w:val="left"/>
+      <w:pPr>
+        <w:ind w:left="5040" w:hanging="360"/>
+      </w:pPr>
+    </w:lvl>
+    <w:lvl w:ilvl="7" w:tplc="04090019" w:tentative="1">
+      <w:start w:val="1"/>
+      <w:numFmt w:val="lowerLetter"/>
+      <w:lvlText w:val="%8."/>
+      <w:lvlJc w:val="left"/>
+      <w:pPr>
+        <w:ind w:left="5760" w:hanging="360"/>
+      </w:pPr>
+    </w:lvl>
+    <w:lvl w:ilvl="8" w:tplc="0409001B" w:tentative="1">
+      <w:start w:val="1"/>
+      <w:numFmt w:val="lowerRoman"/>
+      <w:lvlText w:val="%9."/>
+      <w:lvlJc w:val="right"/>
+      <w:pPr>
+        <w:ind w:left="6480" w:hanging="180"/>
+      </w:pPr>
+    </w:lvl>
+  </w:abstractNum>
+  <w:abstractNum w:abstractNumId="30" w15:restartNumberingAfterBreak="0">
+    <w:nsid w:val="55473A5B"/>
+    <w:multiLevelType w:val="hybridMultilevel"/>
+    <w:tmpl w:val="EB6055AA"/>
+    <w:lvl w:ilvl="0" w:tplc="04090001">
+      <w:start w:val="1"/>
+      <w:numFmt w:val="bullet"/>
+      <w:lvlText w:val=""/>
+      <w:lvlJc w:val="left"/>
+      <w:pPr>
+        <w:ind w:left="360" w:hanging="360"/>
+      </w:pPr>
+      <w:rPr>
+        <w:rFonts w:ascii="Symbol" w:hAnsi="Symbol" w:hint="default"/>
+      </w:rPr>
+    </w:lvl>
+    <w:lvl w:ilvl="1" w:tplc="FFFFFFFF" w:tentative="1">
+      <w:start w:val="1"/>
+      <w:numFmt w:val="bullet"/>
+      <w:lvlText w:val="o"/>
+      <w:lvlJc w:val="left"/>
+      <w:pPr>
+        <w:ind w:left="360" w:hanging="360"/>
+      </w:pPr>
+      <w:rPr>
+        <w:rFonts w:ascii="Courier New" w:hAnsi="Courier New" w:cs="Courier New" w:hint="default"/>
+      </w:rPr>
+    </w:lvl>
+    <w:lvl w:ilvl="2" w:tplc="FFFFFFFF" w:tentative="1">
+      <w:start w:val="1"/>
+      <w:numFmt w:val="bullet"/>
+      <w:lvlText w:val=""/>
+      <w:lvlJc w:val="left"/>
+      <w:pPr>
+        <w:ind w:left="1080" w:hanging="360"/>
+      </w:pPr>
+      <w:rPr>
+        <w:rFonts w:ascii="Wingdings" w:hAnsi="Wingdings" w:hint="default"/>
+      </w:rPr>
+    </w:lvl>
+    <w:lvl w:ilvl="3" w:tplc="FFFFFFFF" w:tentative="1">
+      <w:start w:val="1"/>
+      <w:numFmt w:val="bullet"/>
+      <w:lvlText w:val=""/>
+      <w:lvlJc w:val="left"/>
+      <w:pPr>
+        <w:ind w:left="1800" w:hanging="360"/>
+      </w:pPr>
+      <w:rPr>
+        <w:rFonts w:ascii="Symbol" w:hAnsi="Symbol" w:hint="default"/>
+      </w:rPr>
+    </w:lvl>
+    <w:lvl w:ilvl="4" w:tplc="FFFFFFFF" w:tentative="1">
+      <w:start w:val="1"/>
+      <w:numFmt w:val="bullet"/>
+      <w:lvlText w:val="o"/>
+      <w:lvlJc w:val="left"/>
+      <w:pPr>
+        <w:ind w:left="2520" w:hanging="360"/>
+      </w:pPr>
+      <w:rPr>
+        <w:rFonts w:ascii="Courier New" w:hAnsi="Courier New" w:cs="Courier New" w:hint="default"/>
+      </w:rPr>
+    </w:lvl>
+    <w:lvl w:ilvl="5" w:tplc="FFFFFFFF" w:tentative="1">
+      <w:start w:val="1"/>
+      <w:numFmt w:val="bullet"/>
+      <w:lvlText w:val=""/>
+      <w:lvlJc w:val="left"/>
+      <w:pPr>
+        <w:ind w:left="3240" w:hanging="360"/>
+      </w:pPr>
+      <w:rPr>
+        <w:rFonts w:ascii="Wingdings" w:hAnsi="Wingdings" w:hint="default"/>
+      </w:rPr>
+    </w:lvl>
+    <w:lvl w:ilvl="6" w:tplc="FFFFFFFF" w:tentative="1">
+      <w:start w:val="1"/>
+      <w:numFmt w:val="bullet"/>
+      <w:lvlText w:val=""/>
+      <w:lvlJc w:val="left"/>
+      <w:pPr>
+        <w:ind w:left="3960" w:hanging="360"/>
+      </w:pPr>
+      <w:rPr>
+        <w:rFonts w:ascii="Symbol" w:hAnsi="Symbol" w:hint="default"/>
+      </w:rPr>
+    </w:lvl>
+    <w:lvl w:ilvl="7" w:tplc="FFFFFFFF" w:tentative="1">
+      <w:start w:val="1"/>
+      <w:numFmt w:val="bullet"/>
+      <w:lvlText w:val="o"/>
+      <w:lvlJc w:val="left"/>
+      <w:pPr>
+        <w:ind w:left="4680" w:hanging="360"/>
+      </w:pPr>
+      <w:rPr>
+        <w:rFonts w:ascii="Courier New" w:hAnsi="Courier New" w:cs="Courier New" w:hint="default"/>
+      </w:rPr>
+    </w:lvl>
+    <w:lvl w:ilvl="8" w:tplc="FFFFFFFF" w:tentative="1">
+      <w:start w:val="1"/>
+      <w:numFmt w:val="bullet"/>
+      <w:lvlText w:val=""/>
+      <w:lvlJc w:val="left"/>
+      <w:pPr>
+        <w:ind w:left="5400" w:hanging="360"/>
+      </w:pPr>
+      <w:rPr>
+        <w:rFonts w:ascii="Wingdings" w:hAnsi="Wingdings" w:hint="default"/>
+      </w:rPr>
+    </w:lvl>
+  </w:abstractNum>
+  <w:abstractNum w:abstractNumId="31" w15:restartNumberingAfterBreak="0">
+    <w:nsid w:val="5C3F324B"/>
+    <w:multiLevelType w:val="hybridMultilevel"/>
+    <w:tmpl w:val="61440466"/>
+    <w:lvl w:ilvl="0" w:tplc="04090019">
+      <w:start w:val="1"/>
+      <w:numFmt w:val="lowerLetter"/>
+      <w:lvlText w:val="%1."/>
+      <w:lvlJc w:val="left"/>
+      <w:pPr>
+        <w:ind w:left="180" w:hanging="360"/>
+      </w:pPr>
+    </w:lvl>
+    <w:lvl w:ilvl="1" w:tplc="04090019" w:tentative="1">
+      <w:start w:val="1"/>
+      <w:numFmt w:val="lowerLetter"/>
+      <w:lvlText w:val="%2."/>
+      <w:lvlJc w:val="left"/>
+      <w:pPr>
+        <w:ind w:left="900" w:hanging="360"/>
+      </w:pPr>
+    </w:lvl>
+    <w:lvl w:ilvl="2" w:tplc="0409001B" w:tentative="1">
+      <w:start w:val="1"/>
+      <w:numFmt w:val="lowerRoman"/>
+      <w:lvlText w:val="%3."/>
+      <w:lvlJc w:val="right"/>
+      <w:pPr>
+        <w:ind w:left="1620" w:hanging="180"/>
+      </w:pPr>
+    </w:lvl>
+    <w:lvl w:ilvl="3" w:tplc="0409000F" w:tentative="1">
+      <w:start w:val="1"/>
+      <w:numFmt w:val="decimal"/>
+      <w:lvlText w:val="%4."/>
+      <w:lvlJc w:val="left"/>
+      <w:pPr>
+        <w:ind w:left="2340" w:hanging="360"/>
+      </w:pPr>
+    </w:lvl>
+    <w:lvl w:ilvl="4" w:tplc="04090019" w:tentative="1">
+      <w:start w:val="1"/>
+      <w:numFmt w:val="lowerLetter"/>
+      <w:lvlText w:val="%5."/>
+      <w:lvlJc w:val="left"/>
+      <w:pPr>
+        <w:ind w:left="3060" w:hanging="360"/>
+      </w:pPr>
+    </w:lvl>
+    <w:lvl w:ilvl="5" w:tplc="0409001B" w:tentative="1">
+      <w:start w:val="1"/>
+      <w:numFmt w:val="lowerRoman"/>
+      <w:lvlText w:val="%6."/>
+      <w:lvlJc w:val="right"/>
+      <w:pPr>
+        <w:ind w:left="3780" w:hanging="180"/>
+      </w:pPr>
+    </w:lvl>
+    <w:lvl w:ilvl="6" w:tplc="0409000F" w:tentative="1">
+      <w:start w:val="1"/>
+      <w:numFmt w:val="decimal"/>
+      <w:lvlText w:val="%7."/>
+      <w:lvlJc w:val="left"/>
+      <w:pPr>
+        <w:ind w:left="4500" w:hanging="360"/>
+      </w:pPr>
+    </w:lvl>
+    <w:lvl w:ilvl="7" w:tplc="04090019" w:tentative="1">
+      <w:start w:val="1"/>
+      <w:numFmt w:val="lowerLetter"/>
+      <w:lvlText w:val="%8."/>
+      <w:lvlJc w:val="left"/>
+      <w:pPr>
+        <w:ind w:left="5220" w:hanging="360"/>
+      </w:pPr>
+    </w:lvl>
+    <w:lvl w:ilvl="8" w:tplc="0409001B" w:tentative="1">
+      <w:start w:val="1"/>
+      <w:numFmt w:val="lowerRoman"/>
+      <w:lvlText w:val="%9."/>
+      <w:lvlJc w:val="right"/>
+      <w:pPr>
+        <w:ind w:left="5940" w:hanging="180"/>
+      </w:pPr>
+    </w:lvl>
+  </w:abstractNum>
+  <w:abstractNum w:abstractNumId="32" w15:restartNumberingAfterBreak="0">
+    <w:nsid w:val="5D4D1F63"/>
+    <w:multiLevelType w:val="hybridMultilevel"/>
+    <w:tmpl w:val="95D0E6C8"/>
+    <w:lvl w:ilvl="0" w:tplc="0409000F">
+      <w:start w:val="1"/>
+      <w:numFmt w:val="decimal"/>
+      <w:lvlText w:val="%1."/>
+      <w:lvlJc w:val="left"/>
+      <w:pPr>
+        <w:ind w:left="720" w:hanging="360"/>
+      </w:pPr>
+    </w:lvl>
+    <w:lvl w:ilvl="1" w:tplc="04090019" w:tentative="1">
+      <w:start w:val="1"/>
+      <w:numFmt w:val="lowerLetter"/>
+      <w:lvlText w:val="%2."/>
+      <w:lvlJc w:val="left"/>
+      <w:pPr>
+        <w:ind w:left="1440" w:hanging="360"/>
+      </w:pPr>
+    </w:lvl>
+    <w:lvl w:ilvl="2" w:tplc="0409001B" w:tentative="1">
+      <w:start w:val="1"/>
+      <w:numFmt w:val="lowerRoman"/>
+      <w:lvlText w:val="%3."/>
+      <w:lvlJc w:val="right"/>
+      <w:pPr>
+        <w:ind w:left="2160" w:hanging="180"/>
+      </w:pPr>
+    </w:lvl>
+    <w:lvl w:ilvl="3" w:tplc="0409000F" w:tentative="1">
+      <w:start w:val="1"/>
+      <w:numFmt w:val="decimal"/>
+      <w:lvlText w:val="%4."/>
+      <w:lvlJc w:val="left"/>
+      <w:pPr>
+        <w:ind w:left="2880" w:hanging="360"/>
+      </w:pPr>
+    </w:lvl>
+    <w:lvl w:ilvl="4" w:tplc="04090019" w:tentative="1">
+      <w:start w:val="1"/>
+      <w:numFmt w:val="lowerLetter"/>
+      <w:lvlText w:val="%5."/>
+      <w:lvlJc w:val="left"/>
+      <w:pPr>
+        <w:ind w:left="3600" w:hanging="360"/>
+      </w:pPr>
+    </w:lvl>
+    <w:lvl w:ilvl="5" w:tplc="0409001B" w:tentative="1">
+      <w:start w:val="1"/>
+      <w:numFmt w:val="lowerRoman"/>
+      <w:lvlText w:val="%6."/>
+      <w:lvlJc w:val="right"/>
+      <w:pPr>
+        <w:ind w:left="4320" w:hanging="180"/>
+      </w:pPr>
+    </w:lvl>
+    <w:lvl w:ilvl="6" w:tplc="0409000F" w:tentative="1">
+      <w:start w:val="1"/>
+      <w:numFmt w:val="decimal"/>
+      <w:lvlText w:val="%7."/>
+      <w:lvlJc w:val="left"/>
+      <w:pPr>
+        <w:ind w:left="5040" w:hanging="360"/>
+      </w:pPr>
+    </w:lvl>
+    <w:lvl w:ilvl="7" w:tplc="04090019" w:tentative="1">
+      <w:start w:val="1"/>
+      <w:numFmt w:val="lowerLetter"/>
+      <w:lvlText w:val="%8."/>
+      <w:lvlJc w:val="left"/>
+      <w:pPr>
+        <w:ind w:left="5760" w:hanging="360"/>
+      </w:pPr>
+    </w:lvl>
+    <w:lvl w:ilvl="8" w:tplc="0409001B" w:tentative="1">
+      <w:start w:val="1"/>
+      <w:numFmt w:val="lowerRoman"/>
+      <w:lvlText w:val="%9."/>
+      <w:lvlJc w:val="right"/>
+      <w:pPr>
+        <w:ind w:left="6480" w:hanging="180"/>
+      </w:pPr>
+    </w:lvl>
+  </w:abstractNum>
+  <w:abstractNum w:abstractNumId="33" w15:restartNumberingAfterBreak="0">
+    <w:nsid w:val="601D3A6E"/>
+    <w:multiLevelType w:val="hybridMultilevel"/>
+    <w:tmpl w:val="F392C5B2"/>
+    <w:lvl w:ilvl="0" w:tplc="E7D0C448">
+      <w:start w:val="1"/>
+      <w:numFmt w:val="bullet"/>
+      <w:lvlText w:val=""/>
+      <w:lvlJc w:val="left"/>
+      <w:pPr>
+        <w:ind w:left="720" w:hanging="360"/>
+      </w:pPr>
+      <w:rPr>
+        <w:rFonts w:ascii="Symbol" w:hAnsi="Symbol" w:hint="default"/>
+      </w:rPr>
+    </w:lvl>
+    <w:lvl w:ilvl="1" w:tplc="B98CC7C6">
+      <w:start w:val="1"/>
+      <w:numFmt w:val="bullet"/>
+      <w:lvlText w:val="o"/>
+      <w:lvlJc w:val="left"/>
+      <w:pPr>
+        <w:ind w:left="1440" w:hanging="360"/>
+      </w:pPr>
+      <w:rPr>
+        <w:rFonts w:ascii="Courier New" w:hAnsi="Courier New" w:hint="default"/>
+      </w:rPr>
+    </w:lvl>
+    <w:lvl w:ilvl="2" w:tplc="AFEED9BA">
+      <w:start w:val="1"/>
+      <w:numFmt w:val="bullet"/>
+      <w:lvlText w:val=""/>
+      <w:lvlJc w:val="left"/>
+      <w:pPr>
+        <w:ind w:left="2160" w:hanging="360"/>
+      </w:pPr>
+      <w:rPr>
+        <w:rFonts w:ascii="Wingdings" w:hAnsi="Wingdings" w:hint="default"/>
+      </w:rPr>
+    </w:lvl>
+    <w:lvl w:ilvl="3" w:tplc="5EBE249A">
+      <w:start w:val="1"/>
+      <w:numFmt w:val="bullet"/>
+      <w:lvlText w:val=""/>
+      <w:lvlJc w:val="left"/>
+      <w:pPr>
+        <w:ind w:left="2880" w:hanging="360"/>
+      </w:pPr>
+      <w:rPr>
+        <w:rFonts w:ascii="Symbol" w:hAnsi="Symbol" w:hint="default"/>
+      </w:rPr>
+    </w:lvl>
+    <w:lvl w:ilvl="4" w:tplc="94BA3FE2">
+      <w:start w:val="1"/>
+      <w:numFmt w:val="bullet"/>
+      <w:lvlText w:val="o"/>
+      <w:lvlJc w:val="left"/>
+      <w:pPr>
+        <w:ind w:left="3600" w:hanging="360"/>
+      </w:pPr>
+      <w:rPr>
+        <w:rFonts w:ascii="Courier New" w:hAnsi="Courier New" w:hint="default"/>
+      </w:rPr>
+    </w:lvl>
+    <w:lvl w:ilvl="5" w:tplc="530EA434">
+      <w:start w:val="1"/>
+      <w:numFmt w:val="bullet"/>
+      <w:lvlText w:val=""/>
+      <w:lvlJc w:val="left"/>
+      <w:pPr>
+        <w:ind w:left="4320" w:hanging="360"/>
+      </w:pPr>
+      <w:rPr>
+        <w:rFonts w:ascii="Wingdings" w:hAnsi="Wingdings" w:hint="default"/>
+      </w:rPr>
+    </w:lvl>
+    <w:lvl w:ilvl="6" w:tplc="DC02B416">
+      <w:start w:val="1"/>
+      <w:numFmt w:val="bullet"/>
+      <w:lvlText w:val=""/>
+      <w:lvlJc w:val="left"/>
+      <w:pPr>
+        <w:ind w:left="5040" w:hanging="360"/>
+      </w:pPr>
+      <w:rPr>
+        <w:rFonts w:ascii="Symbol" w:hAnsi="Symbol" w:hint="default"/>
+      </w:rPr>
+    </w:lvl>
+    <w:lvl w:ilvl="7" w:tplc="5024FA1E">
+      <w:start w:val="1"/>
+      <w:numFmt w:val="bullet"/>
+      <w:lvlText w:val="o"/>
+      <w:lvlJc w:val="left"/>
+      <w:pPr>
+        <w:ind w:left="5760" w:hanging="360"/>
+      </w:pPr>
+      <w:rPr>
+        <w:rFonts w:ascii="Courier New" w:hAnsi="Courier New" w:hint="default"/>
+      </w:rPr>
+    </w:lvl>
+    <w:lvl w:ilvl="8" w:tplc="F4701B2E">
+      <w:start w:val="1"/>
+      <w:numFmt w:val="bullet"/>
+      <w:lvlText w:val=""/>
+      <w:lvlJc w:val="left"/>
+      <w:pPr>
+        <w:ind w:left="6480" w:hanging="360"/>
+      </w:pPr>
+      <w:rPr>
+        <w:rFonts w:ascii="Wingdings" w:hAnsi="Wingdings" w:hint="default"/>
+      </w:rPr>
+    </w:lvl>
+  </w:abstractNum>
+  <w:abstractNum w:abstractNumId="34" w15:restartNumberingAfterBreak="0">
+    <w:nsid w:val="62302998"/>
+    <w:multiLevelType w:val="hybridMultilevel"/>
+    <w:tmpl w:val="B232DF44"/>
+    <w:lvl w:ilvl="0" w:tplc="04090001">
+      <w:start w:val="1"/>
+      <w:numFmt w:val="bullet"/>
+      <w:lvlText w:val=""/>
+      <w:lvlJc w:val="left"/>
+      <w:rPr>
+        <w:rFonts w:ascii="Symbol" w:hAnsi="Symbol" w:hint="default"/>
+      </w:rPr>
+    </w:lvl>
+    <w:lvl w:ilvl="1" w:tplc="FFFFFFFF">
+      <w:numFmt w:val="decimal"/>
+      <w:lvlText w:val=""/>
+      <w:lvlJc w:val="left"/>
+    </w:lvl>
+    <w:lvl w:ilvl="2" w:tplc="FFFFFFFF">
+      <w:numFmt w:val="decimal"/>
+      <w:lvlText w:val=""/>
+      <w:lvlJc w:val="left"/>
+    </w:lvl>
+    <w:lvl w:ilvl="3" w:tplc="FFFFFFFF">
+      <w:numFmt w:val="decimal"/>
+      <w:lvlText w:val=""/>
+      <w:lvlJc w:val="left"/>
+    </w:lvl>
+    <w:lvl w:ilvl="4" w:tplc="FFFFFFFF">
+      <w:numFmt w:val="decimal"/>
+      <w:lvlText w:val=""/>
+      <w:lvlJc w:val="left"/>
+    </w:lvl>
+    <w:lvl w:ilvl="5" w:tplc="FFFFFFFF">
+      <w:numFmt w:val="decimal"/>
+      <w:lvlText w:val=""/>
+      <w:lvlJc w:val="left"/>
+    </w:lvl>
+    <w:lvl w:ilvl="6" w:tplc="FFFFFFFF">
+      <w:numFmt w:val="decimal"/>
+      <w:lvlText w:val=""/>
+      <w:lvlJc w:val="left"/>
+    </w:lvl>
+    <w:lvl w:ilvl="7" w:tplc="FFFFFFFF">
+      <w:numFmt w:val="decimal"/>
+      <w:lvlText w:val=""/>
+      <w:lvlJc w:val="left"/>
+    </w:lvl>
+    <w:lvl w:ilvl="8" w:tplc="FFFFFFFF">
+      <w:numFmt w:val="decimal"/>
+      <w:lvlText w:val=""/>
+      <w:lvlJc w:val="left"/>
+    </w:lvl>
+  </w:abstractNum>
+  <w:abstractNum w:abstractNumId="35" w15:restartNumberingAfterBreak="0">
+    <w:nsid w:val="6560523D"/>
+    <w:multiLevelType w:val="multilevel"/>
+    <w:tmpl w:val="58ECB46E"/>
+    <w:lvl w:ilvl="0">
+      <w:start w:val="1"/>
+      <w:numFmt w:val="bullet"/>
+      <w:lvlText w:val=""/>
+      <w:lvlJc w:val="left"/>
+      <w:pPr>
+        <w:tabs>
+          <w:tab w:val="num" w:pos="720"/>
+        </w:tabs>
+        <w:ind w:left="720" w:hanging="360"/>
+      </w:pPr>
+      <w:rPr>
+        <w:rFonts w:ascii="Symbol" w:hAnsi="Symbol" w:hint="default"/>
+        <w:sz w:val="20"/>
+      </w:rPr>
+    </w:lvl>
+    <w:lvl w:ilvl="1" w:tentative="1">
+      <w:start w:val="1"/>
+      <w:numFmt w:val="bullet"/>
+      <w:lvlText w:val="o"/>
+      <w:lvlJc w:val="left"/>
+      <w:pPr>
+        <w:tabs>
+          <w:tab w:val="num" w:pos="1440"/>
+        </w:tabs>
+        <w:ind w:left="1440" w:hanging="360"/>
+      </w:pPr>
+      <w:rPr>
+        <w:rFonts w:ascii="Courier New" w:hAnsi="Courier New" w:hint="default"/>
+        <w:sz w:val="20"/>
+      </w:rPr>
+    </w:lvl>
+    <w:lvl w:ilvl="2" w:tentative="1">
+      <w:start w:val="1"/>
+      <w:numFmt w:val="bullet"/>
+      <w:lvlText w:val=""/>
+      <w:lvlJc w:val="left"/>
+      <w:pPr>
+        <w:tabs>
+          <w:tab w:val="num" w:pos="2160"/>
+        </w:tabs>
+        <w:ind w:left="2160" w:hanging="360"/>
+      </w:pPr>
+      <w:rPr>
+        <w:rFonts w:ascii="Wingdings" w:hAnsi="Wingdings" w:hint="default"/>
+        <w:sz w:val="20"/>
+      </w:rPr>
+    </w:lvl>
+    <w:lvl w:ilvl="3" w:tentative="1">
+      <w:start w:val="1"/>
+      <w:numFmt w:val="bullet"/>
+      <w:lvlText w:val=""/>
+      <w:lvlJc w:val="left"/>
+      <w:pPr>
+        <w:tabs>
+          <w:tab w:val="num" w:pos="2880"/>
+        </w:tabs>
+        <w:ind w:left="2880" w:hanging="360"/>
+      </w:pPr>
+      <w:rPr>
+        <w:rFonts w:ascii="Wingdings" w:hAnsi="Wingdings" w:hint="default"/>
+        <w:sz w:val="20"/>
+      </w:rPr>
+    </w:lvl>
+    <w:lvl w:ilvl="4" w:tentative="1">
+      <w:start w:val="1"/>
+      <w:numFmt w:val="bullet"/>
+      <w:lvlText w:val=""/>
+      <w:lvlJc w:val="left"/>
+      <w:pPr>
+        <w:tabs>
+          <w:tab w:val="num" w:pos="3600"/>
+        </w:tabs>
+        <w:ind w:left="3600" w:hanging="360"/>
+      </w:pPr>
+      <w:rPr>
+        <w:rFonts w:ascii="Wingdings" w:hAnsi="Wingdings" w:hint="default"/>
+        <w:sz w:val="20"/>
+      </w:rPr>
+    </w:lvl>
+    <w:lvl w:ilvl="5" w:tentative="1">
+      <w:start w:val="1"/>
+      <w:numFmt w:val="bullet"/>
+      <w:lvlText w:val=""/>
+      <w:lvlJc w:val="left"/>
+      <w:pPr>
+        <w:tabs>
+          <w:tab w:val="num" w:pos="4320"/>
+        </w:tabs>
+        <w:ind w:left="4320" w:hanging="360"/>
+      </w:pPr>
+      <w:rPr>
+        <w:rFonts w:ascii="Wingdings" w:hAnsi="Wingdings" w:hint="default"/>
+        <w:sz w:val="20"/>
+      </w:rPr>
+    </w:lvl>
+    <w:lvl w:ilvl="6" w:tentative="1">
+      <w:start w:val="1"/>
+      <w:numFmt w:val="bullet"/>
+      <w:lvlText w:val=""/>
+      <w:lvlJc w:val="left"/>
+      <w:pPr>
+        <w:tabs>
+          <w:tab w:val="num" w:pos="5040"/>
+        </w:tabs>
+        <w:ind w:left="5040" w:hanging="360"/>
+      </w:pPr>
+      <w:rPr>
+        <w:rFonts w:ascii="Wingdings" w:hAnsi="Wingdings" w:hint="default"/>
+        <w:sz w:val="20"/>
+      </w:rPr>
+    </w:lvl>
+    <w:lvl w:ilvl="7" w:tentative="1">
+      <w:start w:val="1"/>
+      <w:numFmt w:val="bullet"/>
+      <w:lvlText w:val=""/>
+      <w:lvlJc w:val="left"/>
+      <w:pPr>
+        <w:tabs>
+          <w:tab w:val="num" w:pos="5760"/>
+        </w:tabs>
+        <w:ind w:left="5760" w:hanging="360"/>
+      </w:pPr>
+      <w:rPr>
+        <w:rFonts w:ascii="Wingdings" w:hAnsi="Wingdings" w:hint="default"/>
+        <w:sz w:val="20"/>
+      </w:rPr>
+    </w:lvl>
+    <w:lvl w:ilvl="8" w:tentative="1">
+      <w:start w:val="1"/>
+      <w:numFmt w:val="bullet"/>
+      <w:lvlText w:val=""/>
+      <w:lvlJc w:val="left"/>
+      <w:pPr>
+        <w:tabs>
+          <w:tab w:val="num" w:pos="6480"/>
+        </w:tabs>
+        <w:ind w:left="6480" w:hanging="360"/>
+      </w:pPr>
+      <w:rPr>
+        <w:rFonts w:ascii="Wingdings" w:hAnsi="Wingdings" w:hint="default"/>
+        <w:sz w:val="20"/>
+      </w:rPr>
+    </w:lvl>
+  </w:abstractNum>
+  <w:abstractNum w:abstractNumId="36" w15:restartNumberingAfterBreak="0">
+    <w:nsid w:val="667F581D"/>
+    <w:multiLevelType w:val="hybridMultilevel"/>
+    <w:tmpl w:val="2E643D64"/>
+    <w:lvl w:ilvl="0" w:tplc="04090003">
+      <w:start w:val="1"/>
+      <w:numFmt w:val="bullet"/>
+      <w:lvlText w:val="o"/>
+      <w:lvlJc w:val="left"/>
+      <w:pPr>
+        <w:ind w:left="360" w:hanging="360"/>
+      </w:pPr>
+      <w:rPr>
+        <w:rFonts w:ascii="Courier New" w:hAnsi="Courier New" w:cs="Courier New" w:hint="default"/>
+      </w:rPr>
+    </w:lvl>
+    <w:lvl w:ilvl="1" w:tplc="04090003" w:tentative="1">
+      <w:start w:val="1"/>
+      <w:numFmt w:val="bullet"/>
+      <w:lvlText w:val="o"/>
+      <w:lvlJc w:val="left"/>
+      <w:pPr>
+        <w:ind w:left="360" w:hanging="360"/>
+      </w:pPr>
+      <w:rPr>
+        <w:rFonts w:ascii="Courier New" w:hAnsi="Courier New" w:cs="Courier New" w:hint="default"/>
+      </w:rPr>
+    </w:lvl>
+    <w:lvl w:ilvl="2" w:tplc="04090005" w:tentative="1">
+      <w:start w:val="1"/>
+      <w:numFmt w:val="bullet"/>
+      <w:lvlText w:val=""/>
+      <w:lvlJc w:val="left"/>
+      <w:pPr>
+        <w:ind w:left="1080" w:hanging="360"/>
+      </w:pPr>
+      <w:rPr>
+        <w:rFonts w:ascii="Wingdings" w:hAnsi="Wingdings" w:hint="default"/>
+      </w:rPr>
+    </w:lvl>
+    <w:lvl w:ilvl="3" w:tplc="04090001" w:tentative="1">
+      <w:start w:val="1"/>
+      <w:numFmt w:val="bullet"/>
+      <w:lvlText w:val=""/>
+      <w:lvlJc w:val="left"/>
+      <w:pPr>
+        <w:ind w:left="1800" w:hanging="360"/>
+      </w:pPr>
+      <w:rPr>
+        <w:rFonts w:ascii="Symbol" w:hAnsi="Symbol" w:hint="default"/>
+      </w:rPr>
+    </w:lvl>
+    <w:lvl w:ilvl="4" w:tplc="04090003" w:tentative="1">
+      <w:start w:val="1"/>
+      <w:numFmt w:val="bullet"/>
+      <w:lvlText w:val="o"/>
+      <w:lvlJc w:val="left"/>
+      <w:pPr>
+        <w:ind w:left="2520" w:hanging="360"/>
+      </w:pPr>
+      <w:rPr>
+        <w:rFonts w:ascii="Courier New" w:hAnsi="Courier New" w:cs="Courier New" w:hint="default"/>
+      </w:rPr>
+    </w:lvl>
+    <w:lvl w:ilvl="5" w:tplc="04090005" w:tentative="1">
+      <w:start w:val="1"/>
+      <w:numFmt w:val="bullet"/>
+      <w:lvlText w:val=""/>
+      <w:lvlJc w:val="left"/>
+      <w:pPr>
+        <w:ind w:left="3240" w:hanging="360"/>
+      </w:pPr>
+      <w:rPr>
+        <w:rFonts w:ascii="Wingdings" w:hAnsi="Wingdings" w:hint="default"/>
+      </w:rPr>
+    </w:lvl>
+    <w:lvl w:ilvl="6" w:tplc="04090001" w:tentative="1">
+      <w:start w:val="1"/>
+      <w:numFmt w:val="bullet"/>
+      <w:lvlText w:val=""/>
+      <w:lvlJc w:val="left"/>
+      <w:pPr>
+        <w:ind w:left="3960" w:hanging="360"/>
+      </w:pPr>
+      <w:rPr>
+        <w:rFonts w:ascii="Symbol" w:hAnsi="Symbol" w:hint="default"/>
+      </w:rPr>
+    </w:lvl>
+    <w:lvl w:ilvl="7" w:tplc="04090003" w:tentative="1">
+      <w:start w:val="1"/>
+      <w:numFmt w:val="bullet"/>
+      <w:lvlText w:val="o"/>
+      <w:lvlJc w:val="left"/>
+      <w:pPr>
+        <w:ind w:left="4680" w:hanging="360"/>
+      </w:pPr>
+      <w:rPr>
+        <w:rFonts w:ascii="Courier New" w:hAnsi="Courier New" w:cs="Courier New" w:hint="default"/>
+      </w:rPr>
+    </w:lvl>
+    <w:lvl w:ilvl="8" w:tplc="04090005" w:tentative="1">
+      <w:start w:val="1"/>
+      <w:numFmt w:val="bullet"/>
+      <w:lvlText w:val=""/>
+      <w:lvlJc w:val="left"/>
+      <w:pPr>
+        <w:ind w:left="5400" w:hanging="360"/>
+      </w:pPr>
+      <w:rPr>
+        <w:rFonts w:ascii="Wingdings" w:hAnsi="Wingdings" w:hint="default"/>
+      </w:rPr>
+    </w:lvl>
+  </w:abstractNum>
+  <w:abstractNum w:abstractNumId="37" w15:restartNumberingAfterBreak="0">
+    <w:nsid w:val="683E501C"/>
+    <w:multiLevelType w:val="hybridMultilevel"/>
+    <w:tmpl w:val="52029D30"/>
+    <w:lvl w:ilvl="0" w:tplc="04090001">
+      <w:start w:val="1"/>
+      <w:numFmt w:val="bullet"/>
+      <w:lvlText w:val=""/>
+      <w:lvlJc w:val="left"/>
+      <w:pPr>
+        <w:ind w:left="720" w:hanging="360"/>
+      </w:pPr>
+      <w:rPr>
+        <w:rFonts w:ascii="Symbol" w:hAnsi="Symbol" w:hint="default"/>
+      </w:rPr>
+    </w:lvl>
+    <w:lvl w:ilvl="1" w:tplc="04090003">
+      <w:start w:val="1"/>
+      <w:numFmt w:val="bullet"/>
+      <w:lvlText w:val="o"/>
+      <w:lvlJc w:val="left"/>
+      <w:pPr>
+        <w:ind w:left="1440" w:hanging="360"/>
+      </w:pPr>
+      <w:rPr>
+        <w:rFonts w:ascii="Courier New" w:hAnsi="Courier New" w:cs="Courier New" w:hint="default"/>
+      </w:rPr>
+    </w:lvl>
+    <w:lvl w:ilvl="2" w:tplc="04090005" w:tentative="1">
+      <w:start w:val="1"/>
+      <w:numFmt w:val="bullet"/>
+      <w:lvlText w:val=""/>
+      <w:lvlJc w:val="left"/>
+      <w:pPr>
+        <w:ind w:left="2160" w:hanging="360"/>
+      </w:pPr>
+      <w:rPr>
+        <w:rFonts w:ascii="Wingdings" w:hAnsi="Wingdings" w:hint="default"/>
+      </w:rPr>
+    </w:lvl>
+    <w:lvl w:ilvl="3" w:tplc="04090001" w:tentative="1">
+      <w:start w:val="1"/>
+      <w:numFmt w:val="bullet"/>
+      <w:lvlText w:val=""/>
+      <w:lvlJc w:val="left"/>
+      <w:pPr>
+        <w:ind w:left="2880" w:hanging="360"/>
+      </w:pPr>
+      <w:rPr>
+        <w:rFonts w:ascii="Symbol" w:hAnsi="Symbol" w:hint="default"/>
+      </w:rPr>
+    </w:lvl>
+    <w:lvl w:ilvl="4" w:tplc="04090003" w:tentative="1">
+      <w:start w:val="1"/>
+      <w:numFmt w:val="bullet"/>
+      <w:lvlText w:val="o"/>
+      <w:lvlJc w:val="left"/>
+      <w:pPr>
+        <w:ind w:left="3600" w:hanging="360"/>
+      </w:pPr>
+      <w:rPr>
+        <w:rFonts w:ascii="Courier New" w:hAnsi="Courier New" w:cs="Courier New" w:hint="default"/>
+      </w:rPr>
+    </w:lvl>
+    <w:lvl w:ilvl="5" w:tplc="04090005" w:tentative="1">
+      <w:start w:val="1"/>
+      <w:numFmt w:val="bullet"/>
+      <w:lvlText w:val=""/>
+      <w:lvlJc w:val="left"/>
+      <w:pPr>
+        <w:ind w:left="4320" w:hanging="360"/>
+      </w:pPr>
+      <w:rPr>
+        <w:rFonts w:ascii="Wingdings" w:hAnsi="Wingdings" w:hint="default"/>
+      </w:rPr>
+    </w:lvl>
+    <w:lvl w:ilvl="6" w:tplc="04090001" w:tentative="1">
+      <w:start w:val="1"/>
+      <w:numFmt w:val="bullet"/>
+      <w:lvlText w:val=""/>
+      <w:lvlJc w:val="left"/>
+      <w:pPr>
+        <w:ind w:left="5040" w:hanging="360"/>
+      </w:pPr>
+      <w:rPr>
+        <w:rFonts w:ascii="Symbol" w:hAnsi="Symbol" w:hint="default"/>
+      </w:rPr>
+    </w:lvl>
+    <w:lvl w:ilvl="7" w:tplc="04090003" w:tentative="1">
+      <w:start w:val="1"/>
+      <w:numFmt w:val="bullet"/>
+      <w:lvlText w:val="o"/>
+      <w:lvlJc w:val="left"/>
+      <w:pPr>
+        <w:ind w:left="5760" w:hanging="360"/>
+      </w:pPr>
+      <w:rPr>
+        <w:rFonts w:ascii="Courier New" w:hAnsi="Courier New" w:cs="Courier New" w:hint="default"/>
+      </w:rPr>
+    </w:lvl>
+    <w:lvl w:ilvl="8" w:tplc="04090005" w:tentative="1">
+      <w:start w:val="1"/>
+      <w:numFmt w:val="bullet"/>
+      <w:lvlText w:val=""/>
+      <w:lvlJc w:val="left"/>
+      <w:pPr>
+        <w:ind w:left="6480" w:hanging="360"/>
+      </w:pPr>
+      <w:rPr>
+        <w:rFonts w:ascii="Wingdings" w:hAnsi="Wingdings" w:hint="default"/>
+      </w:rPr>
+    </w:lvl>
+  </w:abstractNum>
+  <w:abstractNum w:abstractNumId="38" w15:restartNumberingAfterBreak="0">
+    <w:nsid w:val="699374A7"/>
+    <w:multiLevelType w:val="hybridMultilevel"/>
+    <w:tmpl w:val="F35CA8F6"/>
+    <w:lvl w:ilvl="0" w:tplc="0409000F">
+      <w:start w:val="1"/>
+      <w:numFmt w:val="decimal"/>
+      <w:lvlText w:val="%1."/>
+      <w:lvlJc w:val="left"/>
+      <w:pPr>
+        <w:ind w:left="720" w:hanging="360"/>
+      </w:pPr>
+    </w:lvl>
+    <w:lvl w:ilvl="1" w:tplc="04090019" w:tentative="1">
+      <w:start w:val="1"/>
+      <w:numFmt w:val="lowerLetter"/>
+      <w:lvlText w:val="%2."/>
+      <w:lvlJc w:val="left"/>
+      <w:pPr>
+        <w:ind w:left="1440" w:hanging="360"/>
+      </w:pPr>
+    </w:lvl>
+    <w:lvl w:ilvl="2" w:tplc="0409001B" w:tentative="1">
+      <w:start w:val="1"/>
+      <w:numFmt w:val="lowerRoman"/>
+      <w:lvlText w:val="%3."/>
+      <w:lvlJc w:val="right"/>
+      <w:pPr>
+        <w:ind w:left="2160" w:hanging="180"/>
+      </w:pPr>
+    </w:lvl>
+    <w:lvl w:ilvl="3" w:tplc="0409000F" w:tentative="1">
+      <w:start w:val="1"/>
+      <w:numFmt w:val="decimal"/>
+      <w:lvlText w:val="%4."/>
+      <w:lvlJc w:val="left"/>
+      <w:pPr>
+        <w:ind w:left="2880" w:hanging="360"/>
+      </w:pPr>
+    </w:lvl>
+    <w:lvl w:ilvl="4" w:tplc="04090019" w:tentative="1">
+      <w:start w:val="1"/>
+      <w:numFmt w:val="lowerLetter"/>
+      <w:lvlText w:val="%5."/>
+      <w:lvlJc w:val="left"/>
+      <w:pPr>
+        <w:ind w:left="3600" w:hanging="360"/>
+      </w:pPr>
+    </w:lvl>
+    <w:lvl w:ilvl="5" w:tplc="0409001B" w:tentative="1">
+      <w:start w:val="1"/>
+      <w:numFmt w:val="lowerRoman"/>
+      <w:lvlText w:val="%6."/>
+      <w:lvlJc w:val="right"/>
+      <w:pPr>
+        <w:ind w:left="4320" w:hanging="180"/>
+      </w:pPr>
+    </w:lvl>
+    <w:lvl w:ilvl="6" w:tplc="0409000F" w:tentative="1">
+      <w:start w:val="1"/>
+      <w:numFmt w:val="decimal"/>
+      <w:lvlText w:val="%7."/>
+      <w:lvlJc w:val="left"/>
+      <w:pPr>
+        <w:ind w:left="5040" w:hanging="360"/>
+      </w:pPr>
+    </w:lvl>
+    <w:lvl w:ilvl="7" w:tplc="04090019" w:tentative="1">
+      <w:start w:val="1"/>
+      <w:numFmt w:val="lowerLetter"/>
+      <w:lvlText w:val="%8."/>
+      <w:lvlJc w:val="left"/>
+      <w:pPr>
+        <w:ind w:left="5760" w:hanging="360"/>
+      </w:pPr>
+    </w:lvl>
+    <w:lvl w:ilvl="8" w:tplc="0409001B" w:tentative="1">
+      <w:start w:val="1"/>
+      <w:numFmt w:val="lowerRoman"/>
+      <w:lvlText w:val="%9."/>
+      <w:lvlJc w:val="right"/>
+      <w:pPr>
+        <w:ind w:left="6480" w:hanging="180"/>
+      </w:pPr>
+    </w:lvl>
+  </w:abstractNum>
+  <w:abstractNum w:abstractNumId="39" w15:restartNumberingAfterBreak="0">
+    <w:nsid w:val="6A3A4EF7"/>
+    <w:multiLevelType w:val="hybridMultilevel"/>
+    <w:tmpl w:val="FFFFFFFF"/>
+    <w:lvl w:ilvl="0" w:tplc="FFFFFFFF">
+      <w:start w:val="1"/>
+      <w:numFmt w:val="decimal"/>
+      <w:lvlText w:val="%1."/>
+      <w:lvlJc w:val="left"/>
+    </w:lvl>
+    <w:lvl w:ilvl="1" w:tplc="FFFFFFFF">
+      <w:numFmt w:val="decimal"/>
+      <w:lvlText w:val=""/>
+      <w:lvlJc w:val="left"/>
+    </w:lvl>
+    <w:lvl w:ilvl="2" w:tplc="FFFFFFFF">
+      <w:numFmt w:val="decimal"/>
+      <w:lvlText w:val=""/>
+      <w:lvlJc w:val="left"/>
+    </w:lvl>
+    <w:lvl w:ilvl="3" w:tplc="FFFFFFFF">
+      <w:numFmt w:val="decimal"/>
+      <w:lvlText w:val=""/>
+      <w:lvlJc w:val="left"/>
+    </w:lvl>
+    <w:lvl w:ilvl="4" w:tplc="FFFFFFFF">
+      <w:numFmt w:val="decimal"/>
+      <w:lvlText w:val=""/>
+      <w:lvlJc w:val="left"/>
+    </w:lvl>
+    <w:lvl w:ilvl="5" w:tplc="FFFFFFFF">
+      <w:numFmt w:val="decimal"/>
+      <w:lvlText w:val=""/>
+      <w:lvlJc w:val="left"/>
+    </w:lvl>
+    <w:lvl w:ilvl="6" w:tplc="FFFFFFFF">
+      <w:numFmt w:val="decimal"/>
+      <w:lvlText w:val=""/>
+      <w:lvlJc w:val="left"/>
+    </w:lvl>
+    <w:lvl w:ilvl="7" w:tplc="FFFFFFFF">
+      <w:numFmt w:val="decimal"/>
+      <w:lvlText w:val=""/>
+      <w:lvlJc w:val="left"/>
+    </w:lvl>
+    <w:lvl w:ilvl="8" w:tplc="FFFFFFFF">
+      <w:numFmt w:val="decimal"/>
+      <w:lvlText w:val=""/>
+      <w:lvlJc w:val="left"/>
+    </w:lvl>
+  </w:abstractNum>
+  <w:abstractNum w:abstractNumId="40" w15:restartNumberingAfterBreak="0">
+    <w:nsid w:val="6B15532E"/>
+    <w:multiLevelType w:val="hybridMultilevel"/>
+    <w:tmpl w:val="9AF66C8A"/>
+    <w:lvl w:ilvl="0" w:tplc="7A102A34">
+      <w:start w:val="1"/>
+      <w:numFmt w:val="bullet"/>
+      <w:lvlText w:val="o"/>
+      <w:lvlJc w:val="left"/>
+      <w:pPr>
+        <w:ind w:left="1080" w:hanging="360"/>
+      </w:pPr>
+      <w:rPr>
+        <w:rFonts w:ascii="Courier New" w:hAnsi="Courier New" w:hint="default"/>
+      </w:rPr>
+    </w:lvl>
+    <w:lvl w:ilvl="1" w:tplc="73E4752E">
+      <w:start w:val="1"/>
+      <w:numFmt w:val="bullet"/>
+      <w:lvlText w:val="o"/>
+      <w:lvlJc w:val="left"/>
+      <w:pPr>
+        <w:ind w:left="1800" w:hanging="360"/>
+      </w:pPr>
+      <w:rPr>
+        <w:rFonts w:ascii="Courier New" w:hAnsi="Courier New" w:hint="default"/>
+      </w:rPr>
+    </w:lvl>
+    <w:lvl w:ilvl="2" w:tplc="C1D0C11E">
+      <w:start w:val="1"/>
+      <w:numFmt w:val="bullet"/>
+      <w:lvlText w:val=""/>
+      <w:lvlJc w:val="left"/>
+      <w:pPr>
+        <w:ind w:left="2520" w:hanging="360"/>
+      </w:pPr>
+      <w:rPr>
+        <w:rFonts w:ascii="Wingdings" w:hAnsi="Wingdings" w:hint="default"/>
+      </w:rPr>
+    </w:lvl>
+    <w:lvl w:ilvl="3" w:tplc="3206771C">
+      <w:start w:val="1"/>
+      <w:numFmt w:val="bullet"/>
+      <w:lvlText w:val=""/>
+      <w:lvlJc w:val="left"/>
+      <w:pPr>
+        <w:ind w:left="3240" w:hanging="360"/>
+      </w:pPr>
+      <w:rPr>
+        <w:rFonts w:ascii="Symbol" w:hAnsi="Symbol" w:hint="default"/>
+      </w:rPr>
+    </w:lvl>
+    <w:lvl w:ilvl="4" w:tplc="110C763E">
+      <w:start w:val="1"/>
+      <w:numFmt w:val="bullet"/>
+      <w:lvlText w:val="o"/>
+      <w:lvlJc w:val="left"/>
+      <w:pPr>
+        <w:ind w:left="3960" w:hanging="360"/>
+      </w:pPr>
+      <w:rPr>
+        <w:rFonts w:ascii="Courier New" w:hAnsi="Courier New" w:hint="default"/>
+      </w:rPr>
+    </w:lvl>
+    <w:lvl w:ilvl="5" w:tplc="A660589A">
+      <w:start w:val="1"/>
+      <w:numFmt w:val="bullet"/>
+      <w:lvlText w:val=""/>
+      <w:lvlJc w:val="left"/>
+      <w:pPr>
+        <w:ind w:left="4680" w:hanging="360"/>
+      </w:pPr>
+      <w:rPr>
+        <w:rFonts w:ascii="Wingdings" w:hAnsi="Wingdings" w:hint="default"/>
+      </w:rPr>
+    </w:lvl>
+    <w:lvl w:ilvl="6" w:tplc="998E872A">
+      <w:start w:val="1"/>
+      <w:numFmt w:val="bullet"/>
+      <w:lvlText w:val=""/>
+      <w:lvlJc w:val="left"/>
+      <w:pPr>
+        <w:ind w:left="5400" w:hanging="360"/>
+      </w:pPr>
+      <w:rPr>
+        <w:rFonts w:ascii="Symbol" w:hAnsi="Symbol" w:hint="default"/>
+      </w:rPr>
+    </w:lvl>
+    <w:lvl w:ilvl="7" w:tplc="FEF82658">
+      <w:start w:val="1"/>
+      <w:numFmt w:val="bullet"/>
+      <w:lvlText w:val="o"/>
+      <w:lvlJc w:val="left"/>
+      <w:pPr>
+        <w:ind w:left="6120" w:hanging="360"/>
+      </w:pPr>
+      <w:rPr>
+        <w:rFonts w:ascii="Courier New" w:hAnsi="Courier New" w:hint="default"/>
+      </w:rPr>
+    </w:lvl>
+    <w:lvl w:ilvl="8" w:tplc="5AB8A0BA">
+      <w:start w:val="1"/>
+      <w:numFmt w:val="bullet"/>
+      <w:lvlText w:val=""/>
+      <w:lvlJc w:val="left"/>
+      <w:pPr>
+        <w:ind w:left="6840" w:hanging="360"/>
+      </w:pPr>
+      <w:rPr>
+        <w:rFonts w:ascii="Wingdings" w:hAnsi="Wingdings" w:hint="default"/>
+      </w:rPr>
+    </w:lvl>
+  </w:abstractNum>
+  <w:abstractNum w:abstractNumId="41" w15:restartNumberingAfterBreak="0">
+    <w:nsid w:val="7C2C0654"/>
+    <w:multiLevelType w:val="hybridMultilevel"/>
+    <w:tmpl w:val="C0A2B560"/>
+    <w:lvl w:ilvl="0" w:tplc="04090001">
+      <w:start w:val="1"/>
+      <w:numFmt w:val="bullet"/>
+      <w:lvlText w:val=""/>
+      <w:lvlJc w:val="left"/>
+      <w:pPr>
+        <w:ind w:left="720" w:hanging="360"/>
+      </w:pPr>
+      <w:rPr>
+        <w:rFonts w:ascii="Symbol" w:hAnsi="Symbol" w:hint="default"/>
+      </w:rPr>
+    </w:lvl>
+    <w:lvl w:ilvl="1" w:tplc="04090003" w:tentative="1">
+      <w:start w:val="1"/>
+      <w:numFmt w:val="bullet"/>
+      <w:lvlText w:val="o"/>
+      <w:lvlJc w:val="left"/>
+      <w:pPr>
+        <w:ind w:left="1440" w:hanging="360"/>
+      </w:pPr>
+      <w:rPr>
+        <w:rFonts w:ascii="Courier New" w:hAnsi="Courier New" w:cs="Courier New" w:hint="default"/>
+      </w:rPr>
+    </w:lvl>
+    <w:lvl w:ilvl="2" w:tplc="04090005" w:tentative="1">
+      <w:start w:val="1"/>
+      <w:numFmt w:val="bullet"/>
+      <w:lvlText w:val=""/>
+      <w:lvlJc w:val="left"/>
+      <w:pPr>
+        <w:ind w:left="2160" w:hanging="360"/>
+      </w:pPr>
+      <w:rPr>
+        <w:rFonts w:ascii="Wingdings" w:hAnsi="Wingdings" w:hint="default"/>
+      </w:rPr>
+    </w:lvl>
+    <w:lvl w:ilvl="3" w:tplc="04090001" w:tentative="1">
+      <w:start w:val="1"/>
+      <w:numFmt w:val="bullet"/>
+      <w:lvlText w:val=""/>
+      <w:lvlJc w:val="left"/>
+      <w:pPr>
+        <w:ind w:left="2880" w:hanging="360"/>
+      </w:pPr>
+      <w:rPr>
+        <w:rFonts w:ascii="Symbol" w:hAnsi="Symbol" w:hint="default"/>
+      </w:rPr>
+    </w:lvl>
+    <w:lvl w:ilvl="4" w:tplc="04090003" w:tentative="1">
+      <w:start w:val="1"/>
+      <w:numFmt w:val="bullet"/>
+      <w:lvlText w:val="o"/>
+      <w:lvlJc w:val="left"/>
+      <w:pPr>
+        <w:ind w:left="3600" w:hanging="360"/>
+      </w:pPr>
+      <w:rPr>
+        <w:rFonts w:ascii="Courier New" w:hAnsi="Courier New" w:cs="Courier New" w:hint="default"/>
+      </w:rPr>
+    </w:lvl>
+    <w:lvl w:ilvl="5" w:tplc="04090005" w:tentative="1">
+      <w:start w:val="1"/>
+      <w:numFmt w:val="bullet"/>
+      <w:lvlText w:val=""/>
+      <w:lvlJc w:val="left"/>
+      <w:pPr>
+        <w:ind w:left="4320" w:hanging="360"/>
+      </w:pPr>
+      <w:rPr>
+        <w:rFonts w:ascii="Wingdings" w:hAnsi="Wingdings" w:hint="default"/>
+      </w:rPr>
+    </w:lvl>
+    <w:lvl w:ilvl="6" w:tplc="04090001" w:tentative="1">
+      <w:start w:val="1"/>
+      <w:numFmt w:val="bullet"/>
+      <w:lvlText w:val=""/>
+      <w:lvlJc w:val="left"/>
+      <w:pPr>
+        <w:ind w:left="5040" w:hanging="360"/>
+      </w:pPr>
+      <w:rPr>
+        <w:rFonts w:ascii="Symbol" w:hAnsi="Symbol" w:hint="default"/>
+      </w:rPr>
+    </w:lvl>
+    <w:lvl w:ilvl="7" w:tplc="04090003" w:tentative="1">
+      <w:start w:val="1"/>
+      <w:numFmt w:val="bullet"/>
+      <w:lvlText w:val="o"/>
+      <w:lvlJc w:val="left"/>
+      <w:pPr>
+        <w:ind w:left="5760" w:hanging="360"/>
+      </w:pPr>
+      <w:rPr>
+        <w:rFonts w:ascii="Courier New" w:hAnsi="Courier New" w:cs="Courier New" w:hint="default"/>
+      </w:rPr>
+    </w:lvl>
+    <w:lvl w:ilvl="8" w:tplc="04090005" w:tentative="1">
+      <w:start w:val="1"/>
+      <w:numFmt w:val="bullet"/>
+      <w:lvlText w:val=""/>
+      <w:lvlJc w:val="left"/>
+      <w:pPr>
+        <w:ind w:left="6480" w:hanging="360"/>
+      </w:pPr>
+      <w:rPr>
+        <w:rFonts w:ascii="Wingdings" w:hAnsi="Wingdings" w:hint="default"/>
+      </w:rPr>
+    </w:lvl>
+  </w:abstractNum>
+  <w:abstractNum w:abstractNumId="42" w15:restartNumberingAfterBreak="0">
+    <w:nsid w:val="7DC703AE"/>
+    <w:multiLevelType w:val="hybridMultilevel"/>
+    <w:tmpl w:val="C2FE2EEE"/>
+    <w:lvl w:ilvl="0" w:tplc="04090001">
+      <w:start w:val="1"/>
+      <w:numFmt w:val="bullet"/>
+      <w:lvlText w:val=""/>
+      <w:lvlJc w:val="left"/>
+      <w:pPr>
+        <w:ind w:left="720" w:hanging="360"/>
+      </w:pPr>
+      <w:rPr>
+        <w:rFonts w:ascii="Symbol" w:hAnsi="Symbol" w:hint="default"/>
+      </w:rPr>
+    </w:lvl>
+    <w:lvl w:ilvl="1" w:tplc="04090003" w:tentative="1">
+      <w:start w:val="1"/>
+      <w:numFmt w:val="bullet"/>
+      <w:lvlText w:val="o"/>
+      <w:lvlJc w:val="left"/>
+      <w:pPr>
+        <w:ind w:left="1440" w:hanging="360"/>
+      </w:pPr>
+      <w:rPr>
+        <w:rFonts w:ascii="Courier New" w:hAnsi="Courier New" w:cs="Courier New" w:hint="default"/>
+      </w:rPr>
+    </w:lvl>
+    <w:lvl w:ilvl="2" w:tplc="04090005" w:tentative="1">
+      <w:start w:val="1"/>
+      <w:numFmt w:val="bullet"/>
+      <w:lvlText w:val=""/>
+      <w:lvlJc w:val="left"/>
+      <w:pPr>
+        <w:ind w:left="2160" w:hanging="360"/>
+      </w:pPr>
+      <w:rPr>
+        <w:rFonts w:ascii="Wingdings" w:hAnsi="Wingdings" w:hint="default"/>
+      </w:rPr>
+    </w:lvl>
+    <w:lvl w:ilvl="3" w:tplc="04090001" w:tentative="1">
+      <w:start w:val="1"/>
+      <w:numFmt w:val="bullet"/>
+      <w:lvlText w:val=""/>
+      <w:lvlJc w:val="left"/>
+      <w:pPr>
+        <w:ind w:left="2880" w:hanging="360"/>
+      </w:pPr>
+      <w:rPr>
+        <w:rFonts w:ascii="Symbol" w:hAnsi="Symbol" w:hint="default"/>
+      </w:rPr>
+    </w:lvl>
+    <w:lvl w:ilvl="4" w:tplc="04090003" w:tentative="1">
+      <w:start w:val="1"/>
+      <w:numFmt w:val="bullet"/>
+      <w:lvlText w:val="o"/>
+      <w:lvlJc w:val="left"/>
+      <w:pPr>
+        <w:ind w:left="3600" w:hanging="360"/>
+      </w:pPr>
+      <w:rPr>
+        <w:rFonts w:ascii="Courier New" w:hAnsi="Courier New" w:cs="Courier New" w:hint="default"/>
+      </w:rPr>
+    </w:lvl>
+    <w:lvl w:ilvl="5" w:tplc="04090005" w:tentative="1">
+      <w:start w:val="1"/>
+      <w:numFmt w:val="bullet"/>
+      <w:lvlText w:val=""/>
+      <w:lvlJc w:val="left"/>
+      <w:pPr>
+        <w:ind w:left="4320" w:hanging="360"/>
+      </w:pPr>
+      <w:rPr>
+        <w:rFonts w:ascii="Wingdings" w:hAnsi="Wingdings" w:hint="default"/>
+      </w:rPr>
+    </w:lvl>
+    <w:lvl w:ilvl="6" w:tplc="04090001" w:tentative="1">
+      <w:start w:val="1"/>
+      <w:numFmt w:val="bullet"/>
+      <w:lvlText w:val=""/>
+      <w:lvlJc w:val="left"/>
+      <w:pPr>
+        <w:ind w:left="5040" w:hanging="360"/>
+      </w:pPr>
+      <w:rPr>
+        <w:rFonts w:ascii="Symbol" w:hAnsi="Symbol" w:hint="default"/>
+      </w:rPr>
+    </w:lvl>
+    <w:lvl w:ilvl="7" w:tplc="04090003" w:tentative="1">
+      <w:start w:val="1"/>
+      <w:numFmt w:val="bullet"/>
+      <w:lvlText w:val="o"/>
+      <w:lvlJc w:val="left"/>
+      <w:pPr>
+        <w:ind w:left="5760" w:hanging="360"/>
+      </w:pPr>
+      <w:rPr>
+        <w:rFonts w:ascii="Courier New" w:hAnsi="Courier New" w:cs="Courier New" w:hint="default"/>
+      </w:rPr>
+    </w:lvl>
+    <w:lvl w:ilvl="8" w:tplc="04090005" w:tentative="1">
+      <w:start w:val="1"/>
+      <w:numFmt w:val="bullet"/>
+      <w:lvlText w:val=""/>
+      <w:lvlJc w:val="left"/>
+      <w:pPr>
+        <w:ind w:left="6480" w:hanging="360"/>
+      </w:pPr>
+      <w:rPr>
+        <w:rFonts w:ascii="Wingdings" w:hAnsi="Wingdings" w:hint="default"/>
+      </w:rPr>
+    </w:lvl>
+  </w:abstractNum>
+  <w:num w:numId="1" w16cid:durableId="1212110890">
+    <w:abstractNumId w:val="40"/>
+  </w:num>
+  <w:num w:numId="2" w16cid:durableId="1135375024">
+    <w:abstractNumId w:val="26"/>
+  </w:num>
+  <w:num w:numId="3" w16cid:durableId="548954221">
+    <w:abstractNumId w:val="8"/>
+  </w:num>
+  <w:num w:numId="4" w16cid:durableId="684526009">
+    <w:abstractNumId w:val="1"/>
+  </w:num>
+  <w:num w:numId="5" w16cid:durableId="109209045">
+    <w:abstractNumId w:val="33"/>
+  </w:num>
+  <w:num w:numId="6" w16cid:durableId="395905286">
+    <w:abstractNumId w:val="5"/>
+  </w:num>
+  <w:num w:numId="7" w16cid:durableId="1697385277">
+    <w:abstractNumId w:val="4"/>
+  </w:num>
+  <w:num w:numId="8" w16cid:durableId="553859214">
+    <w:abstractNumId w:val="18"/>
+  </w:num>
+  <w:num w:numId="9" w16cid:durableId="1361977916">
+    <w:abstractNumId w:val="35"/>
+  </w:num>
+  <w:num w:numId="10" w16cid:durableId="888221664">
+    <w:abstractNumId w:val="10"/>
+  </w:num>
+  <w:num w:numId="11" w16cid:durableId="904686971">
+    <w:abstractNumId w:val="20"/>
+  </w:num>
+  <w:num w:numId="12" w16cid:durableId="878012777">
+    <w:abstractNumId w:val="9"/>
+  </w:num>
+  <w:num w:numId="13" w16cid:durableId="1416635989">
+    <w:abstractNumId w:val="24"/>
+  </w:num>
+  <w:num w:numId="14" w16cid:durableId="2086829351">
+    <w:abstractNumId w:val="19"/>
+  </w:num>
+  <w:num w:numId="15" w16cid:durableId="1078333574">
+    <w:abstractNumId w:val="12"/>
+  </w:num>
+  <w:num w:numId="16" w16cid:durableId="1253049380">
+    <w:abstractNumId w:val="15"/>
+  </w:num>
+  <w:num w:numId="17" w16cid:durableId="993291217">
+    <w:abstractNumId w:val="16"/>
+  </w:num>
+  <w:num w:numId="18" w16cid:durableId="424156627">
+    <w:abstractNumId w:val="3"/>
+  </w:num>
+  <w:num w:numId="19" w16cid:durableId="86509188">
+    <w:abstractNumId w:val="22"/>
+  </w:num>
+  <w:num w:numId="20" w16cid:durableId="1478838416">
+    <w:abstractNumId w:val="2"/>
+  </w:num>
+  <w:num w:numId="21" w16cid:durableId="2119252277">
+    <w:abstractNumId w:val="41"/>
+  </w:num>
+  <w:num w:numId="22" w16cid:durableId="1657103164">
+    <w:abstractNumId w:val="39"/>
+  </w:num>
+  <w:num w:numId="23" w16cid:durableId="1377894523">
+    <w:abstractNumId w:val="13"/>
+  </w:num>
+  <w:num w:numId="24" w16cid:durableId="569266271">
+    <w:abstractNumId w:val="11"/>
+  </w:num>
+  <w:num w:numId="25" w16cid:durableId="1559508291">
+    <w:abstractNumId w:val="6"/>
+  </w:num>
+  <w:num w:numId="26" w16cid:durableId="2102027312">
+    <w:abstractNumId w:val="32"/>
+  </w:num>
+  <w:num w:numId="27" w16cid:durableId="334498375">
+    <w:abstractNumId w:val="38"/>
+  </w:num>
+  <w:num w:numId="28" w16cid:durableId="556205345">
+    <w:abstractNumId w:val="42"/>
+  </w:num>
+  <w:num w:numId="29" w16cid:durableId="2113351591">
+    <w:abstractNumId w:val="37"/>
+  </w:num>
+  <w:num w:numId="30" w16cid:durableId="1679580630">
+    <w:abstractNumId w:val="14"/>
+  </w:num>
+  <w:num w:numId="31" w16cid:durableId="1294407403">
+    <w:abstractNumId w:val="36"/>
+  </w:num>
+  <w:num w:numId="32" w16cid:durableId="1725060734">
+    <w:abstractNumId w:val="30"/>
+  </w:num>
+  <w:num w:numId="33" w16cid:durableId="2052724301">
+    <w:abstractNumId w:val="17"/>
+  </w:num>
+  <w:num w:numId="34" w16cid:durableId="691885597">
+    <w:abstractNumId w:val="0"/>
+  </w:num>
+  <w:num w:numId="35" w16cid:durableId="1637225214">
+    <w:abstractNumId w:val="34"/>
+  </w:num>
+  <w:num w:numId="36" w16cid:durableId="1750300004">
+    <w:abstractNumId w:val="23"/>
+  </w:num>
+  <w:num w:numId="37" w16cid:durableId="1924021553">
+    <w:abstractNumId w:val="27"/>
+  </w:num>
+  <w:num w:numId="38" w16cid:durableId="329602892">
+    <w:abstractNumId w:val="25"/>
+  </w:num>
+  <w:num w:numId="39" w16cid:durableId="993415398">
+    <w:abstractNumId w:val="28"/>
+  </w:num>
+  <w:num w:numId="40" w16cid:durableId="921910302">
+    <w:abstractNumId w:val="21"/>
+  </w:num>
+  <w:num w:numId="41" w16cid:durableId="1967466600">
+    <w:abstractNumId w:val="29"/>
+  </w:num>
+  <w:num w:numId="42" w16cid:durableId="52167121">
+    <w:abstractNumId w:val="7"/>
+  </w:num>
+  <w:num w:numId="43" w16cid:durableId="1861508504">
+    <w:abstractNumId w:val="31"/>
+  </w:num>
+</w:numbering>
+</file>
+
 <file path=word/styles.xml><?xml version="1.0" encoding="utf-8"?>
 <w:styles xmlns:mc="http://schemas.openxmlformats.org/markup-compatibility/2006" xmlns:r="http://schemas.openxmlformats.org/officeDocument/2006/relationships" xmlns:w="http://schemas.openxmlformats.org/wordprocessingml/2006/main" xmlns:w14="http://schemas.microsoft.com/office/word/2010/wordml" xmlns:w15="http://schemas.microsoft.com/office/word/2012/wordml" xmlns:w16cex="http://schemas.microsoft.com/office/word/2018/wordml/cex" xmlns:w16cid="http://schemas.microsoft.com/office/word/2016/wordml/cid" xmlns:w16="http://schemas.microsoft.com/office/word/2018/wordml" xmlns:w16du="http://schemas.microsoft.com/office/word/2023/wordml/word16du" xmlns:w16sdtdh="http://schemas.microsoft.com/office/word/2020/wordml/sdtdatahash" xmlns:w16sdtfl="http://schemas.microsoft.com/office/word/2024/wordml/sdtformatlock" xmlns:w16se="http://schemas.microsoft.com/office/word/2015/wordml/symex" mc:Ignorable="w14 w15 w16se w16cid w16 w16cex w16sdtdh w16sdtfl w16du">
   <w:docDefaults>
     <w:rPrDefault>
       <w:rPr>
-        <w:rFonts w:asciiTheme="minorHAnsi" w:eastAsiaTheme="minorHAnsi" w:hAnsiTheme="minorHAnsi" w:cstheme="minorBidi"/>
-        <w:kern w:val="2"/>
-        <w:sz w:val="24"/>
-        <w:szCs w:val="24"/>
+        <w:rFonts w:ascii="Aptos" w:eastAsia="Aptos" w:hAnsi="Aptos" w:cs="Times New Roman"/>
         <w:lang w:val="en-US" w:eastAsia="en-US" w:bidi="ar-SA"/>
-        <w14:ligatures w14:val="standardContextual"/>
       </w:rPr>
     </w:rPrDefault>
-    <w:pPrDefault>
-      <w:pPr>
-        <w:spacing w:after="160" w:line="278" w:lineRule="auto"/>
-      </w:pPr>
-    </w:pPrDefault>
+    <w:pPrDefault/>
   </w:docDefaults>
   <w:latentStyles w:defLockedState="0" w:defUIPriority="99" w:defSemiHidden="0" w:defUnhideWhenUsed="0" w:defQFormat="0" w:count="376">
     <w:lsdException w:name="Normal" w:uiPriority="0" w:qFormat="1"/>
@@ -928,7 +5495,7 @@
     <w:lsdException w:name="Closing" w:semiHidden="1" w:unhideWhenUsed="1"/>
     <w:lsdException w:name="Signature" w:semiHidden="1" w:unhideWhenUsed="1"/>
     <w:lsdException w:name="Default Paragraph Font" w:semiHidden="1" w:uiPriority="1" w:unhideWhenUsed="1"/>
-    <w:lsdException w:name="Body Text" w:semiHidden="1" w:unhideWhenUsed="1"/>
+    <w:lsdException w:name="Body Text" w:semiHidden="1" w:uiPriority="1" w:unhideWhenUsed="1" w:qFormat="1"/>
     <w:lsdException w:name="Body Text Indent" w:semiHidden="1" w:unhideWhenUsed="1"/>
     <w:lsdException w:name="List Continue" w:semiHidden="1" w:unhideWhenUsed="1"/>
     <w:lsdException w:name="List Continue 2" w:semiHidden="1" w:unhideWhenUsed="1"/>
@@ -1242,15 +5809,15 @@
   <w:style w:type="paragraph" w:default="1" w:styleId="Normal">
     <w:name w:val="Normal"/>
     <w:qFormat/>
-    <w:rsid w:val="004D6459"/>
+    <w:rsid w:val="00E62EFA"/>
     <w:pPr>
-      <w:spacing w:line="259" w:lineRule="auto"/>
+      <w:spacing w:after="160" w:line="259" w:lineRule="auto"/>
     </w:pPr>
     <w:rPr>
-      <w:rFonts w:ascii="Aptos" w:eastAsia="Aptos" w:hAnsi="Aptos" w:cs="Times New Roman"/>
+      <w:rFonts w:ascii="Aptos" w:hAnsi="Aptos" w:eastAsia="Aptos" w:cs="Aptos"/>
+      <w:kern w:val="2"/>
       <w:sz w:val="22"/>
       <w:szCs w:val="22"/>
-      <w14:ligatures w14:val="none"/>
     </w:rPr>
   </w:style>
   <w:style w:type="paragraph" w:styleId="Heading1">
@@ -1260,19 +5827,18 @@
     <w:link w:val="Heading1Char"/>
     <w:uiPriority w:val="9"/>
     <w:qFormat/>
-    <w:rsid w:val="004D6459"/>
+    <w:rsid w:val="0075052C"/>
     <w:pPr>
       <w:keepNext/>
       <w:keepLines/>
-      <w:spacing w:before="360" w:after="80" w:line="278" w:lineRule="auto"/>
+      <w:spacing w:before="360" w:after="80" w:line="240" w:lineRule="auto"/>
       <w:outlineLvl w:val="0"/>
     </w:pPr>
     <w:rPr>
-      <w:rFonts w:asciiTheme="majorHAnsi" w:eastAsiaTheme="majorEastAsia" w:hAnsiTheme="majorHAnsi" w:cstheme="majorBidi"/>
-      <w:color w:val="0F4761" w:themeColor="accent1" w:themeShade="BF"/>
+      <w:rFonts w:ascii="Aptos Display" w:eastAsia="Times New Roman" w:hAnsi="Aptos Display"/>
+      <w:color w:val="0F4761"/>
       <w:sz w:val="40"/>
       <w:szCs w:val="40"/>
-      <w14:ligatures w14:val="standardContextual"/>
     </w:rPr>
   </w:style>
   <w:style w:type="paragraph" w:styleId="Heading2">
@@ -1284,19 +5850,18 @@
     <w:semiHidden/>
     <w:unhideWhenUsed/>
     <w:qFormat/>
-    <w:rsid w:val="004D6459"/>
+    <w:rsid w:val="0075052C"/>
     <w:pPr>
       <w:keepNext/>
       <w:keepLines/>
-      <w:spacing w:before="160" w:after="80" w:line="278" w:lineRule="auto"/>
+      <w:spacing w:before="160" w:after="80" w:line="240" w:lineRule="auto"/>
       <w:outlineLvl w:val="1"/>
     </w:pPr>
     <w:rPr>
-      <w:rFonts w:asciiTheme="majorHAnsi" w:eastAsiaTheme="majorEastAsia" w:hAnsiTheme="majorHAnsi" w:cstheme="majorBidi"/>
-      <w:color w:val="0F4761" w:themeColor="accent1" w:themeShade="BF"/>
-      <w:sz w:val="32"/>
+      <w:rFonts w:ascii="Aptos Display" w:eastAsia="Times New Roman" w:hAnsi="Aptos Display"/>
+      <w:color w:val="0F4761"/>
+      <w:sz w:val="40"/>
       <w:szCs w:val="32"/>
-      <w14:ligatures w14:val="standardContextual"/>
     </w:rPr>
   </w:style>
   <w:style w:type="paragraph" w:styleId="Heading3">
@@ -1308,19 +5873,18 @@
     <w:semiHidden/>
     <w:unhideWhenUsed/>
     <w:qFormat/>
-    <w:rsid w:val="004D6459"/>
+    <w:rsid w:val="0075052C"/>
     <w:pPr>
       <w:keepNext/>
       <w:keepLines/>
-      <w:spacing w:before="160" w:after="80" w:line="278" w:lineRule="auto"/>
+      <w:spacing w:before="160" w:after="80" w:line="240" w:lineRule="auto"/>
       <w:outlineLvl w:val="2"/>
     </w:pPr>
     <w:rPr>
-      <w:rFonts w:asciiTheme="minorHAnsi" w:eastAsiaTheme="majorEastAsia" w:hAnsiTheme="minorHAnsi" w:cstheme="majorBidi"/>
-      <w:color w:val="0F4761" w:themeColor="accent1" w:themeShade="BF"/>
-      <w:sz w:val="28"/>
+      <w:rFonts w:eastAsia="Times New Roman"/>
+      <w:color w:val="0F4761"/>
+      <w:sz w:val="40"/>
       <w:szCs w:val="28"/>
-      <w14:ligatures w14:val="standardContextual"/>
     </w:rPr>
   </w:style>
   <w:style w:type="paragraph" w:styleId="Heading4">
@@ -1332,21 +5896,20 @@
     <w:semiHidden/>
     <w:unhideWhenUsed/>
     <w:qFormat/>
-    <w:rsid w:val="004D6459"/>
+    <w:rsid w:val="0075052C"/>
     <w:pPr>
       <w:keepNext/>
       <w:keepLines/>
-      <w:spacing w:before="80" w:after="40" w:line="278" w:lineRule="auto"/>
+      <w:spacing w:before="80" w:after="40" w:line="240" w:lineRule="auto"/>
       <w:outlineLvl w:val="3"/>
     </w:pPr>
     <w:rPr>
-      <w:rFonts w:asciiTheme="minorHAnsi" w:eastAsiaTheme="majorEastAsia" w:hAnsiTheme="minorHAnsi" w:cstheme="majorBidi"/>
+      <w:rFonts w:eastAsia="Times New Roman"/>
       <w:i/>
       <w:iCs/>
-      <w:color w:val="0F4761" w:themeColor="accent1" w:themeShade="BF"/>
-      <w:sz w:val="24"/>
+      <w:color w:val="0F4761"/>
+      <w:sz w:val="40"/>
       <w:szCs w:val="24"/>
-      <w14:ligatures w14:val="standardContextual"/>
     </w:rPr>
   </w:style>
   <w:style w:type="paragraph" w:styleId="Heading5">
@@ -1358,19 +5921,18 @@
     <w:semiHidden/>
     <w:unhideWhenUsed/>
     <w:qFormat/>
-    <w:rsid w:val="004D6459"/>
+    <w:rsid w:val="0075052C"/>
     <w:pPr>
       <w:keepNext/>
       <w:keepLines/>
-      <w:spacing w:before="80" w:after="40" w:line="278" w:lineRule="auto"/>
+      <w:spacing w:before="80" w:after="40" w:line="240" w:lineRule="auto"/>
       <w:outlineLvl w:val="4"/>
     </w:pPr>
     <w:rPr>
-      <w:rFonts w:asciiTheme="minorHAnsi" w:eastAsiaTheme="majorEastAsia" w:hAnsiTheme="minorHAnsi" w:cstheme="majorBidi"/>
-      <w:color w:val="0F4761" w:themeColor="accent1" w:themeShade="BF"/>
-      <w:sz w:val="24"/>
+      <w:rFonts w:eastAsia="Times New Roman"/>
+      <w:color w:val="0F4761"/>
+      <w:sz w:val="40"/>
       <w:szCs w:val="24"/>
-      <w14:ligatures w14:val="standardContextual"/>
     </w:rPr>
   </w:style>
   <w:style w:type="paragraph" w:styleId="Heading6">
@@ -1382,21 +5944,20 @@
     <w:semiHidden/>
     <w:unhideWhenUsed/>
     <w:qFormat/>
-    <w:rsid w:val="004D6459"/>
+    <w:rsid w:val="0075052C"/>
     <w:pPr>
       <w:keepNext/>
       <w:keepLines/>
-      <w:spacing w:before="40" w:after="0" w:line="278" w:lineRule="auto"/>
+      <w:spacing w:before="40" w:after="0" w:line="240" w:lineRule="auto"/>
       <w:outlineLvl w:val="5"/>
     </w:pPr>
     <w:rPr>
-      <w:rFonts w:asciiTheme="minorHAnsi" w:eastAsiaTheme="majorEastAsia" w:hAnsiTheme="minorHAnsi" w:cstheme="majorBidi"/>
+      <w:rFonts w:eastAsia="Times New Roman"/>
       <w:i/>
       <w:iCs/>
-      <w:color w:val="595959" w:themeColor="text1" w:themeTint="A6"/>
-      <w:sz w:val="24"/>
+      <w:color w:val="595959"/>
+      <w:sz w:val="40"/>
       <w:szCs w:val="24"/>
-      <w14:ligatures w14:val="standardContextual"/>
     </w:rPr>
   </w:style>
   <w:style w:type="paragraph" w:styleId="Heading7">
@@ -1408,19 +5969,18 @@
     <w:semiHidden/>
     <w:unhideWhenUsed/>
     <w:qFormat/>
-    <w:rsid w:val="004D6459"/>
+    <w:rsid w:val="0075052C"/>
     <w:pPr>
       <w:keepNext/>
       <w:keepLines/>
-      <w:spacing w:before="40" w:after="0" w:line="278" w:lineRule="auto"/>
+      <w:spacing w:before="40" w:after="0" w:line="240" w:lineRule="auto"/>
       <w:outlineLvl w:val="6"/>
     </w:pPr>
     <w:rPr>
-      <w:rFonts w:asciiTheme="minorHAnsi" w:eastAsiaTheme="majorEastAsia" w:hAnsiTheme="minorHAnsi" w:cstheme="majorBidi"/>
-      <w:color w:val="595959" w:themeColor="text1" w:themeTint="A6"/>
-      <w:sz w:val="24"/>
+      <w:rFonts w:eastAsia="Times New Roman"/>
+      <w:color w:val="595959"/>
+      <w:sz w:val="40"/>
       <w:szCs w:val="24"/>
-      <w14:ligatures w14:val="standardContextual"/>
     </w:rPr>
   </w:style>
   <w:style w:type="paragraph" w:styleId="Heading8">
@@ -1432,21 +5992,20 @@
     <w:semiHidden/>
     <w:unhideWhenUsed/>
     <w:qFormat/>
-    <w:rsid w:val="004D6459"/>
+    <w:rsid w:val="0075052C"/>
     <w:pPr>
       <w:keepNext/>
       <w:keepLines/>
-      <w:spacing w:after="0" w:line="278" w:lineRule="auto"/>
+      <w:spacing w:after="0" w:line="240" w:lineRule="auto"/>
       <w:outlineLvl w:val="7"/>
     </w:pPr>
     <w:rPr>
-      <w:rFonts w:asciiTheme="minorHAnsi" w:eastAsiaTheme="majorEastAsia" w:hAnsiTheme="minorHAnsi" w:cstheme="majorBidi"/>
+      <w:rFonts w:eastAsia="Times New Roman"/>
       <w:i/>
       <w:iCs/>
-      <w:color w:val="272727" w:themeColor="text1" w:themeTint="D8"/>
-      <w:sz w:val="24"/>
+      <w:color w:val="272727"/>
+      <w:sz w:val="40"/>
       <w:szCs w:val="24"/>
-      <w14:ligatures w14:val="standardContextual"/>
     </w:rPr>
   </w:style>
   <w:style w:type="paragraph" w:styleId="Heading9">
@@ -1458,19 +6017,18 @@
     <w:semiHidden/>
     <w:unhideWhenUsed/>
     <w:qFormat/>
-    <w:rsid w:val="004D6459"/>
+    <w:rsid w:val="0075052C"/>
     <w:pPr>
       <w:keepNext/>
       <w:keepLines/>
-      <w:spacing w:after="0" w:line="278" w:lineRule="auto"/>
+      <w:spacing w:after="0" w:line="240" w:lineRule="auto"/>
       <w:outlineLvl w:val="8"/>
     </w:pPr>
     <w:rPr>
-      <w:rFonts w:asciiTheme="minorHAnsi" w:eastAsiaTheme="majorEastAsia" w:hAnsiTheme="minorHAnsi" w:cstheme="majorBidi"/>
-      <w:color w:val="272727" w:themeColor="text1" w:themeTint="D8"/>
-      <w:sz w:val="24"/>
+      <w:rFonts w:eastAsia="Times New Roman"/>
+      <w:color w:val="272727"/>
+      <w:sz w:val="40"/>
       <w:szCs w:val="24"/>
-      <w14:ligatures w14:val="standardContextual"/>
     </w:rPr>
   </w:style>
   <w:style w:type="character" w:default="1" w:styleId="DefaultParagraphFont">
@@ -1502,121 +6060,112 @@
   </w:style>
   <w:style w:type="character" w:customStyle="1" w:styleId="Heading1Char">
     <w:name w:val="Heading 1 Char"/>
-    <w:basedOn w:val="DefaultParagraphFont"/>
     <w:link w:val="Heading1"/>
     <w:uiPriority w:val="9"/>
-    <w:rsid w:val="004D6459"/>
+    <w:rsid w:val="0075052C"/>
     <w:rPr>
-      <w:rFonts w:asciiTheme="majorHAnsi" w:eastAsiaTheme="majorEastAsia" w:hAnsiTheme="majorHAnsi" w:cstheme="majorBidi"/>
-      <w:color w:val="0F4761" w:themeColor="accent1" w:themeShade="BF"/>
+      <w:rFonts w:ascii="Aptos Display" w:eastAsia="Times New Roman" w:hAnsi="Aptos Display" w:cs="Times New Roman"/>
+      <w:color w:val="0F4761"/>
       <w:sz w:val="40"/>
       <w:szCs w:val="40"/>
     </w:rPr>
   </w:style>
   <w:style w:type="character" w:customStyle="1" w:styleId="Heading2Char">
     <w:name w:val="Heading 2 Char"/>
-    <w:basedOn w:val="DefaultParagraphFont"/>
     <w:link w:val="Heading2"/>
     <w:uiPriority w:val="9"/>
     <w:semiHidden/>
-    <w:rsid w:val="004D6459"/>
+    <w:rsid w:val="0075052C"/>
     <w:rPr>
-      <w:rFonts w:asciiTheme="majorHAnsi" w:eastAsiaTheme="majorEastAsia" w:hAnsiTheme="majorHAnsi" w:cstheme="majorBidi"/>
-      <w:color w:val="0F4761" w:themeColor="accent1" w:themeShade="BF"/>
+      <w:rFonts w:ascii="Aptos Display" w:eastAsia="Times New Roman" w:hAnsi="Aptos Display" w:cs="Times New Roman"/>
+      <w:color w:val="0F4761"/>
       <w:sz w:val="32"/>
       <w:szCs w:val="32"/>
     </w:rPr>
   </w:style>
   <w:style w:type="character" w:customStyle="1" w:styleId="Heading3Char">
     <w:name w:val="Heading 3 Char"/>
-    <w:basedOn w:val="DefaultParagraphFont"/>
     <w:link w:val="Heading3"/>
     <w:uiPriority w:val="9"/>
     <w:semiHidden/>
-    <w:rsid w:val="004D6459"/>
+    <w:rsid w:val="0075052C"/>
     <w:rPr>
-      <w:rFonts w:eastAsiaTheme="majorEastAsia" w:cstheme="majorBidi"/>
-      <w:color w:val="0F4761" w:themeColor="accent1" w:themeShade="BF"/>
+      <w:rFonts w:eastAsia="Times New Roman" w:cs="Times New Roman"/>
+      <w:color w:val="0F4761"/>
       <w:sz w:val="28"/>
       <w:szCs w:val="28"/>
     </w:rPr>
   </w:style>
   <w:style w:type="character" w:customStyle="1" w:styleId="Heading4Char">
     <w:name w:val="Heading 4 Char"/>
-    <w:basedOn w:val="DefaultParagraphFont"/>
     <w:link w:val="Heading4"/>
     <w:uiPriority w:val="9"/>
     <w:semiHidden/>
-    <w:rsid w:val="004D6459"/>
+    <w:rsid w:val="0075052C"/>
     <w:rPr>
-      <w:rFonts w:eastAsiaTheme="majorEastAsia" w:cstheme="majorBidi"/>
+      <w:rFonts w:eastAsia="Times New Roman" w:cs="Times New Roman"/>
       <w:i/>
       <w:iCs/>
-      <w:color w:val="0F4761" w:themeColor="accent1" w:themeShade="BF"/>
+      <w:color w:val="0F4761"/>
     </w:rPr>
   </w:style>
   <w:style w:type="character" w:customStyle="1" w:styleId="Heading5Char">
     <w:name w:val="Heading 5 Char"/>
-    <w:basedOn w:val="DefaultParagraphFont"/>
     <w:link w:val="Heading5"/>
     <w:uiPriority w:val="9"/>
     <w:semiHidden/>
-    <w:rsid w:val="004D6459"/>
+    <w:rsid w:val="0075052C"/>
     <w:rPr>
-      <w:rFonts w:eastAsiaTheme="majorEastAsia" w:cstheme="majorBidi"/>
-      <w:color w:val="0F4761" w:themeColor="accent1" w:themeShade="BF"/>
+      <w:rFonts w:eastAsia="Times New Roman" w:cs="Times New Roman"/>
+      <w:color w:val="0F4761"/>
     </w:rPr>
   </w:style>
   <w:style w:type="character" w:customStyle="1" w:styleId="Heading6Char">
     <w:name w:val="Heading 6 Char"/>
-    <w:basedOn w:val="DefaultParagraphFont"/>
     <w:link w:val="Heading6"/>
     <w:uiPriority w:val="9"/>
     <w:semiHidden/>
-    <w:rsid w:val="004D6459"/>
+    <w:rsid w:val="0075052C"/>
     <w:rPr>
-      <w:rFonts w:eastAsiaTheme="majorEastAsia" w:cstheme="majorBidi"/>
+      <w:rFonts w:eastAsia="Times New Roman" w:cs="Times New Roman"/>
       <w:i/>
       <w:iCs/>
-      <w:color w:val="595959" w:themeColor="text1" w:themeTint="A6"/>
+      <w:color w:val="595959"/>
     </w:rPr>
   </w:style>
   <w:style w:type="character" w:customStyle="1" w:styleId="Heading7Char">
     <w:name w:val="Heading 7 Char"/>
-    <w:basedOn w:val="DefaultParagraphFont"/>
     <w:link w:val="Heading7"/>
     <w:uiPriority w:val="9"/>
     <w:semiHidden/>
-    <w:rsid w:val="004D6459"/>
+    <w:rsid w:val="0075052C"/>
     <w:rPr>
-      <w:rFonts w:eastAsiaTheme="majorEastAsia" w:cstheme="majorBidi"/>
-      <w:color w:val="595959" w:themeColor="text1" w:themeTint="A6"/>
+      <w:rFonts w:eastAsia="Times New Roman" w:cs="Times New Roman"/>
+      <w:color w:val="595959"/>
     </w:rPr>
   </w:style>
   <w:style w:type="character" w:customStyle="1" w:styleId="Heading8Char">
     <w:name w:val="Heading 8 Char"/>
-    <w:basedOn w:val="DefaultParagraphFont"/>
     <w:link w:val="Heading8"/>
     <w:uiPriority w:val="9"/>
     <w:semiHidden/>
-    <w:rsid w:val="004D6459"/>
+    <w:rsid w:val="0075052C"/>
     <w:rPr>
-      <w:rFonts w:eastAsiaTheme="majorEastAsia" w:cstheme="majorBidi"/>
+      <w:rFonts w:eastAsia="Times New Roman" w:cs="Times New Roman"/>
       <w:i/>
       <w:iCs/>
-      <w:color w:val="272727" w:themeColor="text1" w:themeTint="D8"/>
+      <w:color w:val="272727"/>
     </w:rPr>
   </w:style>
   <w:style w:type="character" w:customStyle="1" w:styleId="Heading9Char">
     <w:name w:val="Heading 9 Char"/>
-    <w:basedOn w:val="DefaultParagraphFont"/>
     <w:link w:val="Heading9"/>
     <w:uiPriority w:val="9"/>
     <w:semiHidden/>
-    <w:rsid w:val="004D6459"/>
+    <w:rsid w:val="0075052C"/>
     <w:rPr>
-      <w:rFonts w:eastAsiaTheme="majorEastAsia" w:cstheme="majorBidi"/>
-      <w:color w:val="272727" w:themeColor="text1" w:themeTint="D8"/>
+      <w:rFonts w:eastAsia="Times New Roman" w:cs="Times New Roman"/>
+      <w:color w:val="272727"/>
     </w:rPr>
   </w:style>
   <w:style w:type="paragraph" w:styleId="Title">
@@ -1626,28 +6175,26 @@
     <w:link w:val="TitleChar"/>
     <w:uiPriority w:val="10"/>
     <w:qFormat/>
-    <w:rsid w:val="004D6459"/>
+    <w:rsid w:val="0075052C"/>
     <w:pPr>
       <w:spacing w:after="80" w:line="240" w:lineRule="auto"/>
       <w:contextualSpacing/>
     </w:pPr>
     <w:rPr>
-      <w:rFonts w:asciiTheme="majorHAnsi" w:eastAsiaTheme="majorEastAsia" w:hAnsiTheme="majorHAnsi" w:cstheme="majorBidi"/>
+      <w:rFonts w:ascii="Aptos Display" w:eastAsia="Times New Roman" w:hAnsi="Aptos Display"/>
       <w:spacing w:val="-10"/>
       <w:kern w:val="28"/>
       <w:sz w:val="56"/>
       <w:szCs w:val="56"/>
-      <w14:ligatures w14:val="standardContextual"/>
     </w:rPr>
   </w:style>
   <w:style w:type="character" w:customStyle="1" w:styleId="TitleChar">
     <w:name w:val="Title Char"/>
-    <w:basedOn w:val="DefaultParagraphFont"/>
     <w:link w:val="Title"/>
     <w:uiPriority w:val="10"/>
-    <w:rsid w:val="004D6459"/>
+    <w:rsid w:val="0075052C"/>
     <w:rPr>
-      <w:rFonts w:asciiTheme="majorHAnsi" w:eastAsiaTheme="majorEastAsia" w:hAnsiTheme="majorHAnsi" w:cstheme="majorBidi"/>
+      <w:rFonts w:ascii="Aptos Display" w:eastAsia="Times New Roman" w:hAnsi="Aptos Display" w:cs="Times New Roman"/>
       <w:spacing w:val="-10"/>
       <w:kern w:val="28"/>
       <w:sz w:val="56"/>
@@ -1661,31 +6208,29 @@
     <w:link w:val="SubtitleChar"/>
     <w:uiPriority w:val="11"/>
     <w:qFormat/>
-    <w:rsid w:val="004D6459"/>
+    <w:rsid w:val="0075052C"/>
     <w:pPr>
       <w:numPr>
         <w:ilvl w:val="1"/>
       </w:numPr>
-      <w:spacing w:line="278" w:lineRule="auto"/>
+      <w:spacing w:line="240" w:lineRule="auto"/>
     </w:pPr>
     <w:rPr>
-      <w:rFonts w:asciiTheme="minorHAnsi" w:eastAsiaTheme="majorEastAsia" w:hAnsiTheme="minorHAnsi" w:cstheme="majorBidi"/>
-      <w:color w:val="595959" w:themeColor="text1" w:themeTint="A6"/>
+      <w:rFonts w:eastAsia="Times New Roman"/>
+      <w:color w:val="595959"/>
       <w:spacing w:val="15"/>
       <w:sz w:val="28"/>
       <w:szCs w:val="28"/>
-      <w14:ligatures w14:val="standardContextual"/>
     </w:rPr>
   </w:style>
   <w:style w:type="character" w:customStyle="1" w:styleId="SubtitleChar">
     <w:name w:val="Subtitle Char"/>
-    <w:basedOn w:val="DefaultParagraphFont"/>
     <w:link w:val="Subtitle"/>
     <w:uiPriority w:val="11"/>
-    <w:rsid w:val="004D6459"/>
+    <w:rsid w:val="0075052C"/>
     <w:rPr>
-      <w:rFonts w:eastAsiaTheme="majorEastAsia" w:cstheme="majorBidi"/>
-      <w:color w:val="595959" w:themeColor="text1" w:themeTint="A6"/>
+      <w:rFonts w:eastAsia="Times New Roman" w:cs="Times New Roman"/>
+      <w:color w:val="595959"/>
       <w:spacing w:val="15"/>
       <w:sz w:val="28"/>
       <w:szCs w:val="28"/>
@@ -1698,31 +6243,28 @@
     <w:link w:val="QuoteChar"/>
     <w:uiPriority w:val="29"/>
     <w:qFormat/>
-    <w:rsid w:val="004D6459"/>
+    <w:rsid w:val="0075052C"/>
     <w:pPr>
-      <w:spacing w:before="160" w:line="278" w:lineRule="auto"/>
+      <w:spacing w:before="160" w:line="240" w:lineRule="auto"/>
       <w:jc w:val="center"/>
     </w:pPr>
     <w:rPr>
-      <w:rFonts w:asciiTheme="minorHAnsi" w:eastAsiaTheme="minorHAnsi" w:hAnsiTheme="minorHAnsi" w:cstheme="minorBidi"/>
       <w:i/>
       <w:iCs/>
-      <w:color w:val="404040" w:themeColor="text1" w:themeTint="BF"/>
+      <w:color w:val="404040"/>
       <w:sz w:val="24"/>
       <w:szCs w:val="24"/>
-      <w14:ligatures w14:val="standardContextual"/>
     </w:rPr>
   </w:style>
   <w:style w:type="character" w:customStyle="1" w:styleId="QuoteChar">
     <w:name w:val="Quote Char"/>
-    <w:basedOn w:val="DefaultParagraphFont"/>
     <w:link w:val="Quote"/>
     <w:uiPriority w:val="29"/>
-    <w:rsid w:val="004D6459"/>
+    <w:rsid w:val="0075052C"/>
     <w:rPr>
       <w:i/>
       <w:iCs/>
-      <w:color w:val="404040" w:themeColor="text1" w:themeTint="BF"/>
+      <w:color w:val="404040"/>
     </w:rPr>
   </w:style>
   <w:style w:type="paragraph" w:styleId="ListParagraph">
@@ -1730,29 +6272,26 @@
     <w:basedOn w:val="Normal"/>
     <w:uiPriority w:val="34"/>
     <w:qFormat/>
-    <w:rsid w:val="004D6459"/>
+    <w:rsid w:val="0075052C"/>
     <w:pPr>
-      <w:spacing w:line="278" w:lineRule="auto"/>
+      <w:spacing w:after="0" w:line="240" w:lineRule="auto"/>
       <w:ind w:left="720"/>
       <w:contextualSpacing/>
     </w:pPr>
     <w:rPr>
-      <w:rFonts w:asciiTheme="minorHAnsi" w:eastAsiaTheme="minorHAnsi" w:hAnsiTheme="minorHAnsi" w:cstheme="minorBidi"/>
       <w:sz w:val="24"/>
       <w:szCs w:val="24"/>
-      <w14:ligatures w14:val="standardContextual"/>
     </w:rPr>
   </w:style>
   <w:style w:type="character" w:styleId="IntenseEmphasis">
     <w:name w:val="Intense Emphasis"/>
-    <w:basedOn w:val="DefaultParagraphFont"/>
     <w:uiPriority w:val="21"/>
     <w:qFormat/>
-    <w:rsid w:val="004D6459"/>
+    <w:rsid w:val="0075052C"/>
     <w:rPr>
       <w:i/>
       <w:iCs/>
-      <w:color w:val="0F4761" w:themeColor="accent1" w:themeShade="BF"/>
+      <w:color w:val="0F4761"/>
     </w:rPr>
   </w:style>
   <w:style w:type="paragraph" w:styleId="IntenseQuote">
@@ -1762,49 +6301,45 @@
     <w:link w:val="IntenseQuoteChar"/>
     <w:uiPriority w:val="30"/>
     <w:qFormat/>
-    <w:rsid w:val="004D6459"/>
+    <w:rsid w:val="0075052C"/>
     <w:pPr>
       <w:pBdr>
-        <w:top w:val="single" w:sz="4" w:space="10" w:color="0F4761" w:themeColor="accent1" w:themeShade="BF"/>
-        <w:bottom w:val="single" w:sz="4" w:space="10" w:color="0F4761" w:themeColor="accent1" w:themeShade="BF"/>
+        <w:top w:val="single" w:sz="4" w:space="10" w:color="0F4761"/>
+        <w:bottom w:val="single" w:sz="4" w:space="10" w:color="0F4761"/>
       </w:pBdr>
-      <w:spacing w:before="360" w:after="360" w:line="278" w:lineRule="auto"/>
+      <w:spacing w:before="360" w:after="360" w:line="240" w:lineRule="auto"/>
       <w:ind w:left="864" w:right="864"/>
       <w:jc w:val="center"/>
     </w:pPr>
     <w:rPr>
-      <w:rFonts w:asciiTheme="minorHAnsi" w:eastAsiaTheme="minorHAnsi" w:hAnsiTheme="minorHAnsi" w:cstheme="minorBidi"/>
       <w:i/>
       <w:iCs/>
-      <w:color w:val="0F4761" w:themeColor="accent1" w:themeShade="BF"/>
+      <w:color w:val="0F4761"/>
       <w:sz w:val="24"/>
       <w:szCs w:val="24"/>
-      <w14:ligatures w14:val="standardContextual"/>
     </w:rPr>
   </w:style>
   <w:style w:type="character" w:customStyle="1" w:styleId="IntenseQuoteChar">
     <w:name w:val="Intense Quote Char"/>
-    <w:basedOn w:val="DefaultParagraphFont"/>
     <w:link w:val="IntenseQuote"/>
     <w:uiPriority w:val="30"/>
-    <w:rsid w:val="004D6459"/>
+    <w:rsid w:val="0075052C"/>
     <w:rPr>
       <w:i/>
       <w:iCs/>
-      <w:color w:val="0F4761" w:themeColor="accent1" w:themeShade="BF"/>
+      <w:color w:val="0F4761"/>
     </w:rPr>
   </w:style>
   <w:style w:type="character" w:styleId="IntenseReference">
     <w:name w:val="Intense Reference"/>
-    <w:basedOn w:val="DefaultParagraphFont"/>
     <w:uiPriority w:val="32"/>
     <w:qFormat/>
-    <w:rsid w:val="004D6459"/>
+    <w:rsid w:val="0075052C"/>
     <w:rPr>
       <w:b/>
       <w:bCs/>
       <w:smallCaps/>
-      <w:color w:val="0F4761" w:themeColor="accent1" w:themeShade="BF"/>
+      <w:color w:val="0F4761"/>
       <w:spacing w:val="5"/>
     </w:rPr>
   </w:style>
@@ -1812,16 +6347,10 @@
     <w:name w:val="Table Grid"/>
     <w:basedOn w:val="TableNormal"/>
     <w:uiPriority w:val="39"/>
-    <w:rsid w:val="004D6459"/>
-    <w:pPr>
-      <w:spacing w:after="0" w:line="240" w:lineRule="auto"/>
-    </w:pPr>
+    <w:rsid w:val="00140231"/>
     <w:rPr>
-      <w:rFonts w:ascii="Aptos" w:eastAsia="Aptos" w:hAnsi="Aptos" w:cs="Times New Roman"/>
-      <w:kern w:val="0"/>
       <w:sz w:val="22"/>
       <w:szCs w:val="22"/>
-      <w14:ligatures w14:val="none"/>
     </w:rPr>
     <w:tblPr>
       <w:tblBorders>
@@ -1833,6 +6362,282 @@
         <w:insideV w:val="single" w:sz="4" w:space="0" w:color="auto"/>
       </w:tblBorders>
     </w:tblPr>
+  </w:style>
+  <w:style w:type="paragraph" w:styleId="NormalWeb">
+    <w:name w:val="Normal (Web)"/>
+    <w:basedOn w:val="Normal"/>
+    <w:uiPriority w:val="99"/>
+    <w:unhideWhenUsed/>
+    <w:rsid w:val="008F547F"/>
+    <w:pPr>
+      <w:spacing w:before="100" w:beforeAutospacing="1" w:after="100" w:afterAutospacing="1" w:line="240" w:lineRule="auto"/>
+    </w:pPr>
+    <w:rPr>
+      <w:rFonts w:ascii="Times New Roman" w:eastAsia="Times New Roman" w:hAnsi="Times New Roman"/>
+      <w:kern w:val="0"/>
+      <w:sz w:val="24"/>
+      <w:szCs w:val="24"/>
+    </w:rPr>
+  </w:style>
+  <w:style w:type="character" w:styleId="CommentReference">
+    <w:name w:val="annotation reference"/>
+    <w:uiPriority w:val="99"/>
+    <w:semiHidden/>
+    <w:unhideWhenUsed/>
+    <w:rsid w:val="008F547F"/>
+    <w:rPr>
+      <w:sz w:val="16"/>
+      <w:szCs w:val="16"/>
+    </w:rPr>
+  </w:style>
+  <w:style w:type="character" w:styleId="Hyperlink">
+    <w:name w:val="Hyperlink"/>
+    <w:basedOn w:val="DefaultParagraphFont"/>
+    <w:uiPriority w:val="99"/>
+    <w:unhideWhenUsed/>
+    <w:rsid w:val="005C4E72"/>
+    <w:rPr>
+      <w:color w:val="467886" w:themeColor="hyperlink"/>
+      <w:u w:val="single"/>
+    </w:rPr>
+  </w:style>
+  <w:style w:type="character" w:customStyle="1" w:styleId="UnresolvedMention1">
+    <w:name w:val="Unresolved Mention1"/>
+    <w:basedOn w:val="DefaultParagraphFont"/>
+    <w:uiPriority w:val="99"/>
+    <w:semiHidden/>
+    <w:unhideWhenUsed/>
+    <w:rsid w:val="005C4E72"/>
+    <w:rPr>
+      <w:color w:val="605E5C"/>
+      <w:shd w:val="clear" w:color="auto" w:fill="E1DFDD"/>
+    </w:rPr>
+  </w:style>
+  <w:style w:type="character" w:customStyle="1" w:styleId="apple-converted-space">
+    <w:name w:val="apple-converted-space"/>
+    <w:basedOn w:val="DefaultParagraphFont"/>
+    <w:rsid w:val="007026D9"/>
+  </w:style>
+  <w:style w:type="paragraph" w:styleId="CommentText">
+    <w:name w:val="annotation text"/>
+    <w:basedOn w:val="Normal"/>
+    <w:link w:val="CommentTextChar"/>
+    <w:uiPriority w:val="99"/>
+    <w:unhideWhenUsed/>
+    <w:pPr>
+      <w:spacing w:line="240" w:lineRule="auto"/>
+    </w:pPr>
+    <w:rPr>
+      <w:sz w:val="20"/>
+      <w:szCs w:val="20"/>
+    </w:rPr>
+  </w:style>
+  <w:style w:type="character" w:customStyle="1" w:styleId="CommentTextChar">
+    <w:name w:val="Comment Text Char"/>
+    <w:basedOn w:val="DefaultParagraphFont"/>
+    <w:link w:val="CommentText"/>
+    <w:uiPriority w:val="99"/>
+    <w:rPr>
+      <w:kern w:val="2"/>
+    </w:rPr>
+  </w:style>
+  <w:style w:type="paragraph" w:styleId="Revision">
+    <w:name w:val="Revision"/>
+    <w:hidden/>
+    <w:uiPriority w:val="99"/>
+    <w:semiHidden/>
+    <w:rsid w:val="0081316A"/>
+    <w:rPr>
+      <w:kern w:val="2"/>
+      <w:sz w:val="22"/>
+      <w:szCs w:val="22"/>
+    </w:rPr>
+  </w:style>
+  <w:style w:type="paragraph" w:styleId="NoSpacing">
+    <w:name w:val="No Spacing"/>
+    <w:link w:val="NoSpacingChar"/>
+    <w:uiPriority w:val="1"/>
+    <w:qFormat/>
+    <w:rsid w:val="001C4135"/>
+    <w:rPr>
+      <w:rFonts w:asciiTheme="minorHAnsi" w:eastAsiaTheme="minorEastAsia" w:hAnsiTheme="minorHAnsi" w:cstheme="minorBidi"/>
+      <w:sz w:val="22"/>
+      <w:szCs w:val="22"/>
+      <w:lang w:eastAsia="zh-CN"/>
+    </w:rPr>
+  </w:style>
+  <w:style w:type="character" w:customStyle="1" w:styleId="NoSpacingChar">
+    <w:name w:val="No Spacing Char"/>
+    <w:basedOn w:val="DefaultParagraphFont"/>
+    <w:link w:val="NoSpacing"/>
+    <w:uiPriority w:val="1"/>
+    <w:rsid w:val="001C4135"/>
+    <w:rPr>
+      <w:rFonts w:asciiTheme="minorHAnsi" w:eastAsiaTheme="minorEastAsia" w:hAnsiTheme="minorHAnsi" w:cstheme="minorBidi"/>
+      <w:sz w:val="22"/>
+      <w:szCs w:val="22"/>
+      <w:lang w:eastAsia="zh-CN"/>
+    </w:rPr>
+  </w:style>
+  <w:style w:type="paragraph" w:styleId="BodyText">
+    <w:name w:val="Body Text"/>
+    <w:basedOn w:val="Normal"/>
+    <w:link w:val="BodyTextChar"/>
+    <w:uiPriority w:val="1"/>
+    <w:qFormat/>
+    <w:rsid w:val="0035308B"/>
+    <w:pPr>
+      <w:widowControl w:val="0"/>
+      <w:autoSpaceDE w:val="0"/>
+      <w:autoSpaceDN w:val="0"/>
+      <w:spacing w:after="0" w:line="240" w:lineRule="auto"/>
+    </w:pPr>
+    <w:rPr>
+      <w:rFonts w:ascii="Calibri" w:eastAsia="Calibri" w:hAnsi="Calibri" w:cs="Calibri"/>
+      <w:b/>
+      <w:bCs/>
+      <w:kern w:val="0"/>
+      <w:lang w:bidi="en-US"/>
+    </w:rPr>
+  </w:style>
+  <w:style w:type="character" w:customStyle="1" w:styleId="BodyTextChar">
+    <w:name w:val="Body Text Char"/>
+    <w:basedOn w:val="DefaultParagraphFont"/>
+    <w:link w:val="BodyText"/>
+    <w:uiPriority w:val="1"/>
+    <w:rsid w:val="0035308B"/>
+    <w:rPr>
+      <w:rFonts w:ascii="Calibri" w:eastAsia="Calibri" w:hAnsi="Calibri" w:cs="Calibri"/>
+      <w:b/>
+      <w:bCs/>
+      <w:sz w:val="22"/>
+      <w:szCs w:val="22"/>
+      <w:lang w:bidi="en-US"/>
+    </w:rPr>
+  </w:style>
+  <w:style w:type="paragraph" w:styleId="CommentSubject">
+    <w:name w:val="annotation subject"/>
+    <w:basedOn w:val="CommentText"/>
+    <w:next w:val="CommentText"/>
+    <w:link w:val="CommentSubjectChar"/>
+    <w:uiPriority w:val="99"/>
+    <w:semiHidden/>
+    <w:unhideWhenUsed/>
+    <w:rsid w:val="00140073"/>
+    <w:rPr>
+      <w:b/>
+      <w:bCs/>
+    </w:rPr>
+  </w:style>
+  <w:style w:type="character" w:customStyle="1" w:styleId="CommentSubjectChar">
+    <w:name w:val="Comment Subject Char"/>
+    <w:basedOn w:val="CommentTextChar"/>
+    <w:link w:val="CommentSubject"/>
+    <w:uiPriority w:val="99"/>
+    <w:semiHidden/>
+    <w:rsid w:val="00140073"/>
+    <w:rPr>
+      <w:b/>
+      <w:bCs/>
+      <w:kern w:val="2"/>
+    </w:rPr>
+  </w:style>
+  <w:style w:type="paragraph" w:styleId="BalloonText">
+    <w:name w:val="Balloon Text"/>
+    <w:basedOn w:val="Normal"/>
+    <w:link w:val="BalloonTextChar"/>
+    <w:uiPriority w:val="99"/>
+    <w:semiHidden/>
+    <w:unhideWhenUsed/>
+    <w:rsid w:val="00612E01"/>
+    <w:pPr>
+      <w:spacing w:after="0" w:line="240" w:lineRule="auto"/>
+    </w:pPr>
+    <w:rPr>
+      <w:rFonts w:ascii="Tahoma" w:hAnsi="Tahoma" w:cs="Tahoma"/>
+      <w:sz w:val="16"/>
+      <w:szCs w:val="16"/>
+    </w:rPr>
+  </w:style>
+  <w:style w:type="character" w:customStyle="1" w:styleId="BalloonTextChar">
+    <w:name w:val="Balloon Text Char"/>
+    <w:basedOn w:val="DefaultParagraphFont"/>
+    <w:link w:val="BalloonText"/>
+    <w:uiPriority w:val="99"/>
+    <w:semiHidden/>
+    <w:rsid w:val="00612E01"/>
+    <w:rPr>
+      <w:rFonts w:ascii="Tahoma" w:hAnsi="Tahoma" w:cs="Tahoma"/>
+      <w:kern w:val="2"/>
+      <w:sz w:val="16"/>
+      <w:szCs w:val="16"/>
+    </w:rPr>
+  </w:style>
+  <w:style w:type="paragraph" w:styleId="Header">
+    <w:name w:val="header"/>
+    <w:basedOn w:val="Normal"/>
+    <w:link w:val="HeaderChar"/>
+    <w:uiPriority w:val="99"/>
+    <w:unhideWhenUsed/>
+    <w:rsid w:val="00040B48"/>
+    <w:pPr>
+      <w:tabs>
+        <w:tab w:val="center" w:pos="4513"/>
+        <w:tab w:val="right" w:pos="9026"/>
+      </w:tabs>
+      <w:spacing w:after="0" w:line="240" w:lineRule="auto"/>
+    </w:pPr>
+  </w:style>
+  <w:style w:type="character" w:customStyle="1" w:styleId="HeaderChar">
+    <w:name w:val="Header Char"/>
+    <w:basedOn w:val="DefaultParagraphFont"/>
+    <w:link w:val="Header"/>
+    <w:uiPriority w:val="99"/>
+    <w:rsid w:val="00040B48"/>
+    <w:rPr>
+      <w:kern w:val="2"/>
+      <w:sz w:val="22"/>
+      <w:szCs w:val="22"/>
+    </w:rPr>
+  </w:style>
+  <w:style w:type="paragraph" w:styleId="Footer">
+    <w:name w:val="footer"/>
+    <w:basedOn w:val="Normal"/>
+    <w:link w:val="FooterChar"/>
+    <w:uiPriority w:val="99"/>
+    <w:unhideWhenUsed/>
+    <w:rsid w:val="00040B48"/>
+    <w:pPr>
+      <w:tabs>
+        <w:tab w:val="center" w:pos="4513"/>
+        <w:tab w:val="right" w:pos="9026"/>
+      </w:tabs>
+      <w:spacing w:after="0" w:line="240" w:lineRule="auto"/>
+    </w:pPr>
+  </w:style>
+  <w:style w:type="character" w:customStyle="1" w:styleId="FooterChar">
+    <w:name w:val="Footer Char"/>
+    <w:basedOn w:val="DefaultParagraphFont"/>
+    <w:link w:val="Footer"/>
+    <w:uiPriority w:val="99"/>
+    <w:rsid w:val="00040B48"/>
+    <w:rPr>
+      <w:kern w:val="2"/>
+      <w:sz w:val="22"/>
+      <w:szCs w:val="22"/>
+    </w:rPr>
+  </w:style>
+  <w:style w:type="character" w:styleId="UnresolvedMention">
+    <w:name w:val="Unresolved Mention"/>
+    <w:basedOn w:val="DefaultParagraphFont"/>
+    <w:uiPriority w:val="99"/>
+    <w:semiHidden/>
+    <w:unhideWhenUsed/>
+    <w:rsid w:val="00E11E3E"/>
+    <w:rPr>
+      <w:color w:val="605E5C"/>
+      <w:shd w:val="clear" w:color="auto" w:fill="E1DFDD"/>
+    </w:rPr>
   </w:style>
 </w:styles>
 </file>
